--- a/lessons/2-4/downloads/2-4-notes.docx
+++ b/lessons/2-4/downloads/2-4-notes.docx
@@ -363,6 +363,610 @@
         <w:rPr>
           <w:b/>
           <w:bCs/>
+          <w:color w:val="1FA6A2"/>
+          <w:sz w:val="26"/>
+          <w:szCs w:val="26"/>
+        </w:rPr>
+        <w:t xml:space="preserve">Turn &amp; Talk — Discussion Points  (Level 1 support · Level 2)</w:t>
+      </w:r>
+    </w:p>
+    <w:p>
+      <w:pPr>
+        <w:spacing w:after="60"/>
+      </w:pPr>
+      <w:r>
+        <w:rPr>
+          <w:i/>
+          <w:iCs/>
+          <w:color w:val="5F6F80"/>
+          <w:sz w:val="19"/>
+          <w:szCs w:val="19"/>
+        </w:rPr>
+        <w:t xml:space="preserve">Talk with a partner. Use the Level 1 stems if you need help getting started; try the Level 2 question when you are ready for more.</w:t>
+      </w:r>
+    </w:p>
+    <w:p>
+      <w:pPr>
+        <w:spacing w:after="60"/>
+      </w:pPr>
+      <w:r>
+        <w:rPr>
+          <w:b/>
+          <w:bCs/>
+          <w:color w:val="12355B"/>
+          <w:sz w:val="21"/>
+          <w:szCs w:val="21"/>
+        </w:rPr>
+        <w:t xml:space="preserve">1. [Launch] </w:t>
+      </w:r>
+      <w:r>
+        <w:rPr>
+          <w:b/>
+          <w:bCs/>
+          <w:sz w:val="21"/>
+          <w:szCs w:val="21"/>
+        </w:rPr>
+        <w:t xml:space="preserve">Agent Chen maps a 3 1/2-mile route divided into 1/4-mile segments. Why can't she just divide 3 1/2 by 1/4 while it is still a mixed number?</w:t>
+      </w:r>
+    </w:p>
+    <w:p>
+      <w:pPr>
+        <w:spacing w:after="60"/>
+      </w:pPr>
+      <w:r>
+        <w:rPr>
+          <w:b/>
+          <w:bCs/>
+          <w:color w:val="1FA6A2"/>
+          <w:sz w:val="20"/>
+          <w:szCs w:val="20"/>
+        </w:rPr>
+        <w:t xml:space="preserve">Level 1 — Start here: </w:t>
+      </w:r>
+      <w:r>
+        <w:rPr>
+          <w:sz w:val="20"/>
+          <w:szCs w:val="20"/>
+        </w:rPr>
+        <w:t xml:space="preserve">A mixed number must first become an improper fraction so I can flip and multiply.</w:t>
+      </w:r>
+    </w:p>
+    <w:p>
+      <w:pPr>
+        <w:spacing w:after="60"/>
+      </w:pPr>
+      <w:r>
+        <w:rPr>
+          <w:sz w:val="21"/>
+          <w:szCs w:val="21"/>
+        </w:rPr>
+        <w:t xml:space="preserve">I cannot divide yet because 3 1/2 is a ___ and I need an ___.</w:t>
+      </w:r>
+      <w:r>
+        <w:rPr>
+          <w:i/>
+          <w:iCs/>
+          <w:color w:val="5F6F80"/>
+          <w:sz w:val="19"/>
+          <w:szCs w:val="19"/>
+        </w:rPr>
+        <w:br/>
+        <w:t xml:space="preserve">
+No puedo dividir todavía porque 3 1/2 es un ___ y necesito una ___.</w:t>
+      </w:r>
+    </w:p>
+    <w:p>
+      <w:pPr>
+        <w:spacing w:after="60"/>
+      </w:pPr>
+      <w:r>
+        <w:rPr>
+          <w:sz w:val="21"/>
+          <w:szCs w:val="21"/>
+        </w:rPr>
+        <w:t xml:space="preserve">First I must convert 3 1/2 into ___.</w:t>
+      </w:r>
+      <w:r>
+        <w:rPr>
+          <w:i/>
+          <w:iCs/>
+          <w:color w:val="5F6F80"/>
+          <w:sz w:val="19"/>
+          <w:szCs w:val="19"/>
+        </w:rPr>
+        <w:br/>
+        <w:t xml:space="preserve">
+Primero debo convertir 3 1/2 en ___.</w:t>
+      </w:r>
+    </w:p>
+    <w:p>
+      <w:pPr>
+        <w:spacing w:after="60"/>
+      </w:pPr>
+      <w:r>
+        <w:rPr>
+          <w:b/>
+          <w:bCs/>
+          <w:color w:val="12355B"/>
+          <w:sz w:val="20"/>
+          <w:szCs w:val="20"/>
+        </w:rPr>
+        <w:t xml:space="preserve">Word bank: </w:t>
+      </w:r>
+      <w:r>
+        <w:rPr>
+          <w:color w:val="1FA6A2"/>
+          <w:sz w:val="20"/>
+          <w:szCs w:val="20"/>
+        </w:rPr>
+        <w:t xml:space="preserve">mixed number, improper fraction, convert</w:t>
+      </w:r>
+    </w:p>
+    <w:p>
+      <w:pPr>
+        <w:spacing w:after="60"/>
+      </w:pPr>
+      <w:r>
+        <w:rPr>
+          <w:b/>
+          <w:bCs/>
+          <w:color w:val="12355B"/>
+          <w:sz w:val="19"/>
+          <w:szCs w:val="19"/>
+        </w:rPr>
+        <w:t xml:space="preserve">Listen for: </w:t>
+      </w:r>
+      <w:r>
+        <w:rPr>
+          <w:i/>
+          <w:iCs/>
+          <w:color w:val="5F6F80"/>
+          <w:sz w:val="19"/>
+          <w:szCs w:val="19"/>
+        </w:rPr>
+        <w:t xml:space="preserve">Students explain that the mixed number must be converted to an improper fraction (7/2) before applying Keep, Change, Flip.</w:t>
+      </w:r>
+    </w:p>
+    <w:p>
+      <w:pPr>
+        <w:spacing w:after="60"/>
+      </w:pPr>
+      <w:r>
+        <w:rPr>
+          <w:b/>
+          <w:bCs/>
+          <w:color w:val="9A6B12"/>
+          <w:sz w:val="20"/>
+          <w:szCs w:val="20"/>
+        </w:rPr>
+        <w:t xml:space="preserve">Level 2: </w:t>
+      </w:r>
+      <w:r>
+        <w:rPr>
+          <w:sz w:val="20"/>
+          <w:szCs w:val="20"/>
+        </w:rPr>
+        <w:t xml:space="preserve">Estimate the number of segments first. Is your estimate close to 14? Justify using the route length and segment size.</w:t>
+      </w:r>
+    </w:p>
+    <w:p>
+      <w:pPr>
+        <w:spacing w:after="60"/>
+        <w:ind w:left="360"/>
+      </w:pPr>
+      <w:r>
+        <w:rPr>
+          <w:sz w:val="20"/>
+          <w:szCs w:val="20"/>
+        </w:rPr>
+        <w:t xml:space="preserve">• I estimate about ___ segments because ___.</w:t>
+      </w:r>
+    </w:p>
+    <w:p>
+      <w:pPr>
+        <w:spacing w:after="60"/>
+        <w:ind w:left="360"/>
+      </w:pPr>
+      <w:r>
+        <w:rPr>
+          <w:sz w:val="20"/>
+          <w:szCs w:val="20"/>
+        </w:rPr>
+        <w:t xml:space="preserve">• Each mile holds ___ quarter-mile segments, so ___.</w:t>
+      </w:r>
+    </w:p>
+    <w:p>
+      <w:pPr>
+        <w:spacing w:after="60"/>
+      </w:pPr>
+      <w:r>
+        <w:rPr>
+          <w:b/>
+          <w:bCs/>
+          <w:color w:val="12355B"/>
+          <w:sz w:val="21"/>
+          <w:szCs w:val="21"/>
+        </w:rPr>
+        <w:t xml:space="preserve">2. [Explore] </w:t>
+      </w:r>
+      <w:r>
+        <w:rPr>
+          <w:b/>
+          <w:bCs/>
+          <w:sz w:val="21"/>
+          <w:szCs w:val="21"/>
+        </w:rPr>
+        <w:t xml:space="preserve">Walk your partner through how you changed the mixed numbers before dividing.</w:t>
+      </w:r>
+    </w:p>
+    <w:p>
+      <w:pPr>
+        <w:spacing w:after="60"/>
+      </w:pPr>
+      <w:r>
+        <w:rPr>
+          <w:b/>
+          <w:bCs/>
+          <w:color w:val="1FA6A2"/>
+          <w:sz w:val="20"/>
+          <w:szCs w:val="20"/>
+        </w:rPr>
+        <w:t xml:space="preserve">Level 1 — Start here: </w:t>
+      </w:r>
+      <w:r>
+        <w:rPr>
+          <w:sz w:val="20"/>
+          <w:szCs w:val="20"/>
+        </w:rPr>
+        <w:t xml:space="preserve">I converted each mixed number to an improper fraction, then used Keep, Change, Flip.</w:t>
+      </w:r>
+    </w:p>
+    <w:p>
+      <w:pPr>
+        <w:spacing w:after="60"/>
+      </w:pPr>
+      <w:r>
+        <w:rPr>
+          <w:sz w:val="21"/>
+          <w:szCs w:val="21"/>
+        </w:rPr>
+        <w:t xml:space="preserve">First I converted ___ into the improper fraction ___.</w:t>
+      </w:r>
+      <w:r>
+        <w:rPr>
+          <w:i/>
+          <w:iCs/>
+          <w:color w:val="5F6F80"/>
+          <w:sz w:val="19"/>
+          <w:szCs w:val="19"/>
+        </w:rPr>
+        <w:br/>
+        <w:t xml:space="preserve">
+Primero convertí ___ en la fracción impropia ___.</w:t>
+      </w:r>
+    </w:p>
+    <w:p>
+      <w:pPr>
+        <w:spacing w:after="60"/>
+      </w:pPr>
+      <w:r>
+        <w:rPr>
+          <w:sz w:val="21"/>
+          <w:szCs w:val="21"/>
+        </w:rPr>
+        <w:t xml:space="preserve">Then I flipped the divisor and got the quotient ___.</w:t>
+      </w:r>
+      <w:r>
+        <w:rPr>
+          <w:i/>
+          <w:iCs/>
+          <w:color w:val="5F6F80"/>
+          <w:sz w:val="19"/>
+          <w:szCs w:val="19"/>
+        </w:rPr>
+        <w:br/>
+        <w:t xml:space="preserve">
+Luego volteé el divisor y obtuve el cociente ___.</w:t>
+      </w:r>
+    </w:p>
+    <w:p>
+      <w:pPr>
+        <w:spacing w:after="60"/>
+      </w:pPr>
+      <w:r>
+        <w:rPr>
+          <w:b/>
+          <w:bCs/>
+          <w:color w:val="12355B"/>
+          <w:sz w:val="20"/>
+          <w:szCs w:val="20"/>
+        </w:rPr>
+        <w:t xml:space="preserve">Word bank: </w:t>
+      </w:r>
+      <w:r>
+        <w:rPr>
+          <w:color w:val="1FA6A2"/>
+          <w:sz w:val="20"/>
+          <w:szCs w:val="20"/>
+        </w:rPr>
+        <w:t xml:space="preserve">mixed number, improper fraction, reciprocal, simplify</w:t>
+      </w:r>
+    </w:p>
+    <w:p>
+      <w:pPr>
+        <w:spacing w:after="60"/>
+      </w:pPr>
+      <w:r>
+        <w:rPr>
+          <w:b/>
+          <w:bCs/>
+          <w:color w:val="12355B"/>
+          <w:sz w:val="19"/>
+          <w:szCs w:val="19"/>
+        </w:rPr>
+        <w:t xml:space="preserve">Listen for: </w:t>
+      </w:r>
+      <w:r>
+        <w:rPr>
+          <w:i/>
+          <w:iCs/>
+          <w:color w:val="5F6F80"/>
+          <w:sz w:val="19"/>
+          <w:szCs w:val="19"/>
+        </w:rPr>
+        <w:t xml:space="preserve">Students correctly convert (multiply whole by denominator, add numerator) before flipping the divisor and simplifying.</w:t>
+      </w:r>
+    </w:p>
+    <w:p>
+      <w:pPr>
+        <w:spacing w:after="60"/>
+      </w:pPr>
+      <w:r>
+        <w:rPr>
+          <w:b/>
+          <w:bCs/>
+          <w:color w:val="9A6B12"/>
+          <w:sz w:val="20"/>
+          <w:szCs w:val="20"/>
+        </w:rPr>
+        <w:t xml:space="preserve">Level 2: </w:t>
+      </w:r>
+      <w:r>
+        <w:rPr>
+          <w:sz w:val="20"/>
+          <w:szCs w:val="20"/>
+        </w:rPr>
+        <w:t xml:space="preserve">A student converted 2 1/3 to 6/3 instead of 7/3. Critique exactly what step they skipped.</w:t>
+      </w:r>
+    </w:p>
+    <w:p>
+      <w:pPr>
+        <w:spacing w:after="60"/>
+        <w:ind w:left="360"/>
+      </w:pPr>
+      <w:r>
+        <w:rPr>
+          <w:sz w:val="20"/>
+          <w:szCs w:val="20"/>
+        </w:rPr>
+        <w:t xml:space="preserve">• The student forgot to ___.</w:t>
+      </w:r>
+    </w:p>
+    <w:p>
+      <w:pPr>
+        <w:spacing w:after="60"/>
+        <w:ind w:left="360"/>
+      </w:pPr>
+      <w:r>
+        <w:rPr>
+          <w:sz w:val="20"/>
+          <w:szCs w:val="20"/>
+        </w:rPr>
+        <w:t xml:space="preserve">• The correct improper fraction is ___ because ___.</w:t>
+      </w:r>
+    </w:p>
+    <w:p>
+      <w:pPr>
+        <w:spacing w:after="60"/>
+      </w:pPr>
+      <w:r>
+        <w:rPr>
+          <w:b/>
+          <w:bCs/>
+          <w:color w:val="12355B"/>
+          <w:sz w:val="21"/>
+          <w:szCs w:val="21"/>
+        </w:rPr>
+        <w:t xml:space="preserve">3. [Connect] </w:t>
+      </w:r>
+      <w:r>
+        <w:rPr>
+          <w:b/>
+          <w:bCs/>
+          <w:sz w:val="21"/>
+          <w:szCs w:val="21"/>
+        </w:rPr>
+        <w:t xml:space="preserve">When would dividing mixed numbers come up in a real project, like building or cooking?</w:t>
+      </w:r>
+    </w:p>
+    <w:p>
+      <w:pPr>
+        <w:spacing w:after="60"/>
+      </w:pPr>
+      <w:r>
+        <w:rPr>
+          <w:b/>
+          <w:bCs/>
+          <w:color w:val="1FA6A2"/>
+          <w:sz w:val="20"/>
+          <w:szCs w:val="20"/>
+        </w:rPr>
+        <w:t xml:space="preserve">Level 1 — Start here: </w:t>
+      </w:r>
+      <w:r>
+        <w:rPr>
+          <w:sz w:val="20"/>
+          <w:szCs w:val="20"/>
+        </w:rPr>
+        <w:t xml:space="preserve">Whenever you split a mixed-number amount into fraction-size pieces.</w:t>
+      </w:r>
+    </w:p>
+    <w:p>
+      <w:pPr>
+        <w:spacing w:after="60"/>
+      </w:pPr>
+      <w:r>
+        <w:rPr>
+          <w:sz w:val="21"/>
+          <w:szCs w:val="21"/>
+        </w:rPr>
+        <w:t xml:space="preserve">I would divide mixed numbers when ___.</w:t>
+      </w:r>
+      <w:r>
+        <w:rPr>
+          <w:i/>
+          <w:iCs/>
+          <w:color w:val="5F6F80"/>
+          <w:sz w:val="19"/>
+          <w:szCs w:val="19"/>
+        </w:rPr>
+        <w:br/>
+        <w:t xml:space="preserve">
+Dividiría números mixtos cuando ___.</w:t>
+      </w:r>
+    </w:p>
+    <w:p>
+      <w:pPr>
+        <w:spacing w:after="60"/>
+      </w:pPr>
+      <w:r>
+        <w:rPr>
+          <w:sz w:val="21"/>
+          <w:szCs w:val="21"/>
+        </w:rPr>
+        <w:t xml:space="preserve">For example, cutting ___ feet into ___-foot pieces gives ___.</w:t>
+      </w:r>
+      <w:r>
+        <w:rPr>
+          <w:i/>
+          <w:iCs/>
+          <w:color w:val="5F6F80"/>
+          <w:sz w:val="19"/>
+          <w:szCs w:val="19"/>
+        </w:rPr>
+        <w:br/>
+        <w:t xml:space="preserve">
+Por ejemplo, cortar ___ pies en piezas de ___ pie da ___.</w:t>
+      </w:r>
+    </w:p>
+    <w:p>
+      <w:pPr>
+        <w:spacing w:after="60"/>
+      </w:pPr>
+      <w:r>
+        <w:rPr>
+          <w:b/>
+          <w:bCs/>
+          <w:color w:val="12355B"/>
+          <w:sz w:val="20"/>
+          <w:szCs w:val="20"/>
+        </w:rPr>
+        <w:t xml:space="preserve">Word bank: </w:t>
+      </w:r>
+      <w:r>
+        <w:rPr>
+          <w:color w:val="1FA6A2"/>
+          <w:sz w:val="20"/>
+          <w:szCs w:val="20"/>
+        </w:rPr>
+        <w:t xml:space="preserve">mixed number, improper fraction, convert</w:t>
+      </w:r>
+    </w:p>
+    <w:p>
+      <w:pPr>
+        <w:spacing w:after="60"/>
+      </w:pPr>
+      <w:r>
+        <w:rPr>
+          <w:b/>
+          <w:bCs/>
+          <w:color w:val="12355B"/>
+          <w:sz w:val="19"/>
+          <w:szCs w:val="19"/>
+        </w:rPr>
+        <w:t xml:space="preserve">Listen for: </w:t>
+      </w:r>
+      <w:r>
+        <w:rPr>
+          <w:i/>
+          <w:iCs/>
+          <w:color w:val="5F6F80"/>
+          <w:sz w:val="19"/>
+          <w:szCs w:val="19"/>
+        </w:rPr>
+        <w:t xml:space="preserve">Students give a realistic project scenario and recognize the mixed-number amount must be converted first.</w:t>
+      </w:r>
+    </w:p>
+    <w:p>
+      <w:pPr>
+        <w:spacing w:after="60"/>
+      </w:pPr>
+      <w:r>
+        <w:rPr>
+          <w:b/>
+          <w:bCs/>
+          <w:color w:val="9A6B12"/>
+          <w:sz w:val="20"/>
+          <w:szCs w:val="20"/>
+        </w:rPr>
+        <w:t xml:space="preserve">Level 2: </w:t>
+      </w:r>
+      <w:r>
+        <w:rPr>
+          <w:sz w:val="20"/>
+          <w:szCs w:val="20"/>
+        </w:rPr>
+        <w:t xml:space="preserve">Generalize the full set of steps for dividing any two mixed numbers, in order.</w:t>
+      </w:r>
+    </w:p>
+    <w:p>
+      <w:pPr>
+        <w:spacing w:after="60"/>
+        <w:ind w:left="360"/>
+      </w:pPr>
+      <w:r>
+        <w:rPr>
+          <w:sz w:val="20"/>
+          <w:szCs w:val="20"/>
+        </w:rPr>
+        <w:t xml:space="preserve">• My steps are: first ___, then ___, then ___.</w:t>
+      </w:r>
+    </w:p>
+    <w:p>
+      <w:pPr>
+        <w:spacing w:after="60"/>
+        <w:ind w:left="360"/>
+      </w:pPr>
+      <w:r>
+        <w:rPr>
+          <w:sz w:val="20"/>
+          <w:szCs w:val="20"/>
+        </w:rPr>
+        <w:t xml:space="preserve">• This always works because ___.</w:t>
+      </w:r>
+    </w:p>
+    <w:p>
+      <w:pPr>
+        <w:pStyle w:val="Heading2"/>
+        <w:pBdr>
+          <w:left w:val="single" w:color="1FA6A2" w:sz="18" w:space="8"/>
+        </w:pBdr>
+        <w:spacing w:after="100" w:before="200"/>
+      </w:pPr>
+      <w:r>
+        <w:rPr>
+          <w:b/>
+          <w:bCs/>
           <w:color w:val="9A6B12"/>
           <w:sz w:val="26"/>
           <w:szCs w:val="26"/>
@@ -935,7 +1539,7 @@
           <w:sz w:val="21"/>
           <w:szCs w:val="21"/>
         </w:rPr>
-        <w:t xml:space="preserve">First I changed ___ into ___.</w:t>
+        <w:t xml:space="preserve">I cannot divide yet because 3 1/2 is a ___ and I need an ___.</w:t>
       </w:r>
       <w:r>
         <w:rPr>
@@ -947,19 +1551,19 @@
         </w:rPr>
         <w:br/>
         <w:t xml:space="preserve">
-Primero cambié ___ a ___.</w:t>
-      </w:r>
-    </w:p>
-    <w:p>
-      <w:pPr>
-        <w:spacing w:after="60"/>
-      </w:pPr>
-      <w:r>
-        <w:rPr>
-          <w:sz w:val="21"/>
-          <w:szCs w:val="21"/>
-        </w:rPr>
-        <w:t xml:space="preserve">Then I ___.</w:t>
+No puedo dividir todavía porque 3 1/2 es un ___ y necesito una ___.</w:t>
+      </w:r>
+    </w:p>
+    <w:p>
+      <w:pPr>
+        <w:spacing w:after="60"/>
+      </w:pPr>
+      <w:r>
+        <w:rPr>
+          <w:sz w:val="21"/>
+          <w:szCs w:val="21"/>
+        </w:rPr>
+        <w:t xml:space="preserve">First I must convert 3 1/2 into ___.</w:t>
       </w:r>
       <w:r>
         <w:rPr>
@@ -971,19 +1575,19 @@
         </w:rPr>
         <w:br/>
         <w:t xml:space="preserve">
-Luego ___.</w:t>
-      </w:r>
-    </w:p>
-    <w:p>
-      <w:pPr>
-        <w:spacing w:after="60"/>
-      </w:pPr>
-      <w:r>
-        <w:rPr>
-          <w:sz w:val="21"/>
-          <w:szCs w:val="21"/>
-        </w:rPr>
-        <w:t xml:space="preserve">I would use this when ___.</w:t>
+Primero debo convertir 3 1/2 en ___.</w:t>
+      </w:r>
+    </w:p>
+    <w:p>
+      <w:pPr>
+        <w:spacing w:after="60"/>
+      </w:pPr>
+      <w:r>
+        <w:rPr>
+          <w:sz w:val="21"/>
+          <w:szCs w:val="21"/>
+        </w:rPr>
+        <w:t xml:space="preserve">First I converted ___ into the improper fraction ___.</w:t>
       </w:r>
       <w:r>
         <w:rPr>
@@ -995,7 +1599,7 @@
         </w:rPr>
         <w:br/>
         <w:t xml:space="preserve">
-Usaría esto cuando ___.</w:t>
+Primero convertí ___ en la fracción impropia ___.</w:t>
       </w:r>
     </w:p>
     <w:p>

--- a/lessons/2-4/downloads/2-4-notes.docx
+++ b/lessons/2-4/downloads/2-4-notes.docx
@@ -437,6 +437,43 @@
       </w:pPr>
       <w:r>
         <w:rPr>
+          <w:b/>
+          <w:bCs/>
+          <w:color w:val="1FA6A2"/>
+          <w:sz w:val="20"/>
+          <w:szCs w:val="20"/>
+        </w:rPr>
+        <w:t xml:space="preserve">Hint (optional): </w:t>
+      </w:r>
+      <w:r>
+        <w:rPr>
+          <w:sz w:val="20"/>
+          <w:szCs w:val="20"/>
+        </w:rPr>
+        <w:t xml:space="preserve">Try starting with the word "mixed number" or "improper fraction". Re-read the question and underline what it is asking you to compare or find. Use one number or word from the problem as your evidence.</w:t>
+      </w:r>
+    </w:p>
+    <w:p>
+      <w:pPr>
+        <w:spacing w:after="60"/>
+      </w:pPr>
+      <w:r>
+        <w:rPr>
+          <w:b/>
+          <w:bCs/>
+          <w:color w:val="12355B"/>
+          <w:sz w:val="19"/>
+          <w:szCs w:val="19"/>
+        </w:rPr>
+        <w:t xml:space="preserve">Sentence starters (optional)</w:t>
+      </w:r>
+    </w:p>
+    <w:p>
+      <w:pPr>
+        <w:spacing w:after="60"/>
+      </w:pPr>
+      <w:r>
+        <w:rPr>
           <w:sz w:val="21"/>
           <w:szCs w:val="21"/>
         </w:rPr>
@@ -627,6 +664,43 @@
       </w:pPr>
       <w:r>
         <w:rPr>
+          <w:b/>
+          <w:bCs/>
+          <w:color w:val="1FA6A2"/>
+          <w:sz w:val="20"/>
+          <w:szCs w:val="20"/>
+        </w:rPr>
+        <w:t xml:space="preserve">Hint (optional): </w:t>
+      </w:r>
+      <w:r>
+        <w:rPr>
+          <w:sz w:val="20"/>
+          <w:szCs w:val="20"/>
+        </w:rPr>
+        <w:t xml:space="preserve">Try starting with the word "mixed number" or "improper fraction". Re-read the question and underline what it is asking you to compare or find. Use one number or word from the problem as your evidence.</w:t>
+      </w:r>
+    </w:p>
+    <w:p>
+      <w:pPr>
+        <w:spacing w:after="60"/>
+      </w:pPr>
+      <w:r>
+        <w:rPr>
+          <w:b/>
+          <w:bCs/>
+          <w:color w:val="12355B"/>
+          <w:sz w:val="19"/>
+          <w:szCs w:val="19"/>
+        </w:rPr>
+        <w:t xml:space="preserve">Sentence starters (optional)</w:t>
+      </w:r>
+    </w:p>
+    <w:p>
+      <w:pPr>
+        <w:spacing w:after="60"/>
+      </w:pPr>
+      <w:r>
+        <w:rPr>
           <w:sz w:val="21"/>
           <w:szCs w:val="21"/>
         </w:rPr>
@@ -809,6 +883,43 @@
           <w:szCs w:val="20"/>
         </w:rPr>
         <w:t xml:space="preserve">Whenever you split a mixed-number amount into fraction-size pieces.</w:t>
+      </w:r>
+    </w:p>
+    <w:p>
+      <w:pPr>
+        <w:spacing w:after="60"/>
+      </w:pPr>
+      <w:r>
+        <w:rPr>
+          <w:b/>
+          <w:bCs/>
+          <w:color w:val="1FA6A2"/>
+          <w:sz w:val="20"/>
+          <w:szCs w:val="20"/>
+        </w:rPr>
+        <w:t xml:space="preserve">Hint (optional): </w:t>
+      </w:r>
+      <w:r>
+        <w:rPr>
+          <w:sz w:val="20"/>
+          <w:szCs w:val="20"/>
+        </w:rPr>
+        <w:t xml:space="preserve">Try starting with the word "mixed number" or "improper fraction". Re-read the question and underline what it is asking you to compare or find. Use one number or word from the problem as your evidence.</w:t>
+      </w:r>
+    </w:p>
+    <w:p>
+      <w:pPr>
+        <w:spacing w:after="60"/>
+      </w:pPr>
+      <w:r>
+        <w:rPr>
+          <w:b/>
+          <w:bCs/>
+          <w:color w:val="12355B"/>
+          <w:sz w:val="19"/>
+          <w:szCs w:val="19"/>
+        </w:rPr>
+        <w:t xml:space="preserve">Sentence starters (optional)</w:t>
       </w:r>
     </w:p>
     <w:p>

--- a/lessons/2-4/downloads/2-4-notes.docx
+++ b/lessons/2-4/downloads/2-4-notes.docx
@@ -97,6 +97,69 @@
       </w:pPr>
       <w:r>
         <w:rPr>
+          <w:i/>
+          <w:iCs/>
+          <w:color w:val="5F6F80"/>
+          <w:sz w:val="19"/>
+          <w:szCs w:val="19"/>
+        </w:rPr>
+        <w:t xml:space="preserve">Picture first, then the word, then a plain-language meaning.</w:t>
+      </w:r>
+    </w:p>
+    <w:p>
+      <w:pPr>
+        <w:keepNext/>
+        <w:spacing w:after="20" w:before="120"/>
+        <w:jc w:val="center"/>
+      </w:pPr>
+      <w:r>
+        <w:drawing>
+          <wp:inline distT="0" distB="0" distL="0" distR="0">
+            <wp:extent cx="1238250" cy="933450"/>
+            <wp:effectExtent t="0" r="0" b="0" l="0"/>
+            <wp:docPr id="1" name="" descr="" title=""/>
+            <wp:cNvGraphicFramePr>
+              <a:graphicFrameLocks xmlns:a="http://schemas.openxmlformats.org/drawingml/2006/main" noChangeAspect="1"/>
+            </wp:cNvGraphicFramePr>
+            <a:graphic xmlns:a="http://schemas.openxmlformats.org/drawingml/2006/main">
+              <a:graphicData uri="http://schemas.openxmlformats.org/drawingml/2006/picture">
+                <pic:pic xmlns:pic="http://schemas.openxmlformats.org/drawingml/2006/picture">
+                  <pic:nvPicPr>
+                    <pic:cNvPr id="0" name="" descr=""/>
+                    <pic:cNvPicPr>
+                      <a:picLocks noChangeAspect="1" noChangeArrowheads="1"/>
+                    </pic:cNvPicPr>
+                  </pic:nvPicPr>
+                  <pic:blipFill>
+                    <a:blip r:embed="rId9" cstate="none"/>
+                    <a:srcRect/>
+                    <a:stretch>
+                      <a:fillRect/>
+                    </a:stretch>
+                  </pic:blipFill>
+                  <pic:spPr bwMode="auto">
+                    <a:xfrm>
+                      <a:off x="0" y="0"/>
+                      <a:ext cx="1238250" cy="933450"/>
+                    </a:xfrm>
+                    <a:prstGeom prst="rect">
+                      <a:avLst/>
+                    </a:prstGeom>
+                  </pic:spPr>
+                </pic:pic>
+              </a:graphicData>
+            </a:graphic>
+          </wp:inline>
+        </w:drawing>
+      </w:r>
+    </w:p>
+    <w:p>
+      <w:pPr>
+        <w:keepNext/>
+        <w:spacing w:after="20"/>
+      </w:pPr>
+      <w:r>
+        <w:rPr>
           <w:b/>
           <w:bCs/>
           <w:color w:val="12355B"/>
@@ -118,7 +181,7 @@
     </w:p>
     <w:p>
       <w:pPr>
-        <w:spacing w:after="60"/>
+        <w:spacing w:after="160"/>
       </w:pPr>
       <w:r>
         <w:rPr>
@@ -130,22 +193,55 @@
     </w:p>
     <w:p>
       <w:pPr>
-        <w:spacing w:after="60"/>
-      </w:pPr>
-      <w:r>
-        <w:rPr>
-          <w:i/>
-          <w:iCs/>
-          <w:color w:val="5F6F80"/>
-          <w:sz w:val="19"/>
-          <w:szCs w:val="19"/>
-        </w:rPr>
-        <w:t xml:space="preserve">2 1/3 means 2 wholes and 1/3 more — picture 2 full circles and 1/3 of another</w:t>
-      </w:r>
-    </w:p>
-    <w:p>
-      <w:pPr>
-        <w:spacing w:after="60"/>
+        <w:keepNext/>
+        <w:spacing w:after="20" w:before="120"/>
+        <w:jc w:val="center"/>
+      </w:pPr>
+      <w:r>
+        <w:drawing>
+          <wp:inline distT="0" distB="0" distL="0" distR="0">
+            <wp:extent cx="1238250" cy="933450"/>
+            <wp:effectExtent t="0" r="0" b="0" l="0"/>
+            <wp:docPr id="1" name="" descr="" title=""/>
+            <wp:cNvGraphicFramePr>
+              <a:graphicFrameLocks xmlns:a="http://schemas.openxmlformats.org/drawingml/2006/main" noChangeAspect="1"/>
+            </wp:cNvGraphicFramePr>
+            <a:graphic xmlns:a="http://schemas.openxmlformats.org/drawingml/2006/main">
+              <a:graphicData uri="http://schemas.openxmlformats.org/drawingml/2006/picture">
+                <pic:pic xmlns:pic="http://schemas.openxmlformats.org/drawingml/2006/picture">
+                  <pic:nvPicPr>
+                    <pic:cNvPr id="0" name="" descr=""/>
+                    <pic:cNvPicPr>
+                      <a:picLocks noChangeAspect="1" noChangeArrowheads="1"/>
+                    </pic:cNvPicPr>
+                  </pic:nvPicPr>
+                  <pic:blipFill>
+                    <a:blip r:embed="rId9" cstate="none"/>
+                    <a:srcRect/>
+                    <a:stretch>
+                      <a:fillRect/>
+                    </a:stretch>
+                  </pic:blipFill>
+                  <pic:spPr bwMode="auto">
+                    <a:xfrm>
+                      <a:off x="0" y="0"/>
+                      <a:ext cx="1238250" cy="933450"/>
+                    </a:xfrm>
+                    <a:prstGeom prst="rect">
+                      <a:avLst/>
+                    </a:prstGeom>
+                  </pic:spPr>
+                </pic:pic>
+              </a:graphicData>
+            </a:graphic>
+          </wp:inline>
+        </w:drawing>
+      </w:r>
+    </w:p>
+    <w:p>
+      <w:pPr>
+        <w:keepNext/>
+        <w:spacing w:after="20"/>
       </w:pPr>
       <w:r>
         <w:rPr>
@@ -170,7 +266,7 @@
     </w:p>
     <w:p>
       <w:pPr>
-        <w:spacing w:after="60"/>
+        <w:spacing w:after="160"/>
       </w:pPr>
       <w:r>
         <w:rPr>
@@ -182,22 +278,55 @@
     </w:p>
     <w:p>
       <w:pPr>
-        <w:spacing w:after="60"/>
-      </w:pPr>
-      <w:r>
-        <w:rPr>
-          <w:i/>
-          <w:iCs/>
-          <w:color w:val="5F6F80"/>
-          <w:sz w:val="19"/>
-          <w:szCs w:val="19"/>
-        </w:rPr>
-        <w:t xml:space="preserve">7/3 is improper because 7 &gt; 3. It equals 2 1/3 as a mixed number.</w:t>
-      </w:r>
-    </w:p>
-    <w:p>
-      <w:pPr>
-        <w:spacing w:after="60"/>
+        <w:keepNext/>
+        <w:spacing w:after="20" w:before="120"/>
+        <w:jc w:val="center"/>
+      </w:pPr>
+      <w:r>
+        <w:drawing>
+          <wp:inline distT="0" distB="0" distL="0" distR="0">
+            <wp:extent cx="1238250" cy="933450"/>
+            <wp:effectExtent t="0" r="0" b="0" l="0"/>
+            <wp:docPr id="1" name="" descr="" title=""/>
+            <wp:cNvGraphicFramePr>
+              <a:graphicFrameLocks xmlns:a="http://schemas.openxmlformats.org/drawingml/2006/main" noChangeAspect="1"/>
+            </wp:cNvGraphicFramePr>
+            <a:graphic xmlns:a="http://schemas.openxmlformats.org/drawingml/2006/main">
+              <a:graphicData uri="http://schemas.openxmlformats.org/drawingml/2006/picture">
+                <pic:pic xmlns:pic="http://schemas.openxmlformats.org/drawingml/2006/picture">
+                  <pic:nvPicPr>
+                    <pic:cNvPr id="0" name="" descr=""/>
+                    <pic:cNvPicPr>
+                      <a:picLocks noChangeAspect="1" noChangeArrowheads="1"/>
+                    </pic:cNvPicPr>
+                  </pic:nvPicPr>
+                  <pic:blipFill>
+                    <a:blip r:embed="rId10" cstate="none"/>
+                    <a:srcRect/>
+                    <a:stretch>
+                      <a:fillRect/>
+                    </a:stretch>
+                  </pic:blipFill>
+                  <pic:spPr bwMode="auto">
+                    <a:xfrm>
+                      <a:off x="0" y="0"/>
+                      <a:ext cx="1238250" cy="933450"/>
+                    </a:xfrm>
+                    <a:prstGeom prst="rect">
+                      <a:avLst/>
+                    </a:prstGeom>
+                  </pic:spPr>
+                </pic:pic>
+              </a:graphicData>
+            </a:graphic>
+          </wp:inline>
+        </w:drawing>
+      </w:r>
+    </w:p>
+    <w:p>
+      <w:pPr>
+        <w:keepNext/>
+        <w:spacing w:after="20"/>
       </w:pPr>
       <w:r>
         <w:rPr>
@@ -222,7 +351,7 @@
     </w:p>
     <w:p>
       <w:pPr>
-        <w:spacing w:after="60"/>
+        <w:spacing w:after="160"/>
       </w:pPr>
       <w:r>
         <w:rPr>
@@ -234,22 +363,55 @@
     </w:p>
     <w:p>
       <w:pPr>
-        <w:spacing w:after="60"/>
-      </w:pPr>
-      <w:r>
-        <w:rPr>
-          <w:i/>
-          <w:iCs/>
-          <w:color w:val="5F6F80"/>
-          <w:sz w:val="19"/>
-          <w:szCs w:val="19"/>
-        </w:rPr>
-        <w:t xml:space="preserve">2 1/3 → multiply 2 × 3 = 6, add 1 → 7/3. Same value, different form.</w:t>
-      </w:r>
-    </w:p>
-    <w:p>
-      <w:pPr>
-        <w:spacing w:after="60"/>
+        <w:keepNext/>
+        <w:spacing w:after="20" w:before="120"/>
+        <w:jc w:val="center"/>
+      </w:pPr>
+      <w:r>
+        <w:drawing>
+          <wp:inline distT="0" distB="0" distL="0" distR="0">
+            <wp:extent cx="1238250" cy="933450"/>
+            <wp:effectExtent t="0" r="0" b="0" l="0"/>
+            <wp:docPr id="1" name="" descr="" title=""/>
+            <wp:cNvGraphicFramePr>
+              <a:graphicFrameLocks xmlns:a="http://schemas.openxmlformats.org/drawingml/2006/main" noChangeAspect="1"/>
+            </wp:cNvGraphicFramePr>
+            <a:graphic xmlns:a="http://schemas.openxmlformats.org/drawingml/2006/main">
+              <a:graphicData uri="http://schemas.openxmlformats.org/drawingml/2006/picture">
+                <pic:pic xmlns:pic="http://schemas.openxmlformats.org/drawingml/2006/picture">
+                  <pic:nvPicPr>
+                    <pic:cNvPr id="0" name="" descr=""/>
+                    <pic:cNvPicPr>
+                      <a:picLocks noChangeAspect="1" noChangeArrowheads="1"/>
+                    </pic:cNvPicPr>
+                  </pic:nvPicPr>
+                  <pic:blipFill>
+                    <a:blip r:embed="rId9" cstate="none"/>
+                    <a:srcRect/>
+                    <a:stretch>
+                      <a:fillRect/>
+                    </a:stretch>
+                  </pic:blipFill>
+                  <pic:spPr bwMode="auto">
+                    <a:xfrm>
+                      <a:off x="0" y="0"/>
+                      <a:ext cx="1238250" cy="933450"/>
+                    </a:xfrm>
+                    <a:prstGeom prst="rect">
+                      <a:avLst/>
+                    </a:prstGeom>
+                  </pic:spPr>
+                </pic:pic>
+              </a:graphicData>
+            </a:graphic>
+          </wp:inline>
+        </w:drawing>
+      </w:r>
+    </w:p>
+    <w:p>
+      <w:pPr>
+        <w:keepNext/>
+        <w:spacing w:after="20"/>
       </w:pPr>
       <w:r>
         <w:rPr>
@@ -274,7 +436,7 @@
     </w:p>
     <w:p>
       <w:pPr>
-        <w:spacing w:after="60"/>
+        <w:spacing w:after="160"/>
       </w:pPr>
       <w:r>
         <w:rPr>
@@ -286,22 +448,55 @@
     </w:p>
     <w:p>
       <w:pPr>
-        <w:spacing w:after="60"/>
-      </w:pPr>
-      <w:r>
-        <w:rPr>
-          <w:i/>
-          <w:iCs/>
-          <w:color w:val="5F6F80"/>
-          <w:sz w:val="19"/>
-          <w:szCs w:val="19"/>
-        </w:rPr>
-        <w:t xml:space="preserve">8/6: GCF is 2 → 8÷2 / 6÷2 = 4/3 = 1 1/3</w:t>
-      </w:r>
-    </w:p>
-    <w:p>
-      <w:pPr>
-        <w:spacing w:after="60"/>
+        <w:keepNext/>
+        <w:spacing w:after="20" w:before="120"/>
+        <w:jc w:val="center"/>
+      </w:pPr>
+      <w:r>
+        <w:drawing>
+          <wp:inline distT="0" distB="0" distL="0" distR="0">
+            <wp:extent cx="1238250" cy="933450"/>
+            <wp:effectExtent t="0" r="0" b="0" l="0"/>
+            <wp:docPr id="1" name="" descr="" title=""/>
+            <wp:cNvGraphicFramePr>
+              <a:graphicFrameLocks xmlns:a="http://schemas.openxmlformats.org/drawingml/2006/main" noChangeAspect="1"/>
+            </wp:cNvGraphicFramePr>
+            <a:graphic xmlns:a="http://schemas.openxmlformats.org/drawingml/2006/main">
+              <a:graphicData uri="http://schemas.openxmlformats.org/drawingml/2006/picture">
+                <pic:pic xmlns:pic="http://schemas.openxmlformats.org/drawingml/2006/picture">
+                  <pic:nvPicPr>
+                    <pic:cNvPr id="0" name="" descr=""/>
+                    <pic:cNvPicPr>
+                      <a:picLocks noChangeAspect="1" noChangeArrowheads="1"/>
+                    </pic:cNvPicPr>
+                  </pic:nvPicPr>
+                  <pic:blipFill>
+                    <a:blip r:embed="rId11" cstate="none"/>
+                    <a:srcRect/>
+                    <a:stretch>
+                      <a:fillRect/>
+                    </a:stretch>
+                  </pic:blipFill>
+                  <pic:spPr bwMode="auto">
+                    <a:xfrm>
+                      <a:off x="0" y="0"/>
+                      <a:ext cx="1238250" cy="933450"/>
+                    </a:xfrm>
+                    <a:prstGeom prst="rect">
+                      <a:avLst/>
+                    </a:prstGeom>
+                  </pic:spPr>
+                </pic:pic>
+              </a:graphicData>
+            </a:graphic>
+          </wp:inline>
+        </w:drawing>
+      </w:r>
+    </w:p>
+    <w:p>
+      <w:pPr>
+        <w:keepNext/>
+        <w:spacing w:after="20"/>
       </w:pPr>
       <w:r>
         <w:rPr>
@@ -326,7 +521,7 @@
     </w:p>
     <w:p>
       <w:pPr>
-        <w:spacing w:after="60"/>
+        <w:spacing w:after="160"/>
       </w:pPr>
       <w:r>
         <w:rPr>
@@ -334,21 +529,6 @@
           <w:szCs w:val="21"/>
         </w:rPr>
         <w:t xml:space="preserve">A fraction turned upside down. You use it in keep-change-flip.</w:t>
-      </w:r>
-    </w:p>
-    <w:p>
-      <w:pPr>
-        <w:spacing w:after="60"/>
-      </w:pPr>
-      <w:r>
-        <w:rPr>
-          <w:i/>
-          <w:iCs/>
-          <w:color w:val="5F6F80"/>
-          <w:sz w:val="19"/>
-          <w:szCs w:val="19"/>
-        </w:rPr>
-        <w:t xml:space="preserve">The reciprocal of 3/4 is 4/3. To divide by 3/4, multiply by 4/3.</w:t>
       </w:r>
     </w:p>
     <w:p>

--- a/lessons/2-4/downloads/2-4-notes.docx
+++ b/lessons/2-4/downloads/2-4-notes.docx
@@ -1223,7 +1223,7 @@
           <w:sz w:val="24"/>
           <w:szCs w:val="24"/>
         </w:rPr>
-        <w:t xml:space="preserve">Try the Model</w:t>
+        <w:t xml:space="preserve">Solved Example</w:t>
       </w:r>
       <w:r>
         <w:rPr>
@@ -1233,90 +1233,152 @@
           <w:sz w:val="19"/>
           <w:szCs w:val="19"/>
         </w:rPr>
-        <w:t xml:space="preserve">   step through it together</w:t>
-      </w:r>
-    </w:p>
-    <w:p>
-      <w:pPr>
-        <w:spacing w:after="80"/>
-      </w:pPr>
-      <w:r>
-        <w:rPr>
-          <w:sz w:val="21"/>
-          <w:szCs w:val="21"/>
-        </w:rPr>
-        <w:t xml:space="preserve">Convert each mixed number to an improper fraction, then use Keep, Change, Flip to divide.</w:t>
-      </w:r>
-    </w:p>
-    <w:p>
-      <w:pPr>
+        <w:t xml:space="preserve">   I Do — watch each step</w:t>
+      </w:r>
+    </w:p>
+    <w:p>
+      <w:pPr>
+        <w:keepNext/>
         <w:spacing w:after="40"/>
       </w:pPr>
       <w:r>
-        <w:t xml:space="preserve"/>
-      </w:r>
-    </w:p>
-    <w:tbl>
-      <w:tblPr>
-        <w:tblW w:type="pct" w:w="100%"/>
-        <w:tblBorders>
-          <w:top w:val="single" w:color="C7D2DD" w:sz="6"/>
-          <w:left w:val="single" w:color="C7D2DD" w:sz="6"/>
-          <w:bottom w:val="single" w:color="C7D2DD" w:sz="6"/>
-          <w:right w:val="single" w:color="C7D2DD" w:sz="6"/>
-          <w:insideH w:val="single" w:color="auto" w:sz="4"/>
-          <w:insideV w:val="single" w:color="auto" w:sz="4"/>
-        </w:tblBorders>
-      </w:tblPr>
-      <w:tblGrid>
-        <w:gridCol w:w="100"/>
-      </w:tblGrid>
-      <w:tr>
-        <w:tc>
-          <w:tcPr>
-            <w:shd w:fill="E6F4F3" w:color="auto" w:val="clear"/>
-            <w:tcMar>
-              <w:top w:type="dxa" w:w="60"/>
-              <w:left w:type="dxa" w:w="120"/>
-              <w:bottom w:type="dxa" w:w="60"/>
-              <w:right w:type="dxa" w:w="120"/>
-            </w:tcMar>
-          </w:tcPr>
-          <w:p>
-            <w:pPr>
-              <w:spacing w:after="0" w:line="320"/>
-            </w:pPr>
-            <w:r>
-              <w:t xml:space="preserve"/>
-            </w:r>
-          </w:p>
-          <w:p>
-            <w:pPr>
-              <w:spacing w:after="0" w:line="320"/>
-            </w:pPr>
-            <w:r>
-              <w:t xml:space="preserve"/>
-            </w:r>
-          </w:p>
-          <w:p>
-            <w:pPr>
-              <w:spacing w:after="0" w:line="320"/>
-            </w:pPr>
-            <w:r>
-              <w:t xml:space="preserve"/>
-            </w:r>
-          </w:p>
-          <w:p>
-            <w:pPr>
-              <w:spacing w:after="0" w:line="320"/>
-            </w:pPr>
-            <w:r>
-              <w:t xml:space="preserve"/>
-            </w:r>
-          </w:p>
-        </w:tc>
-      </w:tr>
-    </w:tbl>
+        <w:rPr>
+          <w:b/>
+          <w:bCs/>
+          <w:color w:val="12355B"/>
+          <w:sz w:val="21"/>
+          <w:szCs w:val="21"/>
+        </w:rPr>
+        <w:t xml:space="preserve">Problem:  </w:t>
+      </w:r>
+      <w:r>
+        <w:rPr>
+          <w:sz w:val="21"/>
+          <w:szCs w:val="21"/>
+        </w:rPr>
+        <w:t xml:space="preserve">What is 1 1/2 ÷ 3/4?</w:t>
+      </w:r>
+    </w:p>
+    <w:p>
+      <w:pPr>
+        <w:spacing w:after="30"/>
+        <w:ind w:left="420"/>
+      </w:pPr>
+      <w:r>
+        <w:rPr>
+          <w:sz w:val="20"/>
+          <w:szCs w:val="20"/>
+        </w:rPr>
+        <w:t xml:space="preserve">A)  2</w:t>
+      </w:r>
+    </w:p>
+    <w:p>
+      <w:pPr>
+        <w:spacing w:after="30"/>
+        <w:ind w:left="420"/>
+      </w:pPr>
+      <w:r>
+        <w:rPr>
+          <w:sz w:val="20"/>
+          <w:szCs w:val="20"/>
+        </w:rPr>
+        <w:t xml:space="preserve">B)  1 1/8</w:t>
+      </w:r>
+    </w:p>
+    <w:p>
+      <w:pPr>
+        <w:spacing w:after="30"/>
+        <w:ind w:left="420"/>
+      </w:pPr>
+      <w:r>
+        <w:rPr>
+          <w:sz w:val="20"/>
+          <w:szCs w:val="20"/>
+        </w:rPr>
+        <w:t xml:space="preserve">C)  3/4</w:t>
+      </w:r>
+    </w:p>
+    <w:p>
+      <w:pPr>
+        <w:spacing w:after="30"/>
+        <w:ind w:left="420"/>
+      </w:pPr>
+      <w:r>
+        <w:rPr>
+          <w:sz w:val="20"/>
+          <w:szCs w:val="20"/>
+        </w:rPr>
+        <w:t xml:space="preserve">D)  9/8</w:t>
+      </w:r>
+    </w:p>
+    <w:p>
+      <w:pPr>
+        <w:spacing w:after="20" w:before="50"/>
+      </w:pPr>
+      <w:r>
+        <w:rPr>
+          <w:b/>
+          <w:bCs/>
+          <w:color w:val="1FA6A2"/>
+          <w:sz w:val="21"/>
+          <w:szCs w:val="21"/>
+        </w:rPr>
+        <w:t xml:space="preserve">Step 1:  </w:t>
+      </w:r>
+      <w:r>
+        <w:rPr>
+          <w:sz w:val="21"/>
+          <w:szCs w:val="21"/>
+        </w:rPr>
+        <w:t xml:space="preserve">1 1/2 = 3/2.</w:t>
+      </w:r>
+    </w:p>
+    <w:p>
+      <w:pPr>
+        <w:spacing w:after="20" w:before="50"/>
+      </w:pPr>
+      <w:r>
+        <w:rPr>
+          <w:b/>
+          <w:bCs/>
+          <w:color w:val="1FA6A2"/>
+          <w:sz w:val="21"/>
+          <w:szCs w:val="21"/>
+        </w:rPr>
+        <w:t xml:space="preserve">Step 2:  </w:t>
+      </w:r>
+      <w:r>
+        <w:rPr>
+          <w:sz w:val="21"/>
+          <w:szCs w:val="21"/>
+        </w:rPr>
+        <w:t xml:space="preserve">Then 3/2 ÷ 3/4 = 3/2 × 4/3 = 12/6 = 2.</w:t>
+      </w:r>
+    </w:p>
+    <w:p>
+      <w:pPr>
+        <w:spacing w:after="40" w:before="60"/>
+      </w:pPr>
+      <w:r>
+        <w:rPr>
+          <w:b/>
+          <w:bCs/>
+          <w:color w:val="12355B"/>
+          <w:sz w:val="21"/>
+          <w:szCs w:val="21"/>
+        </w:rPr>
+        <w:t xml:space="preserve">Answer:  </w:t>
+      </w:r>
+      <w:r>
+        <w:rPr>
+          <w:b/>
+          <w:bCs/>
+          <w:sz w:val="21"/>
+          <w:szCs w:val="21"/>
+        </w:rPr>
+        <w:t xml:space="preserve">A. 2</w:t>
+      </w:r>
+    </w:p>
     <w:p>
       <w:pPr>
         <w:pStyle w:val="Heading1"/>
@@ -1361,6 +1423,170 @@
           <w:szCs w:val="19"/>
         </w:rPr>
         <w:t xml:space="preserve">   We Do — work with your class</w:t>
+      </w:r>
+    </w:p>
+    <w:p>
+      <w:pPr>
+        <w:keepNext/>
+        <w:spacing w:after="40" w:before="40"/>
+      </w:pPr>
+      <w:r>
+        <w:rPr>
+          <w:b/>
+          <w:bCs/>
+          <w:color w:val="12355B"/>
+          <w:sz w:val="21"/>
+          <w:szCs w:val="21"/>
+        </w:rPr>
+        <w:t xml:space="preserve">Problem:  </w:t>
+      </w:r>
+      <w:r>
+        <w:rPr>
+          <w:sz w:val="21"/>
+          <w:szCs w:val="21"/>
+        </w:rPr>
+        <w:t xml:space="preserve">Convert 3 2/5 to an improper fraction.</w:t>
+      </w:r>
+    </w:p>
+    <w:p>
+      <w:pPr>
+        <w:spacing w:after="30"/>
+        <w:ind w:left="420"/>
+      </w:pPr>
+      <w:r>
+        <w:rPr>
+          <w:sz w:val="20"/>
+          <w:szCs w:val="20"/>
+        </w:rPr>
+        <w:t xml:space="preserve">A)  17/5</w:t>
+      </w:r>
+    </w:p>
+    <w:p>
+      <w:pPr>
+        <w:spacing w:after="30"/>
+        <w:ind w:left="420"/>
+      </w:pPr>
+      <w:r>
+        <w:rPr>
+          <w:sz w:val="20"/>
+          <w:szCs w:val="20"/>
+        </w:rPr>
+        <w:t xml:space="preserve">B)  15/5</w:t>
+      </w:r>
+    </w:p>
+    <w:p>
+      <w:pPr>
+        <w:spacing w:after="30"/>
+        <w:ind w:left="420"/>
+      </w:pPr>
+      <w:r>
+        <w:rPr>
+          <w:sz w:val="20"/>
+          <w:szCs w:val="20"/>
+        </w:rPr>
+        <w:t xml:space="preserve">C)  6/5</w:t>
+      </w:r>
+    </w:p>
+    <w:p>
+      <w:pPr>
+        <w:spacing w:after="30"/>
+        <w:ind w:left="420"/>
+      </w:pPr>
+      <w:r>
+        <w:rPr>
+          <w:sz w:val="20"/>
+          <w:szCs w:val="20"/>
+        </w:rPr>
+        <w:t xml:space="preserve">D)  32/5</w:t>
+      </w:r>
+    </w:p>
+    <w:p>
+      <w:pPr>
+        <w:keepNext/>
+        <w:spacing w:after="0" w:before="50"/>
+      </w:pPr>
+      <w:r>
+        <w:rPr>
+          <w:b/>
+          <w:bCs/>
+          <w:color w:val="6B4FA0"/>
+          <w:sz w:val="21"/>
+          <w:szCs w:val="21"/>
+        </w:rPr>
+        <w:t xml:space="preserve">Step 1:</w:t>
+      </w:r>
+    </w:p>
+    <w:p>
+      <w:pPr>
+        <w:pBdr>
+          <w:bottom w:val="single" w:color="AFBECC" w:sz="6"/>
+        </w:pBdr>
+        <w:spacing w:after="30" w:before="150"/>
+      </w:pPr>
+      <w:r>
+        <w:t xml:space="preserve"/>
+      </w:r>
+    </w:p>
+    <w:p>
+      <w:pPr>
+        <w:keepNext/>
+        <w:spacing w:after="0" w:before="50"/>
+      </w:pPr>
+      <w:r>
+        <w:rPr>
+          <w:b/>
+          <w:bCs/>
+          <w:color w:val="6B4FA0"/>
+          <w:sz w:val="21"/>
+          <w:szCs w:val="21"/>
+        </w:rPr>
+        <w:t xml:space="preserve">Step 2:</w:t>
+      </w:r>
+    </w:p>
+    <w:p>
+      <w:pPr>
+        <w:pBdr>
+          <w:bottom w:val="single" w:color="AFBECC" w:sz="6"/>
+        </w:pBdr>
+        <w:spacing w:after="30" w:before="150"/>
+      </w:pPr>
+      <w:r>
+        <w:t xml:space="preserve"/>
+      </w:r>
+    </w:p>
+    <w:p>
+      <w:pPr>
+        <w:keepNext/>
+        <w:spacing w:after="0" w:before="60"/>
+      </w:pPr>
+      <w:r>
+        <w:rPr>
+          <w:b/>
+          <w:bCs/>
+          <w:color w:val="12355B"/>
+          <w:sz w:val="21"/>
+          <w:szCs w:val="21"/>
+        </w:rPr>
+        <w:t xml:space="preserve">Answer:</w:t>
+      </w:r>
+    </w:p>
+    <w:p>
+      <w:pPr>
+        <w:pBdr>
+          <w:bottom w:val="single" w:color="AFBECC" w:sz="6"/>
+        </w:pBdr>
+        <w:spacing w:after="30" w:before="150"/>
+      </w:pPr>
+      <w:r>
+        <w:t xml:space="preserve"/>
+      </w:r>
+    </w:p>
+    <w:p>
+      <w:pPr>
+        <w:spacing w:after="80"/>
+      </w:pPr>
+      <w:r>
+        <w:t xml:space="preserve"/>
       </w:r>
     </w:p>
     <w:tbl>
@@ -1880,7 +2106,7 @@
           <w:sz w:val="21"/>
           <w:szCs w:val="21"/>
         </w:rPr>
-        <w:t xml:space="preserve">What is 1 1/2 ÷ 3/4?</w:t>
+        <w:t xml:space="preserve">What is 2 1/4 ÷ 3/4?</w:t>
       </w:r>
     </w:p>
     <w:p>
@@ -1893,7 +2119,7 @@
           <w:sz w:val="20"/>
           <w:szCs w:val="20"/>
         </w:rPr>
-        <w:t xml:space="preserve">A)  2</w:t>
+        <w:t xml:space="preserve">A)  3</w:t>
       </w:r>
     </w:p>
     <w:p>
@@ -1906,7 +2132,7 @@
           <w:sz w:val="20"/>
           <w:szCs w:val="20"/>
         </w:rPr>
-        <w:t xml:space="preserve">B)  1 1/8</w:t>
+        <w:t xml:space="preserve">B)  1 1/2</w:t>
       </w:r>
     </w:p>
     <w:p>
@@ -1919,7 +2145,7 @@
           <w:sz w:val="20"/>
           <w:szCs w:val="20"/>
         </w:rPr>
-        <w:t xml:space="preserve">C)  3/4</w:t>
+        <w:t xml:space="preserve">C)  9/16</w:t>
       </w:r>
     </w:p>
     <w:p>
@@ -1932,7 +2158,7 @@
           <w:sz w:val="20"/>
           <w:szCs w:val="20"/>
         </w:rPr>
-        <w:t xml:space="preserve">D)  9/8</w:t>
+        <w:t xml:space="preserve">D)  2 1/3</w:t>
       </w:r>
     </w:p>
     <w:p>
@@ -2010,7 +2236,7 @@
           <w:sz w:val="21"/>
           <w:szCs w:val="21"/>
         </w:rPr>
-        <w:t xml:space="preserve">Convert 3 2/5 to an improper fraction.</w:t>
+        <w:t xml:space="preserve">What is 3 1/2 ÷ 1/4?</w:t>
       </w:r>
     </w:p>
     <w:p>
@@ -2023,7 +2249,7 @@
           <w:sz w:val="20"/>
           <w:szCs w:val="20"/>
         </w:rPr>
-        <w:t xml:space="preserve">A)  17/5</w:t>
+        <w:t xml:space="preserve">A)  14</w:t>
       </w:r>
     </w:p>
     <w:p>
@@ -2036,7 +2262,7 @@
           <w:sz w:val="20"/>
           <w:szCs w:val="20"/>
         </w:rPr>
-        <w:t xml:space="preserve">B)  15/5</w:t>
+        <w:t xml:space="preserve">B)  3 1/8</w:t>
       </w:r>
     </w:p>
     <w:p>
@@ -2049,7 +2275,7 @@
           <w:sz w:val="20"/>
           <w:szCs w:val="20"/>
         </w:rPr>
-        <w:t xml:space="preserve">C)  6/5</w:t>
+        <w:t xml:space="preserve">C)  7/8</w:t>
       </w:r>
     </w:p>
     <w:p>
@@ -2062,7 +2288,7 @@
           <w:sz w:val="20"/>
           <w:szCs w:val="20"/>
         </w:rPr>
-        <w:t xml:space="preserve">D)  32/5</w:t>
+        <w:t xml:space="preserve">D)  13/4</w:t>
       </w:r>
     </w:p>
     <w:p>
@@ -2140,7 +2366,7 @@
           <w:sz w:val="21"/>
           <w:szCs w:val="21"/>
         </w:rPr>
-        <w:t xml:space="preserve">What is 2 1/4 ÷ 3/4?</w:t>
+        <w:t xml:space="preserve">A recipe makes 2 1/4 batches of cookies. Each batch uses 3/4 cup of butter. How many cups of butter are needed in total?</w:t>
       </w:r>
     </w:p>
     <w:p>
@@ -2153,7 +2379,7 @@
           <w:sz w:val="20"/>
           <w:szCs w:val="20"/>
         </w:rPr>
-        <w:t xml:space="preserve">A)  3</w:t>
+        <w:t xml:space="preserve">A)  3 cups</w:t>
       </w:r>
     </w:p>
     <w:p>
@@ -2166,7 +2392,7 @@
           <w:sz w:val="20"/>
           <w:szCs w:val="20"/>
         </w:rPr>
-        <w:t xml:space="preserve">B)  1 1/2</w:t>
+        <w:t xml:space="preserve">B)  1 1/2 cups</w:t>
       </w:r>
     </w:p>
     <w:p>
@@ -2179,7 +2405,7 @@
           <w:sz w:val="20"/>
           <w:szCs w:val="20"/>
         </w:rPr>
-        <w:t xml:space="preserve">C)  9/16</w:t>
+        <w:t xml:space="preserve">C)  2 cups</w:t>
       </w:r>
     </w:p>
     <w:p>
@@ -2192,7 +2418,7 @@
           <w:sz w:val="20"/>
           <w:szCs w:val="20"/>
         </w:rPr>
-        <w:t xml:space="preserve">D)  2 1/3</w:t>
+        <w:t xml:space="preserve">D)  6 cups</w:t>
       </w:r>
     </w:p>
     <w:p>
@@ -2270,7 +2496,7 @@
           <w:sz w:val="21"/>
           <w:szCs w:val="21"/>
         </w:rPr>
-        <w:t xml:space="preserve">What is 3 1/2 ÷ 1/4?</w:t>
+        <w:t xml:space="preserve">What is 2½ ÷ ½?</w:t>
       </w:r>
     </w:p>
     <w:p>
@@ -2283,7 +2509,7 @@
           <w:sz w:val="20"/>
           <w:szCs w:val="20"/>
         </w:rPr>
-        <w:t xml:space="preserve">A)  14</w:t>
+        <w:t xml:space="preserve">A)  5</w:t>
       </w:r>
     </w:p>
     <w:p>
@@ -2296,7 +2522,7 @@
           <w:sz w:val="20"/>
           <w:szCs w:val="20"/>
         </w:rPr>
-        <w:t xml:space="preserve">B)  3 1/8</w:t>
+        <w:t xml:space="preserve">B)  1¼</w:t>
       </w:r>
     </w:p>
     <w:p>
@@ -2309,7 +2535,7 @@
           <w:sz w:val="20"/>
           <w:szCs w:val="20"/>
         </w:rPr>
-        <w:t xml:space="preserve">C)  7/8</w:t>
+        <w:t xml:space="preserve">C)  1¼ doubled</w:t>
       </w:r>
     </w:p>
     <w:p>
@@ -2322,7 +2548,7 @@
           <w:sz w:val="20"/>
           <w:szCs w:val="20"/>
         </w:rPr>
-        <w:t xml:space="preserve">D)  13/4</w:t>
+        <w:t xml:space="preserve">D)  2</w:t>
       </w:r>
     </w:p>
     <w:p>
@@ -3035,6 +3261,64 @@
           <w:sz w:val="24"/>
           <w:szCs w:val="24"/>
         </w:rPr>
+        <w:t xml:space="preserve">Worked Notes (I Do / We Do)</w:t>
+      </w:r>
+    </w:p>
+    <w:p>
+      <w:pPr>
+        <w:spacing w:after="80"/>
+      </w:pPr>
+      <w:r>
+        <w:rPr>
+          <w:b/>
+          <w:bCs/>
+          <w:sz w:val="21"/>
+          <w:szCs w:val="21"/>
+        </w:rPr>
+        <w:t xml:space="preserve">I Do:  </w:t>
+      </w:r>
+      <w:r>
+        <w:rPr>
+          <w:sz w:val="21"/>
+          <w:szCs w:val="21"/>
+        </w:rPr>
+        <w:t xml:space="preserve">A. 2</w:t>
+      </w:r>
+    </w:p>
+    <w:p>
+      <w:pPr>
+        <w:spacing w:after="80"/>
+      </w:pPr>
+      <w:r>
+        <w:rPr>
+          <w:b/>
+          <w:bCs/>
+          <w:sz w:val="21"/>
+          <w:szCs w:val="21"/>
+        </w:rPr>
+        <w:t xml:space="preserve">We Do:  </w:t>
+      </w:r>
+      <w:r>
+        <w:rPr>
+          <w:sz w:val="21"/>
+          <w:szCs w:val="21"/>
+        </w:rPr>
+        <w:t xml:space="preserve">A. 17/5</w:t>
+      </w:r>
+    </w:p>
+    <w:p>
+      <w:pPr>
+        <w:pStyle w:val="Heading2"/>
+        <w:spacing w:after="80" w:before="180"/>
+      </w:pPr>
+      <w:r>
+        <w:rPr>
+          <w:b/>
+          <w:bCs/>
+          <w:color w:val="12355B"/>
+          <w:sz w:val="24"/>
+          <w:szCs w:val="24"/>
+        </w:rPr>
         <w:t xml:space="preserve">Independent Practice</w:t>
       </w:r>
     </w:p>
@@ -3056,7 +3340,7 @@
           <w:sz w:val="21"/>
           <w:szCs w:val="21"/>
         </w:rPr>
-        <w:t xml:space="preserve">A)  2</w:t>
+        <w:t xml:space="preserve">A)  3</w:t>
       </w:r>
       <w:r>
         <w:rPr>
@@ -3066,7 +3350,7 @@
           <w:sz w:val="19"/>
           <w:szCs w:val="19"/>
         </w:rPr>
-        <w:t xml:space="preserve">  — 1 1/2 = 3/2. Then 3/2 ÷ 3/4 = 3/2 × 4/3 = 12/6 = 2.</w:t>
+        <w:t xml:space="preserve">  — 2 1/4 = 9/4. Then 9/4 ÷ 3/4 = 9/4 × 4/3 = 36/12 = 3.</w:t>
       </w:r>
     </w:p>
     <w:p>
@@ -3087,7 +3371,7 @@
           <w:sz w:val="21"/>
           <w:szCs w:val="21"/>
         </w:rPr>
-        <w:t xml:space="preserve">A)  17/5</w:t>
+        <w:t xml:space="preserve">A)  14</w:t>
       </w:r>
       <w:r>
         <w:rPr>
@@ -3097,7 +3381,7 @@
           <w:sz w:val="19"/>
           <w:szCs w:val="19"/>
         </w:rPr>
-        <w:t xml:space="preserve">  — 3 × 5 = 15, then 15 + 2 = 17. So 3 2/5 = 17/5.</w:t>
+        <w:t xml:space="preserve">  — 3 1/2 = 7/2. Then 7/2 ÷ 1/4 = 7/2 × 4/1 = 28/2 = 14.</w:t>
       </w:r>
     </w:p>
     <w:p>
@@ -3118,7 +3402,7 @@
           <w:sz w:val="21"/>
           <w:szCs w:val="21"/>
         </w:rPr>
-        <w:t xml:space="preserve">A)  3</w:t>
+        <w:t xml:space="preserve">A)  3 cups</w:t>
       </w:r>
       <w:r>
         <w:rPr>
@@ -3128,7 +3412,7 @@
           <w:sz w:val="19"/>
           <w:szCs w:val="19"/>
         </w:rPr>
-        <w:t xml:space="preserve">  — 2 1/4 = 9/4. Then 9/4 ÷ 3/4 = 9/4 × 4/3 = 36/12 = 3.</w:t>
+        <w:t xml:space="preserve">  — This is multiplication: 2 1/4 × 3/4 = 9/4 × 3/4 = 27/16. Wait — re-read: we need 2 1/4 batches at 3/4 cup each, but the question for division practice should be: if you have 2 1/4 cups and each batch needs 3/4 cup, how many batches? 2 1/4 ÷ 3/4 = 9/4 × 4/3 = 36/12 = 3.</w:t>
       </w:r>
     </w:p>
     <w:p>
@@ -3149,7 +3433,7 @@
           <w:sz w:val="21"/>
           <w:szCs w:val="21"/>
         </w:rPr>
-        <w:t xml:space="preserve">A)  14</w:t>
+        <w:t xml:space="preserve">A)  5</w:t>
       </w:r>
       <w:r>
         <w:rPr>
@@ -3159,7 +3443,7 @@
           <w:sz w:val="19"/>
           <w:szCs w:val="19"/>
         </w:rPr>
-        <w:t xml:space="preserve">  — 3 1/2 = 7/2. Then 7/2 ÷ 1/4 = 7/2 × 4/1 = 28/2 = 14.</w:t>
+        <w:t xml:space="preserve">  — 2½ = 5/2. (5/2) ÷ (1/2) = (5/2) × (2/1) = 5.</w:t>
       </w:r>
     </w:p>
     <w:p>

--- a/lessons/2-4/downloads/2-4-notes.docx
+++ b/lessons/2-4/downloads/2-4-notes.docx
@@ -373,7 +373,7 @@
                 <w:sz w:val="21"/>
                 <w:szCs w:val="21"/>
               </w:rPr>
-              <w:t xml:space="preserve">A whole number plus a fraction, like 2 1/2.</w:t>
+              <w:t xml:space="preserve">A whole number plus a fraction, like 2 1/3.</w:t>
             </w:r>
           </w:p>
           <w:p>
@@ -2736,7 +2736,7 @@
                 <w:sz w:val="20"/>
                 <w:szCs w:val="20"/>
               </w:rPr>
-              <w:t xml:space="preserve">Mixed Number is a whole number plus a fraction, like 2 1/2.</w:t>
+              <w:t xml:space="preserve">Mixed Number is a whole number plus a fraction, like 2 1/3.</w:t>
             </w:r>
           </w:p>
         </w:tc>
@@ -3509,7 +3509,7 @@
           <w:sz w:val="20"/>
           <w:szCs w:val="20"/>
         </w:rPr>
-        <w:t xml:space="preserve">Kernel sentence: a complete sentence needs a subject and a verb. Example: Mixed Number is a whole number plus a fraction, like 2 1/2.</w:t>
+        <w:t xml:space="preserve">Kernel sentence: a complete sentence needs a subject and a verb. Example: Mixed Number is a whole number plus a fraction, like 2 1/3.</w:t>
       </w:r>
     </w:p>
     <w:p>

--- a/lessons/2-4/downloads/2-4-notes.docx
+++ b/lessons/2-4/downloads/2-4-notes.docx
@@ -1023,6 +1023,216 @@
     <w:p>
       <w:pPr>
         <w:pStyle w:val="Heading1"/>
+        <w:pBdr>
+          <w:bottom w:val="single" w:color="1FA6A2" w:sz="14" w:space="6"/>
+        </w:pBdr>
+        <w:spacing w:after="140" w:before="260"/>
+      </w:pPr>
+      <w:r>
+        <w:rPr>
+          <w:b/>
+          <w:bCs/>
+          <w:color w:val="12355B"/>
+          <w:sz w:val="30"/>
+          <w:szCs w:val="30"/>
+        </w:rPr>
+        <w:t xml:space="preserve">Guided Notes</w:t>
+      </w:r>
+    </w:p>
+    <w:p>
+      <w:pPr>
+        <w:spacing w:after="100"/>
+      </w:pPr>
+      <w:r>
+        <w:rPr>
+          <w:i/>
+          <w:iCs/>
+          <w:color w:val="5F6F80"/>
+          <w:sz w:val="19"/>
+          <w:szCs w:val="19"/>
+        </w:rPr>
+        <w:t xml:space="preserve">Fill in each blank as we go. Use the Word Bank to help you.</w:t>
+      </w:r>
+    </w:p>
+    <w:tbl>
+      <w:tblPr>
+        <w:tblW w:type="pct" w:w="100%"/>
+        <w:tblBorders>
+          <w:top w:val="single" w:color="BBD0DE" w:sz="8"/>
+          <w:left w:val="single" w:color="BBD0DE" w:sz="8"/>
+          <w:bottom w:val="single" w:color="BBD0DE" w:sz="8"/>
+          <w:right w:val="single" w:color="BBD0DE" w:sz="8"/>
+          <w:insideH w:val="single" w:color="auto" w:sz="4"/>
+          <w:insideV w:val="single" w:color="auto" w:sz="4"/>
+        </w:tblBorders>
+      </w:tblPr>
+      <w:tblGrid>
+        <w:gridCol w:w="100"/>
+      </w:tblGrid>
+      <w:tr>
+        <w:tc>
+          <w:tcPr>
+            <w:shd w:fill="EEF4F8" w:color="auto" w:val="clear"/>
+            <w:tcMar>
+              <w:top w:type="dxa" w:w="120"/>
+              <w:left w:type="dxa" w:w="180"/>
+              <w:bottom w:type="dxa" w:w="120"/>
+              <w:right w:type="dxa" w:w="180"/>
+            </w:tcMar>
+          </w:tcPr>
+          <w:p>
+            <w:pPr>
+              <w:spacing w:after="40"/>
+            </w:pPr>
+            <w:r>
+              <w:rPr>
+                <w:b/>
+                <w:bCs/>
+                <w:color w:val="1FA6A2"/>
+                <w:sz w:val="18"/>
+                <w:szCs w:val="18"/>
+              </w:rPr>
+              <w:t xml:space="preserve">WORD BANK</w:t>
+            </w:r>
+          </w:p>
+          <w:p>
+            <w:pPr>
+              <w:spacing w:after="80"/>
+            </w:pPr>
+            <w:r>
+              <w:rPr>
+                <w:b/>
+                <w:bCs/>
+                <w:sz w:val="21"/>
+                <w:szCs w:val="21"/>
+              </w:rPr>
+              <w:t xml:space="preserve">Mixed Number      •      Improper Fraction      •      Convert      •      Simplify      •      Reciprocal</w:t>
+            </w:r>
+          </w:p>
+        </w:tc>
+      </w:tr>
+    </w:tbl>
+    <w:p>
+      <w:pPr>
+        <w:spacing w:after="80"/>
+      </w:pPr>
+      <w:r>
+        <w:t xml:space="preserve"/>
+      </w:r>
+    </w:p>
+    <w:p>
+      <w:pPr>
+        <w:spacing w:after="120" w:before="80"/>
+      </w:pPr>
+      <w:r>
+        <w:rPr>
+          <w:b/>
+          <w:bCs/>
+          <w:color w:val="12355B"/>
+          <w:sz w:val="22"/>
+          <w:szCs w:val="22"/>
+        </w:rPr>
+        <w:t xml:space="preserve">1.  </w:t>
+      </w:r>
+      <w:r>
+        <w:rPr>
+          <w:sz w:val="22"/>
+          <w:szCs w:val="22"/>
+        </w:rPr>
+        <w:t xml:space="preserve">A number with a whole number and a fraction, like 2 1/3, is a ___.</w:t>
+      </w:r>
+    </w:p>
+    <w:p>
+      <w:pPr>
+        <w:spacing w:after="120" w:before="80"/>
+      </w:pPr>
+      <w:r>
+        <w:rPr>
+          <w:b/>
+          <w:bCs/>
+          <w:color w:val="12355B"/>
+          <w:sz w:val="22"/>
+          <w:szCs w:val="22"/>
+        </w:rPr>
+        <w:t xml:space="preserve">2.  </w:t>
+      </w:r>
+      <w:r>
+        <w:rPr>
+          <w:sz w:val="22"/>
+          <w:szCs w:val="22"/>
+        </w:rPr>
+        <w:t xml:space="preserve">A fraction whose numerator is greater than or equal to its denominator, like 7/3, is an ___.</w:t>
+      </w:r>
+    </w:p>
+    <w:p>
+      <w:pPr>
+        <w:spacing w:after="120" w:before="80"/>
+      </w:pPr>
+      <w:r>
+        <w:rPr>
+          <w:b/>
+          <w:bCs/>
+          <w:color w:val="12355B"/>
+          <w:sz w:val="22"/>
+          <w:szCs w:val="22"/>
+        </w:rPr>
+        <w:t xml:space="preserve">3.  </w:t>
+      </w:r>
+      <w:r>
+        <w:rPr>
+          <w:sz w:val="22"/>
+          <w:szCs w:val="22"/>
+        </w:rPr>
+        <w:t xml:space="preserve">Changing a mixed number into an improper fraction is to ___ it.</w:t>
+      </w:r>
+    </w:p>
+    <w:p>
+      <w:pPr>
+        <w:spacing w:after="120" w:before="80"/>
+      </w:pPr>
+      <w:r>
+        <w:rPr>
+          <w:b/>
+          <w:bCs/>
+          <w:color w:val="12355B"/>
+          <w:sz w:val="22"/>
+          <w:szCs w:val="22"/>
+        </w:rPr>
+        <w:t xml:space="preserve">4.  </w:t>
+      </w:r>
+      <w:r>
+        <w:rPr>
+          <w:sz w:val="22"/>
+          <w:szCs w:val="22"/>
+        </w:rPr>
+        <w:t xml:space="preserve">Writing a fraction in its smallest equal form is to ___ it.</w:t>
+      </w:r>
+    </w:p>
+    <w:p>
+      <w:pPr>
+        <w:spacing w:after="120" w:before="80"/>
+      </w:pPr>
+      <w:r>
+        <w:rPr>
+          <w:b/>
+          <w:bCs/>
+          <w:color w:val="12355B"/>
+          <w:sz w:val="22"/>
+          <w:szCs w:val="22"/>
+        </w:rPr>
+        <w:t xml:space="preserve">5.  </w:t>
+      </w:r>
+      <w:r>
+        <w:rPr>
+          <w:sz w:val="22"/>
+          <w:szCs w:val="22"/>
+        </w:rPr>
+        <w:t xml:space="preserve">To divide by a fraction, I multiply by its ___.</w:t>
+      </w:r>
+    </w:p>
+    <w:p>
+      <w:pPr>
+        <w:pStyle w:val="Heading1"/>
         <w:pageBreakBefore/>
         <w:pBdr>
           <w:bottom w:val="single" w:color="1FA6A2" w:sz="14" w:space="6"/>
@@ -2025,6 +2235,87 @@
     </w:p>
     <w:p>
       <w:pPr>
+        <w:spacing w:after="40" w:before="80"/>
+      </w:pPr>
+      <w:r>
+        <w:rPr>
+          <w:b/>
+          <w:bCs/>
+          <w:color w:val="12355B"/>
+          <w:sz w:val="21"/>
+          <w:szCs w:val="21"/>
+        </w:rPr>
+        <w:t xml:space="preserve">4. </w:t>
+      </w:r>
+      <w:r>
+        <w:rPr>
+          <w:b/>
+          <w:bCs/>
+          <w:color w:val="6B4FA0"/>
+          <w:sz w:val="19"/>
+          <w:szCs w:val="19"/>
+        </w:rPr>
+        <w:t xml:space="preserve">[Practice] </w:t>
+      </w:r>
+      <w:r>
+        <w:rPr>
+          <w:b/>
+          <w:bCs/>
+          <w:sz w:val="21"/>
+          <w:szCs w:val="21"/>
+        </w:rPr>
+        <w:t xml:space="preserve">During practice on Divide Mixed Numbers, what strategy did you use when a problem felt tricky?</w:t>
+      </w:r>
+    </w:p>
+    <w:p>
+      <w:pPr>
+        <w:spacing w:after="60"/>
+      </w:pPr>
+      <w:r>
+        <w:rPr>
+          <w:color w:val="1A2733"/>
+          <w:sz w:val="21"/>
+          <w:szCs w:val="21"/>
+        </w:rPr>
+        <w:t xml:space="preserve">Start with:  First I converted ___ into the improper fraction ___.</w:t>
+      </w:r>
+      <w:r>
+        <w:rPr>
+          <w:i/>
+          <w:iCs/>
+          <w:color w:val="5F6F80"/>
+          <w:sz w:val="19"/>
+          <w:szCs w:val="19"/>
+        </w:rPr>
+        <w:br/>
+        <w:t xml:space="preserve">Primero convertí ___ en la fracción impropia ___.</w:t>
+      </w:r>
+    </w:p>
+    <w:p>
+      <w:pPr>
+        <w:spacing w:after="80"/>
+      </w:pPr>
+      <w:r>
+        <w:rPr>
+          <w:b/>
+          <w:bCs/>
+          <w:color w:val="12355B"/>
+          <w:sz w:val="19"/>
+          <w:szCs w:val="19"/>
+        </w:rPr>
+        <w:t xml:space="preserve">Word bank:  </w:t>
+      </w:r>
+      <w:r>
+        <w:rPr>
+          <w:color w:val="1FA6A2"/>
+          <w:sz w:val="19"/>
+          <w:szCs w:val="19"/>
+        </w:rPr>
+        <w:t xml:space="preserve">Mixed Number,  Improper Fraction,  Convert,  Simplify</w:t>
+      </w:r>
+    </w:p>
+    <w:p>
+      <w:pPr>
         <w:pStyle w:val="Heading1"/>
         <w:pageBreakBefore/>
         <w:pBdr>
@@ -2496,7 +2787,7 @@
           <w:sz w:val="21"/>
           <w:szCs w:val="21"/>
         </w:rPr>
-        <w:t xml:space="preserve">What is 2½ ÷ ½?</w:t>
+        <w:t xml:space="preserve">Mission 1: The stakeout shift is 4 1/2 hours long. Each agent covers a 1 1/2-hour watch. How many agent watches fill one shift?</w:t>
       </w:r>
     </w:p>
     <w:p>
@@ -2509,7 +2800,7 @@
           <w:sz w:val="20"/>
           <w:szCs w:val="20"/>
         </w:rPr>
-        <w:t xml:space="preserve">A)  5</w:t>
+        <w:t xml:space="preserve">A)  3</w:t>
       </w:r>
     </w:p>
     <w:p>
@@ -2522,7 +2813,7 @@
           <w:sz w:val="20"/>
           <w:szCs w:val="20"/>
         </w:rPr>
-        <w:t xml:space="preserve">B)  1¼</w:t>
+        <w:t xml:space="preserve">B)  6</w:t>
       </w:r>
     </w:p>
     <w:p>
@@ -2535,7 +2826,7 @@
           <w:sz w:val="20"/>
           <w:szCs w:val="20"/>
         </w:rPr>
-        <w:t xml:space="preserve">C)  1¼ doubled</w:t>
+        <w:t xml:space="preserve">C)  2 1/2</w:t>
       </w:r>
     </w:p>
     <w:p>
@@ -2548,7 +2839,7 @@
           <w:sz w:val="20"/>
           <w:szCs w:val="20"/>
         </w:rPr>
-        <w:t xml:space="preserve">D)  2</w:t>
+        <w:t xml:space="preserve">D)  4 1/2</w:t>
       </w:r>
     </w:p>
     <w:p>
@@ -2621,33 +2912,7 @@
           <w:sz w:val="30"/>
           <w:szCs w:val="30"/>
         </w:rPr>
-        <w:t xml:space="preserve">Write About the Math</w:t>
-      </w:r>
-    </w:p>
-    <w:p>
-      <w:pPr>
-        <w:pStyle w:val="Heading2"/>
-        <w:spacing w:after="80" w:before="180"/>
-      </w:pPr>
-      <w:r>
-        <w:rPr>
-          <w:b/>
-          <w:bCs/>
-          <w:color w:val="12355B"/>
-          <w:sz w:val="24"/>
-          <w:szCs w:val="24"/>
-        </w:rPr>
-        <w:t xml:space="preserve">Build Strong Sentences</w:t>
-      </w:r>
-      <w:r>
-        <w:rPr>
-          <w:i/>
-          <w:iCs/>
-          <w:color w:val="B97A12"/>
-          <w:sz w:val="19"/>
-          <w:szCs w:val="19"/>
-        </w:rPr>
-        <w:t xml:space="preserve">   The Writing Revolution</w:t>
+        <w:t xml:space="preserve">Exit Ticket</w:t>
       </w:r>
     </w:p>
     <w:p>
@@ -2662,435 +2927,86 @@
           <w:sz w:val="19"/>
           <w:szCs w:val="19"/>
         </w:rPr>
-        <w:t xml:space="preserve">I can explain my steps using the words mixed number, improper fraction, convert, reciprocal, and simplify.</w:t>
-      </w:r>
-    </w:p>
-    <w:p>
-      <w:pPr>
-        <w:pStyle w:val="Heading2"/>
-        <w:spacing w:after="80" w:before="180"/>
-      </w:pPr>
-      <w:r>
-        <w:rPr>
-          <w:b/>
-          <w:bCs/>
-          <w:color w:val="12355B"/>
-          <w:sz w:val="24"/>
-          <w:szCs w:val="24"/>
-        </w:rPr>
-        <w:t xml:space="preserve">1. Kernel Sentence</w:t>
-      </w:r>
-      <w:r>
-        <w:rPr>
-          <w:i/>
-          <w:iCs/>
-          <w:color w:val="1FA6A2"/>
-          <w:sz w:val="19"/>
-          <w:szCs w:val="19"/>
-        </w:rPr>
-        <w:t xml:space="preserve">   subject + verb</w:t>
-      </w:r>
-    </w:p>
-    <w:tbl>
-      <w:tblPr>
-        <w:tblW w:type="pct" w:w="100%"/>
-        <w:tblBorders>
-          <w:top w:val="single" w:color="B97A12" w:sz="8"/>
-          <w:left w:val="single" w:color="B97A12" w:sz="8"/>
-          <w:bottom w:val="single" w:color="B97A12" w:sz="8"/>
-          <w:right w:val="single" w:color="B97A12" w:sz="8"/>
-          <w:insideH w:val="single" w:color="auto" w:sz="4"/>
-          <w:insideV w:val="single" w:color="auto" w:sz="4"/>
-        </w:tblBorders>
-      </w:tblPr>
-      <w:tblGrid>
-        <w:gridCol w:w="100"/>
-      </w:tblGrid>
-      <w:tr>
-        <w:tc>
-          <w:tcPr>
-            <w:shd w:fill="FBF3E2" w:color="auto" w:val="clear"/>
-            <w:tcMar>
-              <w:top w:type="dxa" w:w="120"/>
-              <w:left w:type="dxa" w:w="180"/>
-              <w:bottom w:type="dxa" w:w="120"/>
-              <w:right w:type="dxa" w:w="180"/>
-            </w:tcMar>
-          </w:tcPr>
-          <w:p>
-            <w:pPr>
-              <w:spacing w:after="0"/>
-            </w:pPr>
-            <w:r>
-              <w:rPr>
-                <w:b/>
-                <w:bCs/>
-                <w:color w:val="1FA6A2"/>
-                <w:sz w:val="20"/>
-                <w:szCs w:val="20"/>
-              </w:rPr>
-              <w:t xml:space="preserve">Model:  </w:t>
-            </w:r>
-            <w:r>
-              <w:rPr>
-                <w:sz w:val="20"/>
-                <w:szCs w:val="20"/>
-              </w:rPr>
-              <w:t xml:space="preserve">Mixed Number is a whole number plus a fraction, like 2 1/3.</w:t>
-            </w:r>
-          </w:p>
-        </w:tc>
-      </w:tr>
-    </w:tbl>
+        <w:t xml:space="preserve">Answer on your own. This shows what you learned today.</w:t>
+      </w:r>
+    </w:p>
+    <w:p>
+      <w:pPr>
+        <w:spacing w:after="80" w:before="80"/>
+      </w:pPr>
+      <w:r>
+        <w:rPr>
+          <w:color w:val="B97A12"/>
+          <w:sz w:val="22"/>
+          <w:szCs w:val="22"/>
+        </w:rPr>
+        <w:t xml:space="preserve">★  </w:t>
+      </w:r>
+      <w:r>
+        <w:rPr>
+          <w:b/>
+          <w:bCs/>
+          <w:sz w:val="22"/>
+          <w:szCs w:val="22"/>
+        </w:rPr>
+        <w:t xml:space="preserve">What is 2 2/3 ÷ 2/3?</w:t>
+      </w:r>
+    </w:p>
+    <w:p>
+      <w:pPr>
+        <w:spacing w:after="60"/>
+        <w:ind w:left="420"/>
+      </w:pPr>
+      <w:r>
+        <w:rPr>
+          <w:sz w:val="21"/>
+          <w:szCs w:val="21"/>
+        </w:rPr>
+        <w:t xml:space="preserve">A)  4</w:t>
+      </w:r>
+    </w:p>
+    <w:p>
+      <w:pPr>
+        <w:spacing w:after="60"/>
+        <w:ind w:left="420"/>
+      </w:pPr>
+      <w:r>
+        <w:rPr>
+          <w:sz w:val="21"/>
+          <w:szCs w:val="21"/>
+        </w:rPr>
+        <w:t xml:space="preserve">B)  2/3</w:t>
+      </w:r>
+    </w:p>
+    <w:p>
+      <w:pPr>
+        <w:spacing w:after="60"/>
+        <w:ind w:left="420"/>
+      </w:pPr>
+      <w:r>
+        <w:rPr>
+          <w:sz w:val="21"/>
+          <w:szCs w:val="21"/>
+        </w:rPr>
+        <w:t xml:space="preserve">C)  8/3</w:t>
+      </w:r>
+    </w:p>
+    <w:p>
+      <w:pPr>
+        <w:spacing w:after="60"/>
+        <w:ind w:left="420"/>
+      </w:pPr>
+      <w:r>
+        <w:rPr>
+          <w:sz w:val="21"/>
+          <w:szCs w:val="21"/>
+        </w:rPr>
+        <w:t xml:space="preserve">D)  1 7/9</w:t>
+      </w:r>
+    </w:p>
     <w:p>
       <w:pPr>
         <w:spacing w:after="40"/>
-      </w:pPr>
-      <w:r>
-        <w:t xml:space="preserve"/>
-      </w:r>
-    </w:p>
-    <w:p>
-      <w:pPr>
-        <w:spacing w:after="60"/>
-      </w:pPr>
-      <w:r>
-        <w:rPr>
-          <w:color w:val="1A2733"/>
-          <w:sz w:val="21"/>
-          <w:szCs w:val="21"/>
-        </w:rPr>
-        <w:t xml:space="preserve">Write a kernel sentence about mixed number. Use a subject and a verb.</w:t>
-      </w:r>
-      <w:r>
-        <w:rPr>
-          <w:i/>
-          <w:iCs/>
-          <w:color w:val="5F6F80"/>
-          <w:sz w:val="19"/>
-          <w:szCs w:val="19"/>
-        </w:rPr>
-        <w:br/>
-        <w:t xml:space="preserve">Escribe una oración base sobre número mixto. Usa un sujeto y un verbo.</w:t>
-      </w:r>
-    </w:p>
-    <w:p>
-      <w:pPr>
-        <w:pBdr>
-          <w:bottom w:val="single" w:color="AFBECC" w:sz="6"/>
-        </w:pBdr>
-        <w:spacing w:after="30" w:before="150"/>
-      </w:pPr>
-      <w:r>
-        <w:t xml:space="preserve"/>
-      </w:r>
-    </w:p>
-    <w:p>
-      <w:pPr>
-        <w:pBdr>
-          <w:bottom w:val="single" w:color="AFBECC" w:sz="6"/>
-        </w:pBdr>
-        <w:spacing w:after="30" w:before="150"/>
-      </w:pPr>
-      <w:r>
-        <w:t xml:space="preserve"/>
-      </w:r>
-    </w:p>
-    <w:p>
-      <w:pPr>
-        <w:pStyle w:val="Heading2"/>
-        <w:spacing w:after="80" w:before="180"/>
-      </w:pPr>
-      <w:r>
-        <w:rPr>
-          <w:b/>
-          <w:bCs/>
-          <w:color w:val="12355B"/>
-          <w:sz w:val="24"/>
-          <w:szCs w:val="24"/>
-        </w:rPr>
-        <w:t xml:space="preserve">2. Sentence Expansion</w:t>
-      </w:r>
-      <w:r>
-        <w:rPr>
-          <w:i/>
-          <w:iCs/>
-          <w:color w:val="1FA6A2"/>
-          <w:sz w:val="19"/>
-          <w:szCs w:val="19"/>
-        </w:rPr>
-        <w:t xml:space="preserve">   because · but · so</w:t>
-      </w:r>
-    </w:p>
-    <w:p>
-      <w:pPr>
-        <w:spacing w:after="80"/>
-      </w:pPr>
-      <w:r>
-        <w:rPr>
-          <w:b/>
-          <w:bCs/>
-          <w:color w:val="1FA6A2"/>
-          <w:sz w:val="20"/>
-          <w:szCs w:val="20"/>
-        </w:rPr>
-        <w:t xml:space="preserve">Kernel:  </w:t>
-      </w:r>
-      <w:r>
-        <w:rPr>
-          <w:sz w:val="20"/>
-          <w:szCs w:val="20"/>
-        </w:rPr>
-        <w:t xml:space="preserve">Mixed Number matters in math</w:t>
-      </w:r>
-    </w:p>
-    <w:p>
-      <w:pPr>
-        <w:spacing w:after="80"/>
-      </w:pPr>
-      <w:r>
-        <w:rPr>
-          <w:b/>
-          <w:bCs/>
-          <w:color w:val="12355B"/>
-          <w:sz w:val="21"/>
-          <w:szCs w:val="21"/>
-        </w:rPr>
-        <w:t xml:space="preserve">because  </w:t>
-      </w:r>
-      <w:r>
-        <w:rPr>
-          <w:sz w:val="21"/>
-          <w:szCs w:val="21"/>
-        </w:rPr>
-        <w:t xml:space="preserve">Mixed Number matters in math because ___.</w:t>
-      </w:r>
-      <w:r>
-        <w:rPr>
-          <w:i/>
-          <w:iCs/>
-          <w:color w:val="5F6F80"/>
-          <w:sz w:val="19"/>
-          <w:szCs w:val="19"/>
-        </w:rPr>
-        <w:br/>
-        <w:t xml:space="preserve">Número mixto importa en matemáticas porque ___.</w:t>
-      </w:r>
-    </w:p>
-    <w:p>
-      <w:pPr>
-        <w:pBdr>
-          <w:bottom w:val="single" w:color="AFBECC" w:sz="6"/>
-        </w:pBdr>
-        <w:spacing w:after="30" w:before="150"/>
-      </w:pPr>
-      <w:r>
-        <w:t xml:space="preserve"/>
-      </w:r>
-    </w:p>
-    <w:p>
-      <w:pPr>
-        <w:spacing w:after="80"/>
-      </w:pPr>
-      <w:r>
-        <w:rPr>
-          <w:b/>
-          <w:bCs/>
-          <w:color w:val="12355B"/>
-          <w:sz w:val="21"/>
-          <w:szCs w:val="21"/>
-        </w:rPr>
-        <w:t xml:space="preserve">but  </w:t>
-      </w:r>
-      <w:r>
-        <w:rPr>
-          <w:sz w:val="21"/>
-          <w:szCs w:val="21"/>
-        </w:rPr>
-        <w:t xml:space="preserve">Mixed Number matters in math, but ___.</w:t>
-      </w:r>
-      <w:r>
-        <w:rPr>
-          <w:i/>
-          <w:iCs/>
-          <w:color w:val="5F6F80"/>
-          <w:sz w:val="19"/>
-          <w:szCs w:val="19"/>
-        </w:rPr>
-        <w:br/>
-        <w:t xml:space="preserve">Número mixto importa en matemáticas, pero ___.</w:t>
-      </w:r>
-    </w:p>
-    <w:p>
-      <w:pPr>
-        <w:pBdr>
-          <w:bottom w:val="single" w:color="AFBECC" w:sz="6"/>
-        </w:pBdr>
-        <w:spacing w:after="30" w:before="150"/>
-      </w:pPr>
-      <w:r>
-        <w:t xml:space="preserve"/>
-      </w:r>
-    </w:p>
-    <w:p>
-      <w:pPr>
-        <w:spacing w:after="80"/>
-      </w:pPr>
-      <w:r>
-        <w:rPr>
-          <w:b/>
-          <w:bCs/>
-          <w:color w:val="12355B"/>
-          <w:sz w:val="21"/>
-          <w:szCs w:val="21"/>
-        </w:rPr>
-        <w:t xml:space="preserve">so  </w:t>
-      </w:r>
-      <w:r>
-        <w:rPr>
-          <w:sz w:val="21"/>
-          <w:szCs w:val="21"/>
-        </w:rPr>
-        <w:t xml:space="preserve">Mixed Number matters in math, so ___.</w:t>
-      </w:r>
-      <w:r>
-        <w:rPr>
-          <w:i/>
-          <w:iCs/>
-          <w:color w:val="5F6F80"/>
-          <w:sz w:val="19"/>
-          <w:szCs w:val="19"/>
-        </w:rPr>
-        <w:br/>
-        <w:t xml:space="preserve">Número mixto importa en matemáticas, entonces ___.</w:t>
-      </w:r>
-    </w:p>
-    <w:p>
-      <w:pPr>
-        <w:pBdr>
-          <w:bottom w:val="single" w:color="AFBECC" w:sz="6"/>
-        </w:pBdr>
-        <w:spacing w:after="30" w:before="150"/>
-      </w:pPr>
-      <w:r>
-        <w:t xml:space="preserve"/>
-      </w:r>
-    </w:p>
-    <w:p>
-      <w:pPr>
-        <w:pStyle w:val="Heading2"/>
-        <w:spacing w:after="80" w:before="180"/>
-      </w:pPr>
-      <w:r>
-        <w:rPr>
-          <w:b/>
-          <w:bCs/>
-          <w:color w:val="12355B"/>
-          <w:sz w:val="24"/>
-          <w:szCs w:val="24"/>
-        </w:rPr>
-        <w:t xml:space="preserve">3. Explain Your Reasoning</w:t>
-      </w:r>
-      <w:r>
-        <w:rPr>
-          <w:i/>
-          <w:iCs/>
-          <w:color w:val="1FA6A2"/>
-          <w:sz w:val="19"/>
-          <w:szCs w:val="19"/>
-        </w:rPr>
-        <w:t xml:space="preserve">   use a sentence starter</w:t>
-      </w:r>
-    </w:p>
-    <w:p>
-      <w:pPr>
-        <w:spacing w:after="60"/>
-      </w:pPr>
-      <w:r>
-        <w:rPr>
-          <w:color w:val="1A2733"/>
-          <w:sz w:val="21"/>
-          <w:szCs w:val="21"/>
-        </w:rPr>
-        <w:t xml:space="preserve">I cannot divide yet because 3 1/2 is a ___ and I need an ___.</w:t>
-      </w:r>
-      <w:r>
-        <w:rPr>
-          <w:i/>
-          <w:iCs/>
-          <w:color w:val="5F6F80"/>
-          <w:sz w:val="19"/>
-          <w:szCs w:val="19"/>
-        </w:rPr>
-        <w:br/>
-        <w:t xml:space="preserve">No puedo dividir todavía porque 3 1/2 es un ___ y necesito una ___.</w:t>
-      </w:r>
-    </w:p>
-    <w:p>
-      <w:pPr>
-        <w:spacing w:after="60"/>
-      </w:pPr>
-      <w:r>
-        <w:rPr>
-          <w:color w:val="1A2733"/>
-          <w:sz w:val="21"/>
-          <w:szCs w:val="21"/>
-        </w:rPr>
-        <w:t xml:space="preserve">First I must convert 3 1/2 into ___.</w:t>
-      </w:r>
-      <w:r>
-        <w:rPr>
-          <w:i/>
-          <w:iCs/>
-          <w:color w:val="5F6F80"/>
-          <w:sz w:val="19"/>
-          <w:szCs w:val="19"/>
-        </w:rPr>
-        <w:br/>
-        <w:t xml:space="preserve">Primero debo convertir 3 1/2 en ___.</w:t>
-      </w:r>
-    </w:p>
-    <w:p>
-      <w:pPr>
-        <w:spacing w:after="60"/>
-      </w:pPr>
-      <w:r>
-        <w:rPr>
-          <w:color w:val="1A2733"/>
-          <w:sz w:val="21"/>
-          <w:szCs w:val="21"/>
-        </w:rPr>
-        <w:t xml:space="preserve">First I converted ___ into the improper fraction ___.</w:t>
-      </w:r>
-      <w:r>
-        <w:rPr>
-          <w:i/>
-          <w:iCs/>
-          <w:color w:val="5F6F80"/>
-          <w:sz w:val="19"/>
-          <w:szCs w:val="19"/>
-        </w:rPr>
-        <w:br/>
-        <w:t xml:space="preserve">Primero convertí ___ en la fracción impropia ___.</w:t>
-      </w:r>
-    </w:p>
-    <w:p>
-      <w:pPr>
-        <w:pBdr>
-          <w:bottom w:val="single" w:color="AFBECC" w:sz="6"/>
-        </w:pBdr>
-        <w:spacing w:after="30" w:before="150"/>
-      </w:pPr>
-      <w:r>
-        <w:t xml:space="preserve"/>
-      </w:r>
-    </w:p>
-    <w:p>
-      <w:pPr>
-        <w:pBdr>
-          <w:bottom w:val="single" w:color="AFBECC" w:sz="6"/>
-        </w:pBdr>
-        <w:spacing w:after="30" w:before="150"/>
       </w:pPr>
       <w:r>
         <w:t xml:space="preserve"/>
@@ -3113,7 +3029,7 @@
           <w:sz w:val="30"/>
           <w:szCs w:val="30"/>
         </w:rPr>
-        <w:t xml:space="preserve">Exit Ticket</w:t>
+        <w:t xml:space="preserve">Answer Key &amp; Teacher Guide</w:t>
       </w:r>
     </w:p>
     <w:p>
@@ -3128,115 +3044,224 @@
           <w:sz w:val="19"/>
           <w:szCs w:val="19"/>
         </w:rPr>
-        <w:t xml:space="preserve">Answer on your own. This shows what you learned today.</w:t>
-      </w:r>
-    </w:p>
-    <w:p>
-      <w:pPr>
-        <w:spacing w:after="80" w:before="80"/>
-      </w:pPr>
-      <w:r>
-        <w:rPr>
-          <w:color w:val="B97A12"/>
-          <w:sz w:val="22"/>
-          <w:szCs w:val="22"/>
-        </w:rPr>
-        <w:t xml:space="preserve">★  </w:t>
-      </w:r>
-      <w:r>
-        <w:rPr>
-          <w:b/>
-          <w:bCs/>
-          <w:sz w:val="22"/>
-          <w:szCs w:val="22"/>
-        </w:rPr>
-        <w:t xml:space="preserve">What is 2 2/3 ÷ 2/3?</w:t>
-      </w:r>
-    </w:p>
-    <w:p>
-      <w:pPr>
-        <w:spacing w:after="60"/>
-        <w:ind w:left="420"/>
-      </w:pPr>
-      <w:r>
-        <w:rPr>
-          <w:sz w:val="21"/>
-          <w:szCs w:val="21"/>
-        </w:rPr>
-        <w:t xml:space="preserve">A)  4</w:t>
-      </w:r>
-    </w:p>
-    <w:p>
-      <w:pPr>
-        <w:spacing w:after="60"/>
-        <w:ind w:left="420"/>
-      </w:pPr>
-      <w:r>
-        <w:rPr>
-          <w:sz w:val="21"/>
-          <w:szCs w:val="21"/>
-        </w:rPr>
-        <w:t xml:space="preserve">B)  2/3</w:t>
-      </w:r>
-    </w:p>
-    <w:p>
-      <w:pPr>
-        <w:spacing w:after="60"/>
-        <w:ind w:left="420"/>
-      </w:pPr>
-      <w:r>
-        <w:rPr>
-          <w:sz w:val="21"/>
-          <w:szCs w:val="21"/>
-        </w:rPr>
-        <w:t xml:space="preserve">C)  8/3</w:t>
-      </w:r>
-    </w:p>
-    <w:p>
-      <w:pPr>
-        <w:spacing w:after="60"/>
-        <w:ind w:left="420"/>
-      </w:pPr>
-      <w:r>
-        <w:rPr>
-          <w:sz w:val="21"/>
-          <w:szCs w:val="21"/>
-        </w:rPr>
-        <w:t xml:space="preserve">D)  1 7/9</w:t>
-      </w:r>
-    </w:p>
-    <w:p>
-      <w:pPr>
-        <w:spacing w:after="40"/>
-      </w:pPr>
-      <w:r>
-        <w:t xml:space="preserve"/>
-      </w:r>
-    </w:p>
-    <w:p>
-      <w:pPr>
-        <w:pStyle w:val="Heading1"/>
-        <w:pageBreakBefore/>
-        <w:pBdr>
-          <w:bottom w:val="single" w:color="1FA6A2" w:sz="14" w:space="6"/>
-        </w:pBdr>
-        <w:spacing w:after="140" w:before="0"/>
-      </w:pPr>
-      <w:r>
-        <w:rPr>
-          <w:b/>
-          <w:bCs/>
-          <w:color w:val="12355B"/>
-          <w:sz w:val="30"/>
-          <w:szCs w:val="30"/>
-        </w:rPr>
-        <w:t xml:space="preserve">Answer Key &amp; Teacher Guide</w:t>
-      </w:r>
-    </w:p>
-    <w:p>
-      <w:pPr>
-        <w:spacing w:after="100"/>
-      </w:pPr>
+        <w:t xml:space="preserve">Teacher reference — remove or fold back before distributing to students.</w:t>
+      </w:r>
+    </w:p>
+    <w:p>
+      <w:pPr>
+        <w:pStyle w:val="Heading2"/>
+        <w:spacing w:after="80" w:before="180"/>
+      </w:pPr>
+      <w:r>
+        <w:rPr>
+          <w:b/>
+          <w:bCs/>
+          <w:color w:val="12355B"/>
+          <w:sz w:val="24"/>
+          <w:szCs w:val="24"/>
+        </w:rPr>
+        <w:t xml:space="preserve">Guided Notes (Fill-in)</w:t>
+      </w:r>
+    </w:p>
+    <w:p>
+      <w:pPr>
+        <w:spacing w:after="80"/>
+      </w:pPr>
+      <w:r>
+        <w:rPr>
+          <w:b/>
+          <w:bCs/>
+          <w:sz w:val="21"/>
+          <w:szCs w:val="21"/>
+        </w:rPr>
+        <w:t xml:space="preserve">Notes 1:  </w:t>
+      </w:r>
+      <w:r>
+        <w:rPr>
+          <w:sz w:val="21"/>
+          <w:szCs w:val="21"/>
+        </w:rPr>
+        <w:t xml:space="preserve">Mixed Number</w:t>
+      </w:r>
+    </w:p>
+    <w:p>
+      <w:pPr>
+        <w:spacing w:after="80"/>
+      </w:pPr>
+      <w:r>
+        <w:rPr>
+          <w:b/>
+          <w:bCs/>
+          <w:sz w:val="21"/>
+          <w:szCs w:val="21"/>
+        </w:rPr>
+        <w:t xml:space="preserve">Notes 2:  </w:t>
+      </w:r>
+      <w:r>
+        <w:rPr>
+          <w:sz w:val="21"/>
+          <w:szCs w:val="21"/>
+        </w:rPr>
+        <w:t xml:space="preserve">Improper Fraction</w:t>
+      </w:r>
+    </w:p>
+    <w:p>
+      <w:pPr>
+        <w:spacing w:after="80"/>
+      </w:pPr>
+      <w:r>
+        <w:rPr>
+          <w:b/>
+          <w:bCs/>
+          <w:sz w:val="21"/>
+          <w:szCs w:val="21"/>
+        </w:rPr>
+        <w:t xml:space="preserve">Notes 3:  </w:t>
+      </w:r>
+      <w:r>
+        <w:rPr>
+          <w:sz w:val="21"/>
+          <w:szCs w:val="21"/>
+        </w:rPr>
+        <w:t xml:space="preserve">Convert</w:t>
+      </w:r>
+    </w:p>
+    <w:p>
+      <w:pPr>
+        <w:spacing w:after="80"/>
+      </w:pPr>
+      <w:r>
+        <w:rPr>
+          <w:b/>
+          <w:bCs/>
+          <w:sz w:val="21"/>
+          <w:szCs w:val="21"/>
+        </w:rPr>
+        <w:t xml:space="preserve">Notes 4:  </w:t>
+      </w:r>
+      <w:r>
+        <w:rPr>
+          <w:sz w:val="21"/>
+          <w:szCs w:val="21"/>
+        </w:rPr>
+        <w:t xml:space="preserve">Simplify</w:t>
+      </w:r>
+    </w:p>
+    <w:p>
+      <w:pPr>
+        <w:spacing w:after="80"/>
+      </w:pPr>
+      <w:r>
+        <w:rPr>
+          <w:b/>
+          <w:bCs/>
+          <w:sz w:val="21"/>
+          <w:szCs w:val="21"/>
+        </w:rPr>
+        <w:t xml:space="preserve">Notes 5:  </w:t>
+      </w:r>
+      <w:r>
+        <w:rPr>
+          <w:sz w:val="21"/>
+          <w:szCs w:val="21"/>
+        </w:rPr>
+        <w:t xml:space="preserve">Reciprocal</w:t>
+      </w:r>
+    </w:p>
+    <w:p>
+      <w:pPr>
+        <w:pStyle w:val="Heading2"/>
+        <w:spacing w:after="80" w:before="180"/>
+      </w:pPr>
+      <w:r>
+        <w:rPr>
+          <w:b/>
+          <w:bCs/>
+          <w:color w:val="12355B"/>
+          <w:sz w:val="24"/>
+          <w:szCs w:val="24"/>
+        </w:rPr>
+        <w:t xml:space="preserve">Worked Notes (I Do / We Do)</w:t>
+      </w:r>
+    </w:p>
+    <w:p>
+      <w:pPr>
+        <w:spacing w:after="80"/>
+      </w:pPr>
+      <w:r>
+        <w:rPr>
+          <w:b/>
+          <w:bCs/>
+          <w:sz w:val="21"/>
+          <w:szCs w:val="21"/>
+        </w:rPr>
+        <w:t xml:space="preserve">I Do:  </w:t>
+      </w:r>
+      <w:r>
+        <w:rPr>
+          <w:sz w:val="21"/>
+          <w:szCs w:val="21"/>
+        </w:rPr>
+        <w:t xml:space="preserve">A. 2</w:t>
+      </w:r>
+    </w:p>
+    <w:p>
+      <w:pPr>
+        <w:spacing w:after="80"/>
+      </w:pPr>
+      <w:r>
+        <w:rPr>
+          <w:b/>
+          <w:bCs/>
+          <w:sz w:val="21"/>
+          <w:szCs w:val="21"/>
+        </w:rPr>
+        <w:t xml:space="preserve">We Do:  </w:t>
+      </w:r>
+      <w:r>
+        <w:rPr>
+          <w:sz w:val="21"/>
+          <w:szCs w:val="21"/>
+        </w:rPr>
+        <w:t xml:space="preserve">A. 17/5</w:t>
+      </w:r>
+    </w:p>
+    <w:p>
+      <w:pPr>
+        <w:pStyle w:val="Heading2"/>
+        <w:spacing w:after="80" w:before="180"/>
+      </w:pPr>
+      <w:r>
+        <w:rPr>
+          <w:b/>
+          <w:bCs/>
+          <w:color w:val="12355B"/>
+          <w:sz w:val="24"/>
+          <w:szCs w:val="24"/>
+        </w:rPr>
+        <w:t xml:space="preserve">Independent Practice</w:t>
+      </w:r>
+    </w:p>
+    <w:p>
+      <w:pPr>
+        <w:spacing w:after="80"/>
+      </w:pPr>
+      <w:r>
+        <w:rPr>
+          <w:b/>
+          <w:bCs/>
+          <w:sz w:val="21"/>
+          <w:szCs w:val="21"/>
+        </w:rPr>
+        <w:t xml:space="preserve">1.  </w:t>
+      </w:r>
+      <w:r>
+        <w:rPr>
+          <w:sz w:val="21"/>
+          <w:szCs w:val="21"/>
+        </w:rPr>
+        <w:t xml:space="preserve">A)  3</w:t>
+      </w:r>
       <w:r>
         <w:rPr>
           <w:i/>
@@ -3245,23 +3270,7 @@
           <w:sz w:val="19"/>
           <w:szCs w:val="19"/>
         </w:rPr>
-        <w:t xml:space="preserve">Teacher reference — remove or fold back before distributing to students.</w:t>
-      </w:r>
-    </w:p>
-    <w:p>
-      <w:pPr>
-        <w:pStyle w:val="Heading2"/>
-        <w:spacing w:after="80" w:before="180"/>
-      </w:pPr>
-      <w:r>
-        <w:rPr>
-          <w:b/>
-          <w:bCs/>
-          <w:color w:val="12355B"/>
-          <w:sz w:val="24"/>
-          <w:szCs w:val="24"/>
-        </w:rPr>
-        <w:t xml:space="preserve">Worked Notes (I Do / We Do)</w:t>
+        <w:t xml:space="preserve">  — 2 1/4 = 9/4. Then 9/4 ÷ 3/4 = 9/4 × 4/3 = 36/12 = 3.</w:t>
       </w:r>
     </w:p>
     <w:p>
@@ -3275,72 +3284,14 @@
           <w:sz w:val="21"/>
           <w:szCs w:val="21"/>
         </w:rPr>
-        <w:t xml:space="preserve">I Do:  </w:t>
-      </w:r>
-      <w:r>
-        <w:rPr>
-          <w:sz w:val="21"/>
-          <w:szCs w:val="21"/>
-        </w:rPr>
-        <w:t xml:space="preserve">A. 2</w:t>
-      </w:r>
-    </w:p>
-    <w:p>
-      <w:pPr>
-        <w:spacing w:after="80"/>
-      </w:pPr>
-      <w:r>
-        <w:rPr>
-          <w:b/>
-          <w:bCs/>
-          <w:sz w:val="21"/>
-          <w:szCs w:val="21"/>
-        </w:rPr>
-        <w:t xml:space="preserve">We Do:  </w:t>
-      </w:r>
-      <w:r>
-        <w:rPr>
-          <w:sz w:val="21"/>
-          <w:szCs w:val="21"/>
-        </w:rPr>
-        <w:t xml:space="preserve">A. 17/5</w:t>
-      </w:r>
-    </w:p>
-    <w:p>
-      <w:pPr>
-        <w:pStyle w:val="Heading2"/>
-        <w:spacing w:after="80" w:before="180"/>
-      </w:pPr>
-      <w:r>
-        <w:rPr>
-          <w:b/>
-          <w:bCs/>
-          <w:color w:val="12355B"/>
-          <w:sz w:val="24"/>
-          <w:szCs w:val="24"/>
-        </w:rPr>
-        <w:t xml:space="preserve">Independent Practice</w:t>
-      </w:r>
-    </w:p>
-    <w:p>
-      <w:pPr>
-        <w:spacing w:after="80"/>
-      </w:pPr>
-      <w:r>
-        <w:rPr>
-          <w:b/>
-          <w:bCs/>
-          <w:sz w:val="21"/>
-          <w:szCs w:val="21"/>
-        </w:rPr>
-        <w:t xml:space="preserve">1.  </w:t>
-      </w:r>
-      <w:r>
-        <w:rPr>
-          <w:sz w:val="21"/>
-          <w:szCs w:val="21"/>
-        </w:rPr>
-        <w:t xml:space="preserve">A)  3</w:t>
+        <w:t xml:space="preserve">2.  </w:t>
+      </w:r>
+      <w:r>
+        <w:rPr>
+          <w:sz w:val="21"/>
+          <w:szCs w:val="21"/>
+        </w:rPr>
+        <w:t xml:space="preserve">A)  14</w:t>
       </w:r>
       <w:r>
         <w:rPr>
@@ -3350,7 +3301,7 @@
           <w:sz w:val="19"/>
           <w:szCs w:val="19"/>
         </w:rPr>
-        <w:t xml:space="preserve">  — 2 1/4 = 9/4. Then 9/4 ÷ 3/4 = 9/4 × 4/3 = 36/12 = 3.</w:t>
+        <w:t xml:space="preserve">  — 3 1/2 = 7/2. Then 7/2 ÷ 1/4 = 7/2 × 4/1 = 28/2 = 14.</w:t>
       </w:r>
     </w:p>
     <w:p>
@@ -3364,14 +3315,14 @@
           <w:sz w:val="21"/>
           <w:szCs w:val="21"/>
         </w:rPr>
-        <w:t xml:space="preserve">2.  </w:t>
-      </w:r>
-      <w:r>
-        <w:rPr>
-          <w:sz w:val="21"/>
-          <w:szCs w:val="21"/>
-        </w:rPr>
-        <w:t xml:space="preserve">A)  14</w:t>
+        <w:t xml:space="preserve">3.  </w:t>
+      </w:r>
+      <w:r>
+        <w:rPr>
+          <w:sz w:val="21"/>
+          <w:szCs w:val="21"/>
+        </w:rPr>
+        <w:t xml:space="preserve">A)  3 cups</w:t>
       </w:r>
       <w:r>
         <w:rPr>
@@ -3381,7 +3332,7 @@
           <w:sz w:val="19"/>
           <w:szCs w:val="19"/>
         </w:rPr>
-        <w:t xml:space="preserve">  — 3 1/2 = 7/2. Then 7/2 ÷ 1/4 = 7/2 × 4/1 = 28/2 = 14.</w:t>
+        <w:t xml:space="preserve">  — This is multiplication: 2 1/4 × 3/4 = 9/4 × 3/4 = 27/16. Wait — re-read: we need 2 1/4 batches at 3/4 cup each, but the question for division practice should be: if you have 2 1/4 cups and each batch needs 3/4 cup, how many batches? 2 1/4 ÷ 3/4 = 9/4 × 4/3 = 36/12 = 3.</w:t>
       </w:r>
     </w:p>
     <w:p>
@@ -3395,14 +3346,14 @@
           <w:sz w:val="21"/>
           <w:szCs w:val="21"/>
         </w:rPr>
-        <w:t xml:space="preserve">3.  </w:t>
-      </w:r>
-      <w:r>
-        <w:rPr>
-          <w:sz w:val="21"/>
-          <w:szCs w:val="21"/>
-        </w:rPr>
-        <w:t xml:space="preserve">A)  3 cups</w:t>
+        <w:t xml:space="preserve">4.  </w:t>
+      </w:r>
+      <w:r>
+        <w:rPr>
+          <w:sz w:val="21"/>
+          <w:szCs w:val="21"/>
+        </w:rPr>
+        <w:t xml:space="preserve">A)  3</w:t>
       </w:r>
       <w:r>
         <w:rPr>
@@ -3412,7 +3363,23 @@
           <w:sz w:val="19"/>
           <w:szCs w:val="19"/>
         </w:rPr>
-        <w:t xml:space="preserve">  — This is multiplication: 2 1/4 × 3/4 = 9/4 × 3/4 = 27/16. Wait — re-read: we need 2 1/4 batches at 3/4 cup each, but the question for division practice should be: if you have 2 1/4 cups and each batch needs 3/4 cup, how many batches? 2 1/4 ÷ 3/4 = 9/4 × 4/3 = 36/12 = 3.</w:t>
+        <w:t xml:space="preserve">  — 4 1/2 = 9/2 and 1 1/2 = 3/2. So 9/2 ÷ 3/2 = 9/2 × 2/3 = 18/6 = 3 watches.</w:t>
+      </w:r>
+    </w:p>
+    <w:p>
+      <w:pPr>
+        <w:pStyle w:val="Heading2"/>
+        <w:spacing w:after="80" w:before="180"/>
+      </w:pPr>
+      <w:r>
+        <w:rPr>
+          <w:b/>
+          <w:bCs/>
+          <w:color w:val="12355B"/>
+          <w:sz w:val="24"/>
+          <w:szCs w:val="24"/>
+        </w:rPr>
+        <w:t xml:space="preserve">Exit Ticket</w:t>
       </w:r>
     </w:p>
     <w:p>
@@ -3421,19 +3388,10 @@
       </w:pPr>
       <w:r>
         <w:rPr>
-          <w:b/>
-          <w:bCs/>
-          <w:sz w:val="21"/>
-          <w:szCs w:val="21"/>
-        </w:rPr>
-        <w:t xml:space="preserve">4.  </w:t>
-      </w:r>
-      <w:r>
-        <w:rPr>
-          <w:sz w:val="21"/>
-          <w:szCs w:val="21"/>
-        </w:rPr>
-        <w:t xml:space="preserve">A)  5</w:t>
+          <w:sz w:val="21"/>
+          <w:szCs w:val="21"/>
+        </w:rPr>
+        <w:t xml:space="preserve">A)  4</w:t>
       </w:r>
       <w:r>
         <w:rPr>
@@ -3443,173 +3401,7 @@
           <w:sz w:val="19"/>
           <w:szCs w:val="19"/>
         </w:rPr>
-        <w:t xml:space="preserve">  — 2½ = 5/2. (5/2) ÷ (1/2) = (5/2) × (2/1) = 5.</w:t>
-      </w:r>
-    </w:p>
-    <w:p>
-      <w:pPr>
-        <w:pStyle w:val="Heading2"/>
-        <w:spacing w:after="80" w:before="180"/>
-      </w:pPr>
-      <w:r>
-        <w:rPr>
-          <w:b/>
-          <w:bCs/>
-          <w:color w:val="12355B"/>
-          <w:sz w:val="24"/>
-          <w:szCs w:val="24"/>
-        </w:rPr>
-        <w:t xml:space="preserve">Exit Ticket</w:t>
-      </w:r>
-    </w:p>
-    <w:p>
-      <w:pPr>
-        <w:spacing w:after="80"/>
-      </w:pPr>
-      <w:r>
-        <w:rPr>
-          <w:sz w:val="21"/>
-          <w:szCs w:val="21"/>
-        </w:rPr>
-        <w:t xml:space="preserve">A)  4</w:t>
-      </w:r>
-      <w:r>
-        <w:rPr>
-          <w:i/>
-          <w:iCs/>
-          <w:color w:val="5F6F80"/>
-          <w:sz w:val="19"/>
-          <w:szCs w:val="19"/>
-        </w:rPr>
         <w:t xml:space="preserve">  — 2 2/3 = 8/3. Then 8/3 ÷ 2/3 = 8/3 × 3/2 = 24/6 = 4.</w:t>
-      </w:r>
-    </w:p>
-    <w:p>
-      <w:pPr>
-        <w:pStyle w:val="Heading2"/>
-        <w:spacing w:after="80" w:before="180"/>
-      </w:pPr>
-      <w:r>
-        <w:rPr>
-          <w:b/>
-          <w:bCs/>
-          <w:color w:val="12355B"/>
-          <w:sz w:val="24"/>
-          <w:szCs w:val="24"/>
-        </w:rPr>
-        <w:t xml:space="preserve">Writing (TWR) — what to look for</w:t>
-      </w:r>
-    </w:p>
-    <w:p>
-      <w:pPr>
-        <w:spacing w:after="80"/>
-      </w:pPr>
-      <w:r>
-        <w:rPr>
-          <w:sz w:val="20"/>
-          <w:szCs w:val="20"/>
-        </w:rPr>
-        <w:t xml:space="preserve">Kernel sentence: a complete sentence needs a subject and a verb. Example: Mixed Number is a whole number plus a fraction, like 2 1/3.</w:t>
-      </w:r>
-    </w:p>
-    <w:p>
-      <w:pPr>
-        <w:spacing w:after="80"/>
-      </w:pPr>
-      <w:r>
-        <w:rPr>
-          <w:sz w:val="20"/>
-          <w:szCs w:val="20"/>
-        </w:rPr>
-        <w:t xml:space="preserve">Expansion: because = reason, but = contrast/exception, so = result. Answers vary; each must keep the kernel idea.</w:t>
-      </w:r>
-    </w:p>
-    <w:p>
-      <w:pPr>
-        <w:pStyle w:val="Heading2"/>
-        <w:spacing w:after="80" w:before="180"/>
-      </w:pPr>
-      <w:r>
-        <w:rPr>
-          <w:b/>
-          <w:bCs/>
-          <w:color w:val="12355B"/>
-          <w:sz w:val="24"/>
-          <w:szCs w:val="24"/>
-        </w:rPr>
-        <w:t xml:space="preserve">Turn &amp; Talk — listen for</w:t>
-      </w:r>
-    </w:p>
-    <w:p>
-      <w:pPr>
-        <w:spacing w:after="80"/>
-      </w:pPr>
-      <w:r>
-        <w:rPr>
-          <w:b/>
-          <w:bCs/>
-          <w:sz w:val="19"/>
-          <w:szCs w:val="19"/>
-        </w:rPr>
-        <w:t xml:space="preserve">1.  </w:t>
-      </w:r>
-      <w:r>
-        <w:rPr>
-          <w:i/>
-          <w:iCs/>
-          <w:color w:val="5F6F80"/>
-          <w:sz w:val="19"/>
-          <w:szCs w:val="19"/>
-        </w:rPr>
-        <w:t xml:space="preserve">Students explain that the mixed number must be converted to an improper fraction (7/2) before applying Keep, Change, Flip.</w:t>
-      </w:r>
-    </w:p>
-    <w:p>
-      <w:pPr>
-        <w:spacing w:after="80"/>
-      </w:pPr>
-      <w:r>
-        <w:rPr>
-          <w:b/>
-          <w:bCs/>
-          <w:sz w:val="19"/>
-          <w:szCs w:val="19"/>
-        </w:rPr>
-        <w:t xml:space="preserve">2.  </w:t>
-      </w:r>
-      <w:r>
-        <w:rPr>
-          <w:i/>
-          <w:iCs/>
-          <w:color w:val="5F6F80"/>
-          <w:sz w:val="19"/>
-          <w:szCs w:val="19"/>
-        </w:rPr>
-        <w:t xml:space="preserve">Students correctly convert (multiply whole by denominator, add numerator) before flipping the divisor and simplifying.</w:t>
-      </w:r>
-    </w:p>
-    <w:p>
-      <w:pPr>
-        <w:spacing w:after="80"/>
-      </w:pPr>
-      <w:r>
-        <w:rPr>
-          <w:b/>
-          <w:bCs/>
-          <w:sz w:val="19"/>
-          <w:szCs w:val="19"/>
-        </w:rPr>
-        <w:t xml:space="preserve">3.  </w:t>
-      </w:r>
-      <w:r>
-        <w:rPr>
-          <w:i/>
-          <w:iCs/>
-          <w:color w:val="5F6F80"/>
-          <w:sz w:val="19"/>
-          <w:szCs w:val="19"/>
-        </w:rPr>
-        <w:t xml:space="preserve">Students give a realistic project scenario and recognize the mixed-number amount must be converted first.</w:t>
       </w:r>
     </w:p>
     <w:sectPr>

--- a/lessons/2-4/downloads/2-4-notes.docx
+++ b/lessons/2-4/downloads/2-4-notes.docx
@@ -3010,398 +3010,6 @@
       </w:pPr>
       <w:r>
         <w:t xml:space="preserve"/>
-      </w:r>
-    </w:p>
-    <w:p>
-      <w:pPr>
-        <w:pStyle w:val="Heading1"/>
-        <w:pageBreakBefore/>
-        <w:pBdr>
-          <w:bottom w:val="single" w:color="1FA6A2" w:sz="14" w:space="6"/>
-        </w:pBdr>
-        <w:spacing w:after="140" w:before="0"/>
-      </w:pPr>
-      <w:r>
-        <w:rPr>
-          <w:b/>
-          <w:bCs/>
-          <w:color w:val="12355B"/>
-          <w:sz w:val="30"/>
-          <w:szCs w:val="30"/>
-        </w:rPr>
-        <w:t xml:space="preserve">Answer Key &amp; Teacher Guide</w:t>
-      </w:r>
-    </w:p>
-    <w:p>
-      <w:pPr>
-        <w:spacing w:after="100"/>
-      </w:pPr>
-      <w:r>
-        <w:rPr>
-          <w:i/>
-          <w:iCs/>
-          <w:color w:val="5F6F80"/>
-          <w:sz w:val="19"/>
-          <w:szCs w:val="19"/>
-        </w:rPr>
-        <w:t xml:space="preserve">Teacher reference — remove or fold back before distributing to students.</w:t>
-      </w:r>
-    </w:p>
-    <w:p>
-      <w:pPr>
-        <w:pStyle w:val="Heading2"/>
-        <w:spacing w:after="80" w:before="180"/>
-      </w:pPr>
-      <w:r>
-        <w:rPr>
-          <w:b/>
-          <w:bCs/>
-          <w:color w:val="12355B"/>
-          <w:sz w:val="24"/>
-          <w:szCs w:val="24"/>
-        </w:rPr>
-        <w:t xml:space="preserve">Guided Notes (Fill-in)</w:t>
-      </w:r>
-    </w:p>
-    <w:p>
-      <w:pPr>
-        <w:spacing w:after="80"/>
-      </w:pPr>
-      <w:r>
-        <w:rPr>
-          <w:b/>
-          <w:bCs/>
-          <w:sz w:val="21"/>
-          <w:szCs w:val="21"/>
-        </w:rPr>
-        <w:t xml:space="preserve">Notes 1:  </w:t>
-      </w:r>
-      <w:r>
-        <w:rPr>
-          <w:sz w:val="21"/>
-          <w:szCs w:val="21"/>
-        </w:rPr>
-        <w:t xml:space="preserve">Mixed Number</w:t>
-      </w:r>
-    </w:p>
-    <w:p>
-      <w:pPr>
-        <w:spacing w:after="80"/>
-      </w:pPr>
-      <w:r>
-        <w:rPr>
-          <w:b/>
-          <w:bCs/>
-          <w:sz w:val="21"/>
-          <w:szCs w:val="21"/>
-        </w:rPr>
-        <w:t xml:space="preserve">Notes 2:  </w:t>
-      </w:r>
-      <w:r>
-        <w:rPr>
-          <w:sz w:val="21"/>
-          <w:szCs w:val="21"/>
-        </w:rPr>
-        <w:t xml:space="preserve">Improper Fraction</w:t>
-      </w:r>
-    </w:p>
-    <w:p>
-      <w:pPr>
-        <w:spacing w:after="80"/>
-      </w:pPr>
-      <w:r>
-        <w:rPr>
-          <w:b/>
-          <w:bCs/>
-          <w:sz w:val="21"/>
-          <w:szCs w:val="21"/>
-        </w:rPr>
-        <w:t xml:space="preserve">Notes 3:  </w:t>
-      </w:r>
-      <w:r>
-        <w:rPr>
-          <w:sz w:val="21"/>
-          <w:szCs w:val="21"/>
-        </w:rPr>
-        <w:t xml:space="preserve">Convert</w:t>
-      </w:r>
-    </w:p>
-    <w:p>
-      <w:pPr>
-        <w:spacing w:after="80"/>
-      </w:pPr>
-      <w:r>
-        <w:rPr>
-          <w:b/>
-          <w:bCs/>
-          <w:sz w:val="21"/>
-          <w:szCs w:val="21"/>
-        </w:rPr>
-        <w:t xml:space="preserve">Notes 4:  </w:t>
-      </w:r>
-      <w:r>
-        <w:rPr>
-          <w:sz w:val="21"/>
-          <w:szCs w:val="21"/>
-        </w:rPr>
-        <w:t xml:space="preserve">Simplify</w:t>
-      </w:r>
-    </w:p>
-    <w:p>
-      <w:pPr>
-        <w:spacing w:after="80"/>
-      </w:pPr>
-      <w:r>
-        <w:rPr>
-          <w:b/>
-          <w:bCs/>
-          <w:sz w:val="21"/>
-          <w:szCs w:val="21"/>
-        </w:rPr>
-        <w:t xml:space="preserve">Notes 5:  </w:t>
-      </w:r>
-      <w:r>
-        <w:rPr>
-          <w:sz w:val="21"/>
-          <w:szCs w:val="21"/>
-        </w:rPr>
-        <w:t xml:space="preserve">Reciprocal</w:t>
-      </w:r>
-    </w:p>
-    <w:p>
-      <w:pPr>
-        <w:pStyle w:val="Heading2"/>
-        <w:spacing w:after="80" w:before="180"/>
-      </w:pPr>
-      <w:r>
-        <w:rPr>
-          <w:b/>
-          <w:bCs/>
-          <w:color w:val="12355B"/>
-          <w:sz w:val="24"/>
-          <w:szCs w:val="24"/>
-        </w:rPr>
-        <w:t xml:space="preserve">Worked Notes (I Do / We Do)</w:t>
-      </w:r>
-    </w:p>
-    <w:p>
-      <w:pPr>
-        <w:spacing w:after="80"/>
-      </w:pPr>
-      <w:r>
-        <w:rPr>
-          <w:b/>
-          <w:bCs/>
-          <w:sz w:val="21"/>
-          <w:szCs w:val="21"/>
-        </w:rPr>
-        <w:t xml:space="preserve">I Do:  </w:t>
-      </w:r>
-      <w:r>
-        <w:rPr>
-          <w:sz w:val="21"/>
-          <w:szCs w:val="21"/>
-        </w:rPr>
-        <w:t xml:space="preserve">A. 2</w:t>
-      </w:r>
-    </w:p>
-    <w:p>
-      <w:pPr>
-        <w:spacing w:after="80"/>
-      </w:pPr>
-      <w:r>
-        <w:rPr>
-          <w:b/>
-          <w:bCs/>
-          <w:sz w:val="21"/>
-          <w:szCs w:val="21"/>
-        </w:rPr>
-        <w:t xml:space="preserve">We Do:  </w:t>
-      </w:r>
-      <w:r>
-        <w:rPr>
-          <w:sz w:val="21"/>
-          <w:szCs w:val="21"/>
-        </w:rPr>
-        <w:t xml:space="preserve">A. 17/5</w:t>
-      </w:r>
-    </w:p>
-    <w:p>
-      <w:pPr>
-        <w:pStyle w:val="Heading2"/>
-        <w:spacing w:after="80" w:before="180"/>
-      </w:pPr>
-      <w:r>
-        <w:rPr>
-          <w:b/>
-          <w:bCs/>
-          <w:color w:val="12355B"/>
-          <w:sz w:val="24"/>
-          <w:szCs w:val="24"/>
-        </w:rPr>
-        <w:t xml:space="preserve">Independent Practice</w:t>
-      </w:r>
-    </w:p>
-    <w:p>
-      <w:pPr>
-        <w:spacing w:after="80"/>
-      </w:pPr>
-      <w:r>
-        <w:rPr>
-          <w:b/>
-          <w:bCs/>
-          <w:sz w:val="21"/>
-          <w:szCs w:val="21"/>
-        </w:rPr>
-        <w:t xml:space="preserve">1.  </w:t>
-      </w:r>
-      <w:r>
-        <w:rPr>
-          <w:sz w:val="21"/>
-          <w:szCs w:val="21"/>
-        </w:rPr>
-        <w:t xml:space="preserve">A)  3</w:t>
-      </w:r>
-      <w:r>
-        <w:rPr>
-          <w:i/>
-          <w:iCs/>
-          <w:color w:val="5F6F80"/>
-          <w:sz w:val="19"/>
-          <w:szCs w:val="19"/>
-        </w:rPr>
-        <w:t xml:space="preserve">  — 2 1/4 = 9/4. Then 9/4 ÷ 3/4 = 9/4 × 4/3 = 36/12 = 3.</w:t>
-      </w:r>
-    </w:p>
-    <w:p>
-      <w:pPr>
-        <w:spacing w:after="80"/>
-      </w:pPr>
-      <w:r>
-        <w:rPr>
-          <w:b/>
-          <w:bCs/>
-          <w:sz w:val="21"/>
-          <w:szCs w:val="21"/>
-        </w:rPr>
-        <w:t xml:space="preserve">2.  </w:t>
-      </w:r>
-      <w:r>
-        <w:rPr>
-          <w:sz w:val="21"/>
-          <w:szCs w:val="21"/>
-        </w:rPr>
-        <w:t xml:space="preserve">A)  14</w:t>
-      </w:r>
-      <w:r>
-        <w:rPr>
-          <w:i/>
-          <w:iCs/>
-          <w:color w:val="5F6F80"/>
-          <w:sz w:val="19"/>
-          <w:szCs w:val="19"/>
-        </w:rPr>
-        <w:t xml:space="preserve">  — 3 1/2 = 7/2. Then 7/2 ÷ 1/4 = 7/2 × 4/1 = 28/2 = 14.</w:t>
-      </w:r>
-    </w:p>
-    <w:p>
-      <w:pPr>
-        <w:spacing w:after="80"/>
-      </w:pPr>
-      <w:r>
-        <w:rPr>
-          <w:b/>
-          <w:bCs/>
-          <w:sz w:val="21"/>
-          <w:szCs w:val="21"/>
-        </w:rPr>
-        <w:t xml:space="preserve">3.  </w:t>
-      </w:r>
-      <w:r>
-        <w:rPr>
-          <w:sz w:val="21"/>
-          <w:szCs w:val="21"/>
-        </w:rPr>
-        <w:t xml:space="preserve">A)  3 cups</w:t>
-      </w:r>
-      <w:r>
-        <w:rPr>
-          <w:i/>
-          <w:iCs/>
-          <w:color w:val="5F6F80"/>
-          <w:sz w:val="19"/>
-          <w:szCs w:val="19"/>
-        </w:rPr>
-        <w:t xml:space="preserve">  — This is multiplication: 2 1/4 × 3/4 = 9/4 × 3/4 = 27/16. Wait — re-read: we need 2 1/4 batches at 3/4 cup each, but the question for division practice should be: if you have 2 1/4 cups and each batch needs 3/4 cup, how many batches? 2 1/4 ÷ 3/4 = 9/4 × 4/3 = 36/12 = 3.</w:t>
-      </w:r>
-    </w:p>
-    <w:p>
-      <w:pPr>
-        <w:spacing w:after="80"/>
-      </w:pPr>
-      <w:r>
-        <w:rPr>
-          <w:b/>
-          <w:bCs/>
-          <w:sz w:val="21"/>
-          <w:szCs w:val="21"/>
-        </w:rPr>
-        <w:t xml:space="preserve">4.  </w:t>
-      </w:r>
-      <w:r>
-        <w:rPr>
-          <w:sz w:val="21"/>
-          <w:szCs w:val="21"/>
-        </w:rPr>
-        <w:t xml:space="preserve">A)  3</w:t>
-      </w:r>
-      <w:r>
-        <w:rPr>
-          <w:i/>
-          <w:iCs/>
-          <w:color w:val="5F6F80"/>
-          <w:sz w:val="19"/>
-          <w:szCs w:val="19"/>
-        </w:rPr>
-        <w:t xml:space="preserve">  — 4 1/2 = 9/2 and 1 1/2 = 3/2. So 9/2 ÷ 3/2 = 9/2 × 2/3 = 18/6 = 3 watches.</w:t>
-      </w:r>
-    </w:p>
-    <w:p>
-      <w:pPr>
-        <w:pStyle w:val="Heading2"/>
-        <w:spacing w:after="80" w:before="180"/>
-      </w:pPr>
-      <w:r>
-        <w:rPr>
-          <w:b/>
-          <w:bCs/>
-          <w:color w:val="12355B"/>
-          <w:sz w:val="24"/>
-          <w:szCs w:val="24"/>
-        </w:rPr>
-        <w:t xml:space="preserve">Exit Ticket</w:t>
-      </w:r>
-    </w:p>
-    <w:p>
-      <w:pPr>
-        <w:spacing w:after="80"/>
-      </w:pPr>
-      <w:r>
-        <w:rPr>
-          <w:sz w:val="21"/>
-          <w:szCs w:val="21"/>
-        </w:rPr>
-        <w:t xml:space="preserve">A)  4</w:t>
-      </w:r>
-      <w:r>
-        <w:rPr>
-          <w:i/>
-          <w:iCs/>
-          <w:color w:val="5F6F80"/>
-          <w:sz w:val="19"/>
-          <w:szCs w:val="19"/>
-        </w:rPr>
-        <w:t xml:space="preserve">  — 2 2/3 = 8/3. Then 8/3 ÷ 2/3 = 8/3 × 3/2 = 24/6 = 4.</w:t>
       </w:r>
     </w:p>
     <w:sectPr>

--- a/lessons/2-4/downloads/2-4-notes.docx
+++ b/lessons/2-4/downloads/2-4-notes.docx
@@ -14,7 +14,7 @@
           <w:sz w:val="18"/>
           <w:szCs w:val="18"/>
         </w:rPr>
-        <w:t xml:space="preserve">UNIT 2  ·  LESSON 4      STANDARD 6.NS.1</w:t>
+        <w:t xml:space="preserve">UNIT 2  ·  LESSON 4      STANDARD 6.NOS.1</w:t>
       </w:r>
     </w:p>
     <w:p>
@@ -2377,6 +2377,32 @@
     </w:p>
     <w:p>
       <w:pPr>
+        <w:pStyle w:val="Heading2"/>
+        <w:spacing w:after="80" w:before="180"/>
+      </w:pPr>
+      <w:r>
+        <w:rPr>
+          <w:b/>
+          <w:bCs/>
+          <w:color w:val="12355B"/>
+          <w:sz w:val="24"/>
+          <w:szCs w:val="24"/>
+        </w:rPr>
+        <w:t xml:space="preserve">Level 1 Support</w:t>
+      </w:r>
+      <w:r>
+        <w:rPr>
+          <w:i/>
+          <w:iCs/>
+          <w:color w:val="1FA6A2"/>
+          <w:sz w:val="19"/>
+          <w:szCs w:val="19"/>
+        </w:rPr>
+        <w:t xml:space="preserve">   extra scaffolding</w:t>
+      </w:r>
+    </w:p>
+    <w:p>
+      <w:pPr>
         <w:keepNext/>
         <w:spacing w:after="60" w:before="160"/>
       </w:pPr>
@@ -2637,6 +2663,32 @@
     </w:tbl>
     <w:p>
       <w:pPr>
+        <w:pStyle w:val="Heading2"/>
+        <w:spacing w:after="80" w:before="180"/>
+      </w:pPr>
+      <w:r>
+        <w:rPr>
+          <w:b/>
+          <w:bCs/>
+          <w:color w:val="12355B"/>
+          <w:sz w:val="24"/>
+          <w:szCs w:val="24"/>
+        </w:rPr>
+        <w:t xml:space="preserve">On Level</w:t>
+      </w:r>
+      <w:r>
+        <w:rPr>
+          <w:i/>
+          <w:iCs/>
+          <w:color w:val="12355B"/>
+          <w:sz w:val="19"/>
+          <w:szCs w:val="19"/>
+        </w:rPr>
+        <w:t xml:space="preserve">   grade-level practice</w:t>
+      </w:r>
+    </w:p>
+    <w:p>
+      <w:pPr>
         <w:keepNext/>
         <w:spacing w:after="60" w:before="160"/>
       </w:pPr>
@@ -2657,7 +2709,7 @@
           <w:sz w:val="21"/>
           <w:szCs w:val="21"/>
         </w:rPr>
-        <w:t xml:space="preserve">A recipe makes 2 1/4 batches of cookies. Each batch uses 3/4 cup of butter. How many cups of butter are needed in total?</w:t>
+        <w:t xml:space="preserve">A baker has 2 1/4 cups of butter. Each batch of cookies needs 3/4 cup of butter. How many batches can the baker make?</w:t>
       </w:r>
     </w:p>
     <w:p>
@@ -2670,7 +2722,7 @@
           <w:sz w:val="20"/>
           <w:szCs w:val="20"/>
         </w:rPr>
-        <w:t xml:space="preserve">A)  3 cups</w:t>
+        <w:t xml:space="preserve">A)  3 batches</w:t>
       </w:r>
     </w:p>
     <w:p>
@@ -2683,7 +2735,7 @@
           <w:sz w:val="20"/>
           <w:szCs w:val="20"/>
         </w:rPr>
-        <w:t xml:space="preserve">B)  1 1/2 cups</w:t>
+        <w:t xml:space="preserve">B)  1 1/2 batches</w:t>
       </w:r>
     </w:p>
     <w:p>
@@ -2696,7 +2748,7 @@
           <w:sz w:val="20"/>
           <w:szCs w:val="20"/>
         </w:rPr>
-        <w:t xml:space="preserve">C)  2 cups</w:t>
+        <w:t xml:space="preserve">C)  2 batches</w:t>
       </w:r>
     </w:p>
     <w:p>
@@ -2709,137 +2761,7 @@
           <w:sz w:val="20"/>
           <w:szCs w:val="20"/>
         </w:rPr>
-        <w:t xml:space="preserve">D)  6 cups</w:t>
-      </w:r>
-    </w:p>
-    <w:p>
-      <w:pPr>
-        <w:spacing w:after="20"/>
-      </w:pPr>
-      <w:r>
-        <w:t xml:space="preserve"/>
-      </w:r>
-    </w:p>
-    <w:tbl>
-      <w:tblPr>
-        <w:tblW w:type="pct" w:w="100%"/>
-        <w:tblBorders>
-          <w:top w:val="single" w:color="C7D2DD" w:sz="6"/>
-          <w:left w:val="single" w:color="C7D2DD" w:sz="6"/>
-          <w:bottom w:val="single" w:color="C7D2DD" w:sz="6"/>
-          <w:right w:val="single" w:color="C7D2DD" w:sz="6"/>
-          <w:insideH w:val="single" w:color="auto" w:sz="4"/>
-          <w:insideV w:val="single" w:color="auto" w:sz="4"/>
-        </w:tblBorders>
-      </w:tblPr>
-      <w:tblGrid>
-        <w:gridCol w:w="100"/>
-      </w:tblGrid>
-      <w:tr>
-        <w:tc>
-          <w:tcPr>
-            <w:shd w:fill="FBF3E2" w:color="auto" w:val="clear"/>
-            <w:tcMar>
-              <w:top w:type="dxa" w:w="60"/>
-              <w:left w:type="dxa" w:w="120"/>
-              <w:bottom w:type="dxa" w:w="60"/>
-              <w:right w:type="dxa" w:w="120"/>
-            </w:tcMar>
-          </w:tcPr>
-          <w:p>
-            <w:pPr>
-              <w:spacing w:after="0" w:line="320"/>
-            </w:pPr>
-            <w:r>
-              <w:t xml:space="preserve"/>
-            </w:r>
-          </w:p>
-          <w:p>
-            <w:pPr>
-              <w:spacing w:after="0" w:line="320"/>
-            </w:pPr>
-            <w:r>
-              <w:t xml:space="preserve"/>
-            </w:r>
-          </w:p>
-        </w:tc>
-      </w:tr>
-    </w:tbl>
-    <w:p>
-      <w:pPr>
-        <w:keepNext/>
-        <w:spacing w:after="60" w:before="160"/>
-      </w:pPr>
-      <w:r>
-        <w:rPr>
-          <w:b/>
-          <w:bCs/>
-          <w:color w:val="12355B"/>
-          <w:sz w:val="22"/>
-          <w:szCs w:val="22"/>
-        </w:rPr>
-        <w:t xml:space="preserve">4.  </w:t>
-      </w:r>
-      <w:r>
-        <w:rPr>
-          <w:b/>
-          <w:bCs/>
-          <w:sz w:val="21"/>
-          <w:szCs w:val="21"/>
-        </w:rPr>
-        <w:t xml:space="preserve">Mission 1: The stakeout shift is 4 1/2 hours long. Each agent covers a 1 1/2-hour watch. How many agent watches fill one shift?</w:t>
-      </w:r>
-    </w:p>
-    <w:p>
-      <w:pPr>
-        <w:spacing w:after="40"/>
-        <w:ind w:left="420"/>
-      </w:pPr>
-      <w:r>
-        <w:rPr>
-          <w:sz w:val="20"/>
-          <w:szCs w:val="20"/>
-        </w:rPr>
-        <w:t xml:space="preserve">A)  3</w:t>
-      </w:r>
-    </w:p>
-    <w:p>
-      <w:pPr>
-        <w:spacing w:after="40"/>
-        <w:ind w:left="420"/>
-      </w:pPr>
-      <w:r>
-        <w:rPr>
-          <w:sz w:val="20"/>
-          <w:szCs w:val="20"/>
-        </w:rPr>
-        <w:t xml:space="preserve">B)  6</w:t>
-      </w:r>
-    </w:p>
-    <w:p>
-      <w:pPr>
-        <w:spacing w:after="40"/>
-        <w:ind w:left="420"/>
-      </w:pPr>
-      <w:r>
-        <w:rPr>
-          <w:sz w:val="20"/>
-          <w:szCs w:val="20"/>
-        </w:rPr>
-        <w:t xml:space="preserve">C)  2 1/2</w:t>
-      </w:r>
-    </w:p>
-    <w:p>
-      <w:pPr>
-        <w:spacing w:after="40"/>
-        <w:ind w:left="420"/>
-      </w:pPr>
-      <w:r>
-        <w:rPr>
-          <w:sz w:val="20"/>
-          <w:szCs w:val="20"/>
-        </w:rPr>
-        <w:t xml:space="preserve">D)  4 1/2</w:t>
+        <w:t xml:space="preserve">D)  6 batches</w:t>
       </w:r>
     </w:p>
     <w:p>

--- a/lessons/2-4/downloads/2-4-notes.docx
+++ b/lessons/2-4/downloads/2-4-notes.docx
@@ -1228,6 +1228,1302 @@
           <w:szCs w:val="22"/>
         </w:rPr>
         <w:t xml:space="preserve">To divide by a fraction, I multiply by its ___.</w:t>
+      </w:r>
+    </w:p>
+    <w:p>
+      <w:pPr>
+        <w:pStyle w:val="Heading1"/>
+        <w:pageBreakBefore/>
+        <w:pBdr>
+          <w:bottom w:val="single" w:color="1FA6A2" w:sz="14" w:space="6"/>
+        </w:pBdr>
+        <w:spacing w:after="140" w:before="0"/>
+      </w:pPr>
+      <w:r>
+        <w:rPr>
+          <w:b/>
+          <w:bCs/>
+          <w:color w:val="12355B"/>
+          <w:sz w:val="30"/>
+          <w:szCs w:val="30"/>
+        </w:rPr>
+        <w:t xml:space="preserve">Write About the Math</w:t>
+      </w:r>
+    </w:p>
+    <w:p>
+      <w:pPr>
+        <w:spacing w:after="100"/>
+      </w:pPr>
+      <w:r>
+        <w:rPr>
+          <w:i/>
+          <w:iCs/>
+          <w:color w:val="5F6F80"/>
+          <w:sz w:val="19"/>
+          <w:szCs w:val="19"/>
+        </w:rPr>
+        <w:t xml:space="preserve">Use the support level you need. Every level answers the same math question.</w:t>
+      </w:r>
+    </w:p>
+    <w:p>
+      <w:pPr>
+        <w:pStyle w:val="Heading2"/>
+        <w:spacing w:after="80" w:before="180"/>
+      </w:pPr>
+      <w:r>
+        <w:rPr>
+          <w:b/>
+          <w:bCs/>
+          <w:color w:val="12355B"/>
+          <w:sz w:val="24"/>
+          <w:szCs w:val="24"/>
+        </w:rPr>
+        <w:t xml:space="preserve">1. Understand the Question</w:t>
+      </w:r>
+      <w:r>
+        <w:rPr>
+          <w:i/>
+          <w:iCs/>
+          <w:color w:val="B97A12"/>
+          <w:sz w:val="19"/>
+          <w:szCs w:val="19"/>
+        </w:rPr>
+        <w:t xml:space="preserve">   explain</w:t>
+      </w:r>
+    </w:p>
+    <w:tbl>
+      <w:tblPr>
+        <w:tblW w:type="pct" w:w="100%"/>
+        <w:tblBorders>
+          <w:top w:val="single" w:color="1FA6A2" w:sz="8"/>
+          <w:left w:val="single" w:color="1FA6A2" w:sz="8"/>
+          <w:bottom w:val="single" w:color="1FA6A2" w:sz="8"/>
+          <w:right w:val="single" w:color="1FA6A2" w:sz="8"/>
+          <w:insideH w:val="single" w:color="auto" w:sz="4"/>
+          <w:insideV w:val="single" w:color="auto" w:sz="4"/>
+        </w:tblBorders>
+      </w:tblPr>
+      <w:tblGrid>
+        <w:gridCol w:w="100"/>
+      </w:tblGrid>
+      <w:tr>
+        <w:tc>
+          <w:tcPr>
+            <w:shd w:fill="E6F4F3" w:color="auto" w:val="clear"/>
+            <w:tcMar>
+              <w:top w:type="dxa" w:w="120"/>
+              <w:left w:type="dxa" w:w="180"/>
+              <w:bottom w:type="dxa" w:w="120"/>
+              <w:right w:type="dxa" w:w="180"/>
+            </w:tcMar>
+          </w:tcPr>
+          <w:p>
+            <w:pPr>
+              <w:spacing w:after="60"/>
+            </w:pPr>
+            <w:r>
+              <w:rPr>
+                <w:color w:val="1A2733"/>
+                <w:sz w:val="21"/>
+                <w:szCs w:val="21"/>
+              </w:rPr>
+              <w:t xml:space="preserve">Walk your partner through how you changed the mixed numbers before dividing?</w:t>
+            </w:r>
+          </w:p>
+          <w:p>
+            <w:pPr>
+              <w:spacing w:after="0"/>
+            </w:pPr>
+            <w:r>
+              <w:rPr>
+                <w:b/>
+                <w:bCs/>
+                <w:color w:val="12355B"/>
+                <w:sz w:val="20"/>
+                <w:szCs w:val="20"/>
+              </w:rPr>
+              <w:t xml:space="preserve">Your job:  </w:t>
+            </w:r>
+            <w:r>
+              <w:rPr>
+                <w:sz w:val="20"/>
+                <w:szCs w:val="20"/>
+              </w:rPr>
+              <w:t xml:space="preserve">Answer the question. Use math evidence. Explain how the evidence proves your answer.</w:t>
+            </w:r>
+            <w:r>
+              <w:rPr>
+                <w:i/>
+                <w:iCs/>
+                <w:color w:val="5F6F80"/>
+                <w:sz w:val="18"/>
+                <w:szCs w:val="18"/>
+              </w:rPr>
+              <w:br/>
+              <w:t xml:space="preserve">Responde la pregunta. Usa evidencia matemática. Explica cómo la evidencia demuestra tu respuesta.</w:t>
+            </w:r>
+          </w:p>
+        </w:tc>
+      </w:tr>
+    </w:tbl>
+    <w:p>
+      <w:pPr>
+        <w:pStyle w:val="Heading2"/>
+        <w:spacing w:after="80" w:before="180"/>
+      </w:pPr>
+      <w:r>
+        <w:rPr>
+          <w:b/>
+          <w:bCs/>
+          <w:color w:val="12355B"/>
+          <w:sz w:val="24"/>
+          <w:szCs w:val="24"/>
+        </w:rPr>
+        <w:t xml:space="preserve">2. Plan Your Math Words</w:t>
+      </w:r>
+      <w:r>
+        <w:rPr>
+          <w:i/>
+          <w:iCs/>
+          <w:color w:val="1FA6A2"/>
+          <w:sz w:val="19"/>
+          <w:szCs w:val="19"/>
+        </w:rPr>
+        <w:t xml:space="preserve">   check at least two</w:t>
+      </w:r>
+    </w:p>
+    <w:p>
+      <w:pPr>
+        <w:spacing w:after="60"/>
+      </w:pPr>
+      <w:r>
+        <w:rPr>
+          <w:b/>
+          <w:bCs/>
+          <w:color w:val="1FA6A2"/>
+          <w:sz w:val="22"/>
+          <w:szCs w:val="22"/>
+        </w:rPr>
+        <w:t xml:space="preserve">☐  </w:t>
+      </w:r>
+      <w:r>
+        <w:rPr>
+          <w:b/>
+          <w:bCs/>
+          <w:color w:val="12355B"/>
+          <w:sz w:val="20"/>
+          <w:szCs w:val="20"/>
+        </w:rPr>
+        <w:t xml:space="preserve">Mixed Number — </w:t>
+      </w:r>
+      <w:r>
+        <w:rPr>
+          <w:sz w:val="20"/>
+          <w:szCs w:val="20"/>
+        </w:rPr>
+        <w:t xml:space="preserve">A whole number plus a fraction, like 2 1/3.</w:t>
+      </w:r>
+      <w:r>
+        <w:rPr>
+          <w:i/>
+          <w:iCs/>
+          <w:color w:val="5F6F80"/>
+          <w:sz w:val="18"/>
+          <w:szCs w:val="18"/>
+        </w:rPr>
+        <w:br/>
+        <w:t xml:space="preserve">Número mixto — Un número entero más una fracción, como 2 1/3.</w:t>
+      </w:r>
+    </w:p>
+    <w:p>
+      <w:pPr>
+        <w:spacing w:after="60"/>
+      </w:pPr>
+      <w:r>
+        <w:rPr>
+          <w:b/>
+          <w:bCs/>
+          <w:color w:val="1FA6A2"/>
+          <w:sz w:val="22"/>
+          <w:szCs w:val="22"/>
+        </w:rPr>
+        <w:t xml:space="preserve">☐  </w:t>
+      </w:r>
+      <w:r>
+        <w:rPr>
+          <w:b/>
+          <w:bCs/>
+          <w:color w:val="12355B"/>
+          <w:sz w:val="20"/>
+          <w:szCs w:val="20"/>
+        </w:rPr>
+        <w:t xml:space="preserve">Improper Fraction — </w:t>
+      </w:r>
+      <w:r>
+        <w:rPr>
+          <w:sz w:val="20"/>
+          <w:szCs w:val="20"/>
+        </w:rPr>
+        <w:t xml:space="preserve">A fraction where the top is bigger than or equal to the bottom, like 7/4.</w:t>
+      </w:r>
+      <w:r>
+        <w:rPr>
+          <w:i/>
+          <w:iCs/>
+          <w:color w:val="5F6F80"/>
+          <w:sz w:val="18"/>
+          <w:szCs w:val="18"/>
+        </w:rPr>
+        <w:br/>
+        <w:t xml:space="preserve">Fracción impropia — Una fracción donde el número de arriba es mayor o igual al de abajo, como 7/4.</w:t>
+      </w:r>
+    </w:p>
+    <w:p>
+      <w:pPr>
+        <w:spacing w:after="60"/>
+      </w:pPr>
+      <w:r>
+        <w:rPr>
+          <w:b/>
+          <w:bCs/>
+          <w:color w:val="1FA6A2"/>
+          <w:sz w:val="22"/>
+          <w:szCs w:val="22"/>
+        </w:rPr>
+        <w:t xml:space="preserve">☐  </w:t>
+      </w:r>
+      <w:r>
+        <w:rPr>
+          <w:b/>
+          <w:bCs/>
+          <w:color w:val="12355B"/>
+          <w:sz w:val="20"/>
+          <w:szCs w:val="20"/>
+        </w:rPr>
+        <w:t xml:space="preserve">Simplify — </w:t>
+      </w:r>
+      <w:r>
+        <w:rPr>
+          <w:sz w:val="20"/>
+          <w:szCs w:val="20"/>
+        </w:rPr>
+        <w:t xml:space="preserve">To make a fraction smaller using the same parts, like 2/4 = 1/2.</w:t>
+      </w:r>
+      <w:r>
+        <w:rPr>
+          <w:i/>
+          <w:iCs/>
+          <w:color w:val="5F6F80"/>
+          <w:sz w:val="18"/>
+          <w:szCs w:val="18"/>
+        </w:rPr>
+        <w:br/>
+        <w:t xml:space="preserve">Simplificar — Hacer una fracción más pequeña con las mismas partes, como 2/4 = 1/2.</w:t>
+      </w:r>
+    </w:p>
+    <w:p>
+      <w:pPr>
+        <w:spacing w:after="60"/>
+      </w:pPr>
+      <w:r>
+        <w:rPr>
+          <w:b/>
+          <w:bCs/>
+          <w:color w:val="1FA6A2"/>
+          <w:sz w:val="22"/>
+          <w:szCs w:val="22"/>
+        </w:rPr>
+        <w:t xml:space="preserve">☐  </w:t>
+      </w:r>
+      <w:r>
+        <w:rPr>
+          <w:b/>
+          <w:bCs/>
+          <w:color w:val="12355B"/>
+          <w:sz w:val="20"/>
+          <w:szCs w:val="20"/>
+        </w:rPr>
+        <w:t xml:space="preserve">Reciprocal — </w:t>
+      </w:r>
+      <w:r>
+        <w:rPr>
+          <w:sz w:val="20"/>
+          <w:szCs w:val="20"/>
+        </w:rPr>
+        <w:t xml:space="preserve">A fraction turned upside down. You use it in keep-change-flip.</w:t>
+      </w:r>
+      <w:r>
+        <w:rPr>
+          <w:i/>
+          <w:iCs/>
+          <w:color w:val="5F6F80"/>
+          <w:sz w:val="18"/>
+          <w:szCs w:val="18"/>
+        </w:rPr>
+        <w:br/>
+        <w:t xml:space="preserve">Recíproco — Una fracción volteada de arriba abajo. Se usa en deja-cambia-voltea.</w:t>
+      </w:r>
+    </w:p>
+    <w:p>
+      <w:pPr>
+        <w:spacing w:after="60"/>
+      </w:pPr>
+      <w:r>
+        <w:rPr>
+          <w:b/>
+          <w:bCs/>
+          <w:color w:val="1FA6A2"/>
+          <w:sz w:val="22"/>
+          <w:szCs w:val="22"/>
+        </w:rPr>
+        <w:t xml:space="preserve">☐  </w:t>
+      </w:r>
+      <w:r>
+        <w:rPr>
+          <w:b/>
+          <w:bCs/>
+          <w:color w:val="12355B"/>
+          <w:sz w:val="20"/>
+          <w:szCs w:val="20"/>
+        </w:rPr>
+        <w:t xml:space="preserve">Convert — </w:t>
+      </w:r>
+      <w:r>
+        <w:rPr>
+          <w:sz w:val="20"/>
+          <w:szCs w:val="20"/>
+        </w:rPr>
+        <w:t xml:space="preserve">To change a number to a new form but keep the same value.</w:t>
+      </w:r>
+      <w:r>
+        <w:rPr>
+          <w:i/>
+          <w:iCs/>
+          <w:color w:val="5F6F80"/>
+          <w:sz w:val="18"/>
+          <w:szCs w:val="18"/>
+        </w:rPr>
+        <w:br/>
+        <w:t xml:space="preserve">Convertir — Cambiar un número a otra forma sin cambiar su valor.</w:t>
+      </w:r>
+    </w:p>
+    <w:tbl>
+      <w:tblPr>
+        <w:tblW w:type="pct" w:w="100%"/>
+        <w:tblBorders>
+          <w:top w:val="single" w:color="1FA6A2" w:sz="8"/>
+          <w:left w:val="single" w:color="1FA6A2" w:sz="8"/>
+          <w:bottom w:val="single" w:color="1FA6A2" w:sz="8"/>
+          <w:right w:val="single" w:color="1FA6A2" w:sz="8"/>
+          <w:insideH w:val="single" w:color="auto" w:sz="4"/>
+          <w:insideV w:val="single" w:color="auto" w:sz="4"/>
+        </w:tblBorders>
+      </w:tblPr>
+      <w:tblGrid>
+        <w:gridCol w:w="100"/>
+      </w:tblGrid>
+      <w:tr>
+        <w:tc>
+          <w:tcPr>
+            <w:shd w:fill="F7FFFD" w:color="auto" w:val="clear"/>
+            <w:tcMar>
+              <w:top w:type="dxa" w:w="120"/>
+              <w:left w:type="dxa" w:w="180"/>
+              <w:bottom w:type="dxa" w:w="120"/>
+              <w:right w:type="dxa" w:w="180"/>
+            </w:tcMar>
+          </w:tcPr>
+          <w:p>
+            <w:pPr>
+              <w:spacing w:after="50"/>
+            </w:pPr>
+            <w:r>
+              <w:rPr>
+                <w:b/>
+                <w:bCs/>
+                <w:color w:val="1FA6A2"/>
+                <w:sz w:val="20"/>
+                <w:szCs w:val="20"/>
+              </w:rPr>
+              <w:t xml:space="preserve">Say it first:  </w:t>
+            </w:r>
+            <w:r>
+              <w:rPr>
+                <w:sz w:val="20"/>
+                <w:szCs w:val="20"/>
+              </w:rPr>
+              <w:t xml:space="preserve">Say your idea to a partner or quietly to yourself before you write.</w:t>
+            </w:r>
+          </w:p>
+          <w:p>
+            <w:pPr>
+              <w:spacing w:after="60"/>
+            </w:pPr>
+            <w:r>
+              <w:rPr>
+                <w:color w:val="1A2733"/>
+                <w:sz w:val="21"/>
+                <w:szCs w:val="21"/>
+              </w:rPr>
+              <w:t xml:space="preserve">First I converted ___ into the improper fraction ___.</w:t>
+            </w:r>
+            <w:r>
+              <w:rPr>
+                <w:i/>
+                <w:iCs/>
+                <w:color w:val="5F6F80"/>
+                <w:sz w:val="19"/>
+                <w:szCs w:val="19"/>
+              </w:rPr>
+              <w:br/>
+              <w:t xml:space="preserve">Primero convertí ___ en la fracción impropia ___.</w:t>
+            </w:r>
+          </w:p>
+        </w:tc>
+      </w:tr>
+    </w:tbl>
+    <w:p>
+      <w:pPr>
+        <w:pStyle w:val="Heading2"/>
+        <w:spacing w:after="80" w:before="180"/>
+      </w:pPr>
+      <w:r>
+        <w:rPr>
+          <w:b/>
+          <w:bCs/>
+          <w:color w:val="12355B"/>
+          <w:sz w:val="24"/>
+          <w:szCs w:val="24"/>
+        </w:rPr>
+        <w:t xml:space="preserve">3. Build Your Explanation</w:t>
+      </w:r>
+      <w:r>
+        <w:rPr>
+          <w:i/>
+          <w:iCs/>
+          <w:color w:val="B97A12"/>
+          <w:sz w:val="19"/>
+          <w:szCs w:val="19"/>
+        </w:rPr>
+        <w:t xml:space="preserve">   choose your support</w:t>
+      </w:r>
+    </w:p>
+    <w:tbl>
+      <w:tblPr>
+        <w:tblW w:type="pct" w:w="100%"/>
+        <w:tblBorders>
+          <w:top w:val="single" w:color="BBD0DE" w:sz="8"/>
+          <w:left w:val="single" w:color="BBD0DE" w:sz="8"/>
+          <w:bottom w:val="single" w:color="BBD0DE" w:sz="8"/>
+          <w:right w:val="single" w:color="BBD0DE" w:sz="8"/>
+          <w:insideH w:val="single" w:color="auto" w:sz="4"/>
+          <w:insideV w:val="single" w:color="auto" w:sz="4"/>
+        </w:tblBorders>
+      </w:tblPr>
+      <w:tblGrid>
+        <w:gridCol w:w="100"/>
+      </w:tblGrid>
+      <w:tr>
+        <w:tc>
+          <w:tcPr>
+            <w:shd w:fill="EEF4F8" w:color="auto" w:val="clear"/>
+            <w:tcMar>
+              <w:top w:type="dxa" w:w="120"/>
+              <w:left w:type="dxa" w:w="180"/>
+              <w:bottom w:type="dxa" w:w="120"/>
+              <w:right w:type="dxa" w:w="180"/>
+            </w:tcMar>
+          </w:tcPr>
+          <w:p>
+            <w:pPr>
+              <w:spacing w:after="50"/>
+            </w:pPr>
+            <w:r>
+              <w:rPr>
+                <w:i/>
+                <w:iCs/>
+                <w:color w:val="5F6F80"/>
+                <w:sz w:val="19"/>
+                <w:szCs w:val="19"/>
+              </w:rPr>
+              <w:t xml:space="preserve">This model shows the parts of an explanation. It does not answer your writing question.</w:t>
+            </w:r>
+          </w:p>
+          <w:p>
+            <w:pPr>
+              <w:spacing w:after="80"/>
+            </w:pPr>
+            <w:r>
+              <w:rPr>
+                <w:b/>
+                <w:bCs/>
+                <w:color w:val="12355B"/>
+                <w:sz w:val="19"/>
+                <w:szCs w:val="19"/>
+              </w:rPr>
+              <w:t xml:space="preserve">Claim:  </w:t>
+            </w:r>
+            <w:r>
+              <w:rPr>
+                <w:sz w:val="19"/>
+                <w:szCs w:val="19"/>
+              </w:rPr>
+              <w:t xml:space="preserve">A mixed number must first become an improper fraction so I can flip and multiply.</w:t>
+            </w:r>
+          </w:p>
+          <w:p>
+            <w:pPr>
+              <w:spacing w:after="80"/>
+            </w:pPr>
+            <w:r>
+              <w:rPr>
+                <w:b/>
+                <w:bCs/>
+                <w:color w:val="12355B"/>
+                <w:sz w:val="19"/>
+                <w:szCs w:val="19"/>
+              </w:rPr>
+              <w:t xml:space="preserve">Evidence:  </w:t>
+            </w:r>
+            <w:r>
+              <w:rPr>
+                <w:sz w:val="19"/>
+                <w:szCs w:val="19"/>
+              </w:rPr>
+              <w:t xml:space="preserve">Students explain that the mixed number must be converted to an improper fraction (7/2) before applying Keep, Change, Flip.</w:t>
+            </w:r>
+          </w:p>
+          <w:p>
+            <w:pPr>
+              <w:spacing w:after="80"/>
+            </w:pPr>
+            <w:r>
+              <w:rPr>
+                <w:b/>
+                <w:bCs/>
+                <w:color w:val="12355B"/>
+                <w:sz w:val="19"/>
+                <w:szCs w:val="19"/>
+              </w:rPr>
+              <w:t xml:space="preserve">Reasoning:  </w:t>
+            </w:r>
+            <w:r>
+              <w:rPr>
+                <w:sz w:val="19"/>
+                <w:szCs w:val="19"/>
+              </w:rPr>
+              <w:t xml:space="preserve">This evidence connects the definition of mixed number to the mathematical claim.</w:t>
+            </w:r>
+          </w:p>
+        </w:tc>
+      </w:tr>
+    </w:tbl>
+    <w:p>
+      <w:pPr>
+        <w:pStyle w:val="Heading2"/>
+        <w:spacing w:after="80" w:before="180"/>
+      </w:pPr>
+      <w:r>
+        <w:rPr>
+          <w:b/>
+          <w:bCs/>
+          <w:color w:val="12355B"/>
+          <w:sz w:val="24"/>
+          <w:szCs w:val="24"/>
+        </w:rPr>
+        <w:t xml:space="preserve">Start</w:t>
+      </w:r>
+      <w:r>
+        <w:rPr>
+          <w:i/>
+          <w:iCs/>
+          <w:color w:val="1FA6A2"/>
+          <w:sz w:val="19"/>
+          <w:szCs w:val="19"/>
+        </w:rPr>
+        <w:t xml:space="preserve">   Most language support</w:t>
+      </w:r>
+    </w:p>
+    <w:p>
+      <w:pPr>
+        <w:spacing w:after="60"/>
+      </w:pPr>
+      <w:r>
+        <w:rPr>
+          <w:color w:val="1A2733"/>
+          <w:sz w:val="21"/>
+          <w:szCs w:val="21"/>
+        </w:rPr>
+        <w:t xml:space="preserve">Complete the frames. Use the word bank.</w:t>
+      </w:r>
+      <w:r>
+        <w:rPr>
+          <w:i/>
+          <w:iCs/>
+          <w:color w:val="5F6F80"/>
+          <w:sz w:val="19"/>
+          <w:szCs w:val="19"/>
+        </w:rPr>
+        <w:br/>
+        <w:t xml:space="preserve">Completa las oraciones. Usa el banco de palabras.</w:t>
+      </w:r>
+    </w:p>
+    <w:p>
+      <w:pPr>
+        <w:spacing w:after="60"/>
+      </w:pPr>
+      <w:r>
+        <w:rPr>
+          <w:color w:val="1A2733"/>
+          <w:sz w:val="21"/>
+          <w:szCs w:val="21"/>
+        </w:rPr>
+        <w:t xml:space="preserve">First I converted ___ into the improper fraction ___.</w:t>
+      </w:r>
+      <w:r>
+        <w:rPr>
+          <w:i/>
+          <w:iCs/>
+          <w:color w:val="5F6F80"/>
+          <w:sz w:val="19"/>
+          <w:szCs w:val="19"/>
+        </w:rPr>
+        <w:br/>
+        <w:t xml:space="preserve">Primero convertí ___ en la fracción impropia ___.</w:t>
+      </w:r>
+    </w:p>
+    <w:p>
+      <w:pPr>
+        <w:spacing w:after="60"/>
+      </w:pPr>
+      <w:r>
+        <w:rPr>
+          <w:color w:val="1A2733"/>
+          <w:sz w:val="21"/>
+          <w:szCs w:val="21"/>
+        </w:rPr>
+        <w:t xml:space="preserve">Then I flipped the divisor and got the quotient ___.</w:t>
+      </w:r>
+      <w:r>
+        <w:rPr>
+          <w:i/>
+          <w:iCs/>
+          <w:color w:val="5F6F80"/>
+          <w:sz w:val="19"/>
+          <w:szCs w:val="19"/>
+        </w:rPr>
+        <w:br/>
+        <w:t xml:space="preserve">Luego volteé el divisor y obtuve el cociente ___.</w:t>
+      </w:r>
+    </w:p>
+    <w:tbl>
+      <w:tblPr>
+        <w:tblW w:type="pct" w:w="100%"/>
+        <w:tblBorders>
+          <w:top w:val="single" w:color="C7D2DD" w:sz="6"/>
+          <w:left w:val="single" w:color="C7D2DD" w:sz="6"/>
+          <w:bottom w:val="single" w:color="C7D2DD" w:sz="6"/>
+          <w:right w:val="single" w:color="C7D2DD" w:sz="6"/>
+          <w:insideH w:val="single" w:color="auto" w:sz="4"/>
+          <w:insideV w:val="single" w:color="auto" w:sz="4"/>
+        </w:tblBorders>
+      </w:tblPr>
+      <w:tblGrid>
+        <w:gridCol w:w="100"/>
+      </w:tblGrid>
+      <w:tr>
+        <w:tc>
+          <w:tcPr>
+            <w:shd w:fill="FBF3E2" w:color="auto" w:val="clear"/>
+            <w:tcMar>
+              <w:top w:type="dxa" w:w="60"/>
+              <w:left w:type="dxa" w:w="120"/>
+              <w:bottom w:type="dxa" w:w="60"/>
+              <w:right w:type="dxa" w:w="120"/>
+            </w:tcMar>
+          </w:tcPr>
+          <w:p>
+            <w:pPr>
+              <w:spacing w:after="0" w:line="320"/>
+            </w:pPr>
+            <w:r>
+              <w:t xml:space="preserve"/>
+            </w:r>
+          </w:p>
+          <w:p>
+            <w:pPr>
+              <w:spacing w:after="0" w:line="320"/>
+            </w:pPr>
+            <w:r>
+              <w:t xml:space="preserve"/>
+            </w:r>
+          </w:p>
+          <w:p>
+            <w:pPr>
+              <w:spacing w:after="0" w:line="320"/>
+            </w:pPr>
+            <w:r>
+              <w:t xml:space="preserve"/>
+            </w:r>
+          </w:p>
+        </w:tc>
+      </w:tr>
+    </w:tbl>
+    <w:p>
+      <w:pPr>
+        <w:pStyle w:val="Heading2"/>
+        <w:spacing w:after="80" w:before="180"/>
+      </w:pPr>
+      <w:r>
+        <w:rPr>
+          <w:b/>
+          <w:bCs/>
+          <w:color w:val="12355B"/>
+          <w:sz w:val="24"/>
+          <w:szCs w:val="24"/>
+        </w:rPr>
+        <w:t xml:space="preserve">Build</w:t>
+      </w:r>
+      <w:r>
+        <w:rPr>
+          <w:i/>
+          <w:iCs/>
+          <w:color w:val="B97A12"/>
+          <w:sz w:val="19"/>
+          <w:szCs w:val="19"/>
+        </w:rPr>
+        <w:t xml:space="preserve">   Some language support</w:t>
+      </w:r>
+    </w:p>
+    <w:p>
+      <w:pPr>
+        <w:spacing w:after="60"/>
+      </w:pPr>
+      <w:r>
+        <w:rPr>
+          <w:color w:val="1A2733"/>
+          <w:sz w:val="21"/>
+          <w:szCs w:val="21"/>
+        </w:rPr>
+        <w:t xml:space="preserve">Write two connected sentences. Use because, so, or but.</w:t>
+      </w:r>
+      <w:r>
+        <w:rPr>
+          <w:i/>
+          <w:iCs/>
+          <w:color w:val="5F6F80"/>
+          <w:sz w:val="19"/>
+          <w:szCs w:val="19"/>
+        </w:rPr>
+        <w:br/>
+        <w:t xml:space="preserve">Escribe dos oraciones conectadas. Usa porque, entonces o pero.</w:t>
+      </w:r>
+    </w:p>
+    <w:p>
+      <w:pPr>
+        <w:spacing w:after="60"/>
+      </w:pPr>
+      <w:r>
+        <w:rPr>
+          <w:color w:val="1A2733"/>
+          <w:sz w:val="21"/>
+          <w:szCs w:val="21"/>
+        </w:rPr>
+        <w:t xml:space="preserve">My claim is ___.</w:t>
+      </w:r>
+      <w:r>
+        <w:rPr>
+          <w:i/>
+          <w:iCs/>
+          <w:color w:val="5F6F80"/>
+          <w:sz w:val="19"/>
+          <w:szCs w:val="19"/>
+        </w:rPr>
+        <w:br/>
+        <w:t xml:space="preserve">Mi afirmación es ___.</w:t>
+      </w:r>
+    </w:p>
+    <w:p>
+      <w:pPr>
+        <w:spacing w:after="60"/>
+      </w:pPr>
+      <w:r>
+        <w:rPr>
+          <w:color w:val="1A2733"/>
+          <w:sz w:val="21"/>
+          <w:szCs w:val="21"/>
+        </w:rPr>
+        <w:t xml:space="preserve">I know because ___.</w:t>
+      </w:r>
+      <w:r>
+        <w:rPr>
+          <w:i/>
+          <w:iCs/>
+          <w:color w:val="5F6F80"/>
+          <w:sz w:val="19"/>
+          <w:szCs w:val="19"/>
+        </w:rPr>
+        <w:br/>
+        <w:t xml:space="preserve">Lo sé porque ___.</w:t>
+      </w:r>
+    </w:p>
+    <w:p>
+      <w:pPr>
+        <w:spacing w:after="60"/>
+      </w:pPr>
+      <w:r>
+        <w:rPr>
+          <w:color w:val="1A2733"/>
+          <w:sz w:val="21"/>
+          <w:szCs w:val="21"/>
+        </w:rPr>
+        <w:t xml:space="preserve">So ___.</w:t>
+      </w:r>
+      <w:r>
+        <w:rPr>
+          <w:i/>
+          <w:iCs/>
+          <w:color w:val="5F6F80"/>
+          <w:sz w:val="19"/>
+          <w:szCs w:val="19"/>
+        </w:rPr>
+        <w:br/>
+        <w:t xml:space="preserve">Entonces ___.</w:t>
+      </w:r>
+    </w:p>
+    <w:tbl>
+      <w:tblPr>
+        <w:tblW w:type="pct" w:w="100%"/>
+        <w:tblBorders>
+          <w:top w:val="single" w:color="C7D2DD" w:sz="6"/>
+          <w:left w:val="single" w:color="C7D2DD" w:sz="6"/>
+          <w:bottom w:val="single" w:color="C7D2DD" w:sz="6"/>
+          <w:right w:val="single" w:color="C7D2DD" w:sz="6"/>
+          <w:insideH w:val="single" w:color="auto" w:sz="4"/>
+          <w:insideV w:val="single" w:color="auto" w:sz="4"/>
+        </w:tblBorders>
+      </w:tblPr>
+      <w:tblGrid>
+        <w:gridCol w:w="100"/>
+      </w:tblGrid>
+      <w:tr>
+        <w:tc>
+          <w:tcPr>
+            <w:shd w:fill="FBF3E2" w:color="auto" w:val="clear"/>
+            <w:tcMar>
+              <w:top w:type="dxa" w:w="60"/>
+              <w:left w:type="dxa" w:w="120"/>
+              <w:bottom w:type="dxa" w:w="60"/>
+              <w:right w:type="dxa" w:w="120"/>
+            </w:tcMar>
+          </w:tcPr>
+          <w:p>
+            <w:pPr>
+              <w:spacing w:after="0" w:line="320"/>
+            </w:pPr>
+            <w:r>
+              <w:t xml:space="preserve"/>
+            </w:r>
+          </w:p>
+          <w:p>
+            <w:pPr>
+              <w:spacing w:after="0" w:line="320"/>
+            </w:pPr>
+            <w:r>
+              <w:t xml:space="preserve"/>
+            </w:r>
+          </w:p>
+          <w:p>
+            <w:pPr>
+              <w:spacing w:after="0" w:line="320"/>
+            </w:pPr>
+            <w:r>
+              <w:t xml:space="preserve"/>
+            </w:r>
+          </w:p>
+        </w:tc>
+      </w:tr>
+    </w:tbl>
+    <w:p>
+      <w:pPr>
+        <w:pStyle w:val="Heading2"/>
+        <w:spacing w:after="80" w:before="180"/>
+      </w:pPr>
+      <w:r>
+        <w:rPr>
+          <w:b/>
+          <w:bCs/>
+          <w:color w:val="12355B"/>
+          <w:sz w:val="24"/>
+          <w:szCs w:val="24"/>
+        </w:rPr>
+        <w:t xml:space="preserve">Explain</w:t>
+      </w:r>
+      <w:r>
+        <w:rPr>
+          <w:i/>
+          <w:iCs/>
+          <w:color w:val="B97A12"/>
+          <w:sz w:val="19"/>
+          <w:szCs w:val="19"/>
+        </w:rPr>
+        <w:t xml:space="preserve">   Light language support</w:t>
+      </w:r>
+    </w:p>
+    <w:p>
+      <w:pPr>
+        <w:spacing w:after="60"/>
+      </w:pPr>
+      <w:r>
+        <w:rPr>
+          <w:color w:val="1A2733"/>
+          <w:sz w:val="21"/>
+          <w:szCs w:val="21"/>
+        </w:rPr>
+        <w:t xml:space="preserve">Write a claim, give math evidence, and explain your reasoning.</w:t>
+      </w:r>
+      <w:r>
+        <w:rPr>
+          <w:i/>
+          <w:iCs/>
+          <w:color w:val="5F6F80"/>
+          <w:sz w:val="19"/>
+          <w:szCs w:val="19"/>
+        </w:rPr>
+        <w:br/>
+        <w:t xml:space="preserve">Escribe una afirmación, da evidencia matemática y explica tu razonamiento.</w:t>
+      </w:r>
+    </w:p>
+    <w:p>
+      <w:pPr>
+        <w:spacing w:after="60"/>
+      </w:pPr>
+      <w:r>
+        <w:rPr>
+          <w:color w:val="1A2733"/>
+          <w:sz w:val="21"/>
+          <w:szCs w:val="21"/>
+        </w:rPr>
+        <w:t xml:space="preserve">My claim is ___.</w:t>
+      </w:r>
+      <w:r>
+        <w:rPr>
+          <w:i/>
+          <w:iCs/>
+          <w:color w:val="5F6F80"/>
+          <w:sz w:val="19"/>
+          <w:szCs w:val="19"/>
+        </w:rPr>
+        <w:br/>
+        <w:t xml:space="preserve">Mi afirmación es ___.</w:t>
+      </w:r>
+    </w:p>
+    <w:p>
+      <w:pPr>
+        <w:spacing w:after="60"/>
+      </w:pPr>
+      <w:r>
+        <w:rPr>
+          <w:color w:val="1A2733"/>
+          <w:sz w:val="21"/>
+          <w:szCs w:val="21"/>
+        </w:rPr>
+        <w:t xml:space="preserve">My math evidence is ___.</w:t>
+      </w:r>
+      <w:r>
+        <w:rPr>
+          <w:i/>
+          <w:iCs/>
+          <w:color w:val="5F6F80"/>
+          <w:sz w:val="19"/>
+          <w:szCs w:val="19"/>
+        </w:rPr>
+        <w:br/>
+        <w:t xml:space="preserve">Mi evidencia matemática es ___.</w:t>
+      </w:r>
+    </w:p>
+    <w:p>
+      <w:pPr>
+        <w:spacing w:after="60"/>
+      </w:pPr>
+      <w:r>
+        <w:rPr>
+          <w:color w:val="1A2733"/>
+          <w:sz w:val="21"/>
+          <w:szCs w:val="21"/>
+        </w:rPr>
+        <w:t xml:space="preserve">This proves ___ because ___.</w:t>
+      </w:r>
+      <w:r>
+        <w:rPr>
+          <w:i/>
+          <w:iCs/>
+          <w:color w:val="5F6F80"/>
+          <w:sz w:val="19"/>
+          <w:szCs w:val="19"/>
+        </w:rPr>
+        <w:br/>
+        <w:t xml:space="preserve">Esto demuestra ___ porque ___.</w:t>
+      </w:r>
+    </w:p>
+    <w:tbl>
+      <w:tblPr>
+        <w:tblW w:type="pct" w:w="100%"/>
+        <w:tblBorders>
+          <w:top w:val="single" w:color="C7D2DD" w:sz="6"/>
+          <w:left w:val="single" w:color="C7D2DD" w:sz="6"/>
+          <w:bottom w:val="single" w:color="C7D2DD" w:sz="6"/>
+          <w:right w:val="single" w:color="C7D2DD" w:sz="6"/>
+          <w:insideH w:val="single" w:color="auto" w:sz="4"/>
+          <w:insideV w:val="single" w:color="auto" w:sz="4"/>
+        </w:tblBorders>
+      </w:tblPr>
+      <w:tblGrid>
+        <w:gridCol w:w="100"/>
+      </w:tblGrid>
+      <w:tr>
+        <w:tc>
+          <w:tcPr>
+            <w:shd w:fill="FBF3E2" w:color="auto" w:val="clear"/>
+            <w:tcMar>
+              <w:top w:type="dxa" w:w="60"/>
+              <w:left w:type="dxa" w:w="120"/>
+              <w:bottom w:type="dxa" w:w="60"/>
+              <w:right w:type="dxa" w:w="120"/>
+            </w:tcMar>
+          </w:tcPr>
+          <w:p>
+            <w:pPr>
+              <w:spacing w:after="0" w:line="320"/>
+            </w:pPr>
+            <w:r>
+              <w:t xml:space="preserve"/>
+            </w:r>
+          </w:p>
+          <w:p>
+            <w:pPr>
+              <w:spacing w:after="0" w:line="320"/>
+            </w:pPr>
+            <w:r>
+              <w:t xml:space="preserve"/>
+            </w:r>
+          </w:p>
+          <w:p>
+            <w:pPr>
+              <w:spacing w:after="0" w:line="320"/>
+            </w:pPr>
+            <w:r>
+              <w:t xml:space="preserve"/>
+            </w:r>
+          </w:p>
+          <w:p>
+            <w:pPr>
+              <w:spacing w:after="0" w:line="320"/>
+            </w:pPr>
+            <w:r>
+              <w:t xml:space="preserve"/>
+            </w:r>
+          </w:p>
+          <w:p>
+            <w:pPr>
+              <w:spacing w:after="0" w:line="320"/>
+            </w:pPr>
+            <w:r>
+              <w:t xml:space="preserve"/>
+            </w:r>
+          </w:p>
+        </w:tc>
+      </w:tr>
+    </w:tbl>
+    <w:p>
+      <w:pPr>
+        <w:pStyle w:val="Heading2"/>
+        <w:spacing w:after="80" w:before="180"/>
+      </w:pPr>
+      <w:r>
+        <w:rPr>
+          <w:b/>
+          <w:bCs/>
+          <w:color w:val="12355B"/>
+          <w:sz w:val="24"/>
+          <w:szCs w:val="24"/>
+        </w:rPr>
+        <w:t xml:space="preserve">4. Check Your Explanation</w:t>
+      </w:r>
+      <w:r>
+        <w:rPr>
+          <w:i/>
+          <w:iCs/>
+          <w:color w:val="1FA6A2"/>
+          <w:sz w:val="19"/>
+          <w:szCs w:val="19"/>
+        </w:rPr>
+        <w:t xml:space="preserve">   five quick checks</w:t>
+      </w:r>
+    </w:p>
+    <w:p>
+      <w:pPr>
+        <w:spacing w:after="80"/>
+      </w:pPr>
+      <w:r>
+        <w:rPr>
+          <w:b/>
+          <w:bCs/>
+          <w:color w:val="1FA6A2"/>
+          <w:sz w:val="22"/>
+          <w:szCs w:val="22"/>
+        </w:rPr>
+        <w:t xml:space="preserve">☐  </w:t>
+      </w:r>
+      <w:r>
+        <w:rPr>
+          <w:sz w:val="20"/>
+          <w:szCs w:val="20"/>
+        </w:rPr>
+        <w:t xml:space="preserve">I answered the question.</w:t>
+      </w:r>
+      <w:r>
+        <w:rPr>
+          <w:i/>
+          <w:iCs/>
+          <w:color w:val="5F6F80"/>
+          <w:sz w:val="18"/>
+          <w:szCs w:val="18"/>
+        </w:rPr>
+        <w:br/>
+        <w:t xml:space="preserve">Respondí la pregunta.</w:t>
+      </w:r>
+    </w:p>
+    <w:p>
+      <w:pPr>
+        <w:spacing w:after="80"/>
+      </w:pPr>
+      <w:r>
+        <w:rPr>
+          <w:b/>
+          <w:bCs/>
+          <w:color w:val="1FA6A2"/>
+          <w:sz w:val="22"/>
+          <w:szCs w:val="22"/>
+        </w:rPr>
+        <w:t xml:space="preserve">☐  </w:t>
+      </w:r>
+      <w:r>
+        <w:rPr>
+          <w:sz w:val="20"/>
+          <w:szCs w:val="20"/>
+        </w:rPr>
+        <w:t xml:space="preserve">I used math evidence: numbers, an equation, a model, or a comparison.</w:t>
+      </w:r>
+      <w:r>
+        <w:rPr>
+          <w:i/>
+          <w:iCs/>
+          <w:color w:val="5F6F80"/>
+          <w:sz w:val="18"/>
+          <w:szCs w:val="18"/>
+        </w:rPr>
+        <w:br/>
+        <w:t xml:space="preserve">Usé evidencia matemática: números, una ecuación, un modelo o una comparación.</w:t>
+      </w:r>
+    </w:p>
+    <w:p>
+      <w:pPr>
+        <w:spacing w:after="80"/>
+      </w:pPr>
+      <w:r>
+        <w:rPr>
+          <w:b/>
+          <w:bCs/>
+          <w:color w:val="1FA6A2"/>
+          <w:sz w:val="22"/>
+          <w:szCs w:val="22"/>
+        </w:rPr>
+        <w:t xml:space="preserve">☐  </w:t>
+      </w:r>
+      <w:r>
+        <w:rPr>
+          <w:sz w:val="20"/>
+          <w:szCs w:val="20"/>
+        </w:rPr>
+        <w:t xml:space="preserve">I explained how the evidence proves my answer.</w:t>
+      </w:r>
+      <w:r>
+        <w:rPr>
+          <w:i/>
+          <w:iCs/>
+          <w:color w:val="5F6F80"/>
+          <w:sz w:val="18"/>
+          <w:szCs w:val="18"/>
+        </w:rPr>
+        <w:br/>
+        <w:t xml:space="preserve">Expliqué cómo la evidencia demuestra mi respuesta.</w:t>
+      </w:r>
+    </w:p>
+    <w:p>
+      <w:pPr>
+        <w:spacing w:after="80"/>
+      </w:pPr>
+      <w:r>
+        <w:rPr>
+          <w:b/>
+          <w:bCs/>
+          <w:color w:val="1FA6A2"/>
+          <w:sz w:val="22"/>
+          <w:szCs w:val="22"/>
+        </w:rPr>
+        <w:t xml:space="preserve">☐  </w:t>
+      </w:r>
+      <w:r>
+        <w:rPr>
+          <w:sz w:val="20"/>
+          <w:szCs w:val="20"/>
+        </w:rPr>
+        <w:t xml:space="preserve">I used at least two math words.</w:t>
+      </w:r>
+      <w:r>
+        <w:rPr>
+          <w:i/>
+          <w:iCs/>
+          <w:color w:val="5F6F80"/>
+          <w:sz w:val="18"/>
+          <w:szCs w:val="18"/>
+        </w:rPr>
+        <w:br/>
+        <w:t xml:space="preserve">Usé por lo menos dos palabras matemáticas.</w:t>
+      </w:r>
+    </w:p>
+    <w:p>
+      <w:pPr>
+        <w:spacing w:after="80"/>
+      </w:pPr>
+      <w:r>
+        <w:rPr>
+          <w:b/>
+          <w:bCs/>
+          <w:color w:val="1FA6A2"/>
+          <w:sz w:val="22"/>
+          <w:szCs w:val="22"/>
+        </w:rPr>
+        <w:t xml:space="preserve">☐  </w:t>
+      </w:r>
+      <w:r>
+        <w:rPr>
+          <w:sz w:val="20"/>
+          <w:szCs w:val="20"/>
+        </w:rPr>
+        <w:t xml:space="preserve">I reread complete sentences and punctuation.</w:t>
+      </w:r>
+      <w:r>
+        <w:rPr>
+          <w:i/>
+          <w:iCs/>
+          <w:color w:val="5F6F80"/>
+          <w:sz w:val="18"/>
+          <w:szCs w:val="18"/>
+        </w:rPr>
+        <w:br/>
+        <w:t xml:space="preserve">Volví a leer mis oraciones completas y la puntuación.</w:t>
       </w:r>
     </w:p>
     <w:p>

--- a/lessons/2-4/downloads/2-4-notes.docx
+++ b/lessons/2-4/downloads/2-4-notes.docx
@@ -1447,7 +1447,7 @@
           <w:sz w:val="22"/>
           <w:szCs w:val="22"/>
         </w:rPr>
-        <w:t xml:space="preserve">__________  —  Show a data set's five-number summary in a box-and-whisker display.</w:t>
+        <w:t xml:space="preserve">A box plot shows the ___-number summary: least, Q1, median, Q3, greatest.</w:t>
       </w:r>
     </w:p>
     <w:p>

--- a/lessons/2-4/downloads/2-4-notes.docx
+++ b/lessons/2-4/downloads/2-4-notes.docx
@@ -219,10 +219,12 @@
     <w:p>
       <w:pPr>
         <w:pStyle w:val="Heading1"/>
+        <w:keepNext/>
+        <w:keepLines/>
         <w:pBdr>
           <w:bottom w:val="single" w:color="1FA6A2" w:sz="14" w:space="6"/>
         </w:pBdr>
-        <w:spacing w:after="140" w:before="260"/>
+        <w:spacing w:after="140" w:before="300"/>
       </w:pPr>
       <w:r>
         <w:rPr>
@@ -1331,10 +1333,12 @@
     <w:p>
       <w:pPr>
         <w:pStyle w:val="Heading1"/>
+        <w:keepNext/>
+        <w:keepLines/>
         <w:pBdr>
           <w:bottom w:val="single" w:color="1FA6A2" w:sz="14" w:space="6"/>
         </w:pBdr>
-        <w:spacing w:after="140" w:before="260"/>
+        <w:spacing w:after="140" w:before="300"/>
       </w:pPr>
       <w:r>
         <w:rPr>
@@ -1430,7 +1434,8 @@
     </w:p>
     <w:p>
       <w:pPr>
-        <w:spacing w:after="120" w:before="80"/>
+        <w:keepLines/>
+        <w:spacing w:after="260" w:before="200"/>
       </w:pPr>
       <w:r>
         <w:rPr>
@@ -1447,34 +1452,27 @@
           <w:sz w:val="22"/>
           <w:szCs w:val="22"/>
         </w:rPr>
-        <w:t xml:space="preserve">A box plot shows the ___-number summary: least, Q1, median, Q3, greatest.</w:t>
-      </w:r>
-    </w:p>
-    <w:p>
-      <w:pPr>
-        <w:spacing w:after="120" w:before="80"/>
-      </w:pPr>
-      <w:r>
-        <w:rPr>
-          <w:b/>
-          <w:bCs/>
-          <w:color w:val="12355B"/>
+        <w:t xml:space="preserve">A box plot shows the </w:t>
+      </w:r>
+      <w:r>
+        <w:rPr>
           <w:sz w:val="22"/>
           <w:szCs w:val="22"/>
         </w:rPr>
-        <w:t xml:space="preserve">2.  </w:t>
+        <w:t xml:space="preserve">________________</w:t>
       </w:r>
       <w:r>
         <w:rPr>
           <w:sz w:val="22"/>
           <w:szCs w:val="22"/>
         </w:rPr>
-        <w:t xml:space="preserve">A graph that shows data with a box and whiskers based on the five-number summary is a ___.</w:t>
-      </w:r>
-    </w:p>
-    <w:p>
-      <w:pPr>
-        <w:spacing w:after="120" w:before="80"/>
+        <w:t xml:space="preserve">-number summary: least, Q1, median, Q3, greatest.</w:t>
+      </w:r>
+    </w:p>
+    <w:p>
+      <w:pPr>
+        <w:keepLines/>
+        <w:spacing w:after="260" w:before="200"/>
       </w:pPr>
       <w:r>
         <w:rPr>
@@ -1484,41 +1482,34 @@
           <w:sz w:val="22"/>
           <w:szCs w:val="22"/>
         </w:rPr>
-        <w:t xml:space="preserve">3.  </w:t>
+        <w:t xml:space="preserve">2.  </w:t>
       </w:r>
       <w:r>
         <w:rPr>
           <w:sz w:val="22"/>
           <w:szCs w:val="22"/>
         </w:rPr>
-        <w:t xml:space="preserve">The middle value of the data, shown as a line inside the box, is the ___.</w:t>
-      </w:r>
-    </w:p>
-    <w:p>
-      <w:pPr>
-        <w:spacing w:after="120" w:before="80"/>
-      </w:pPr>
-      <w:r>
-        <w:rPr>
-          <w:b/>
-          <w:bCs/>
-          <w:color w:val="12355B"/>
+        <w:t xml:space="preserve">A graph that shows data with a box and whiskers based on the five-number summary is a </w:t>
+      </w:r>
+      <w:r>
+        <w:rPr>
           <w:sz w:val="22"/>
           <w:szCs w:val="22"/>
         </w:rPr>
-        <w:t xml:space="preserve">4.  </w:t>
+        <w:t xml:space="preserve">________________</w:t>
       </w:r>
       <w:r>
         <w:rPr>
           <w:sz w:val="22"/>
           <w:szCs w:val="22"/>
         </w:rPr>
-        <w:t xml:space="preserve">A value that divides the data into four equal parts is a ___.</w:t>
-      </w:r>
-    </w:p>
-    <w:p>
-      <w:pPr>
-        <w:spacing w:after="120" w:before="80"/>
+        <w:t xml:space="preserve">.</w:t>
+      </w:r>
+    </w:p>
+    <w:p>
+      <w:pPr>
+        <w:keepLines/>
+        <w:spacing w:after="260" w:before="200"/>
       </w:pPr>
       <w:r>
         <w:rPr>
@@ -1528,41 +1519,34 @@
           <w:sz w:val="22"/>
           <w:szCs w:val="22"/>
         </w:rPr>
-        <w:t xml:space="preserve">5.  </w:t>
+        <w:t xml:space="preserve">3.  </w:t>
       </w:r>
       <w:r>
         <w:rPr>
           <w:sz w:val="22"/>
           <w:szCs w:val="22"/>
         </w:rPr>
-        <w:t xml:space="preserve">The distance between the first and third quartiles, showing the middle 50% of data, is the ___.</w:t>
-      </w:r>
-    </w:p>
-    <w:p>
-      <w:pPr>
-        <w:spacing w:after="120" w:before="80"/>
-      </w:pPr>
-      <w:r>
-        <w:rPr>
-          <w:b/>
-          <w:bCs/>
-          <w:color w:val="12355B"/>
+        <w:t xml:space="preserve">The middle value of the data, shown as a line inside the box, is the </w:t>
+      </w:r>
+      <w:r>
+        <w:rPr>
           <w:sz w:val="22"/>
           <w:szCs w:val="22"/>
         </w:rPr>
-        <w:t xml:space="preserve">6.  </w:t>
+        <w:t xml:space="preserve">________________</w:t>
       </w:r>
       <w:r>
         <w:rPr>
           <w:sz w:val="22"/>
           <w:szCs w:val="22"/>
         </w:rPr>
-        <w:t xml:space="preserve">The way data values are spread out is the ___.</w:t>
-      </w:r>
-    </w:p>
-    <w:p>
-      <w:pPr>
-        <w:spacing w:after="120" w:before="80"/>
+        <w:t xml:space="preserve">.</w:t>
+      </w:r>
+    </w:p>
+    <w:p>
+      <w:pPr>
+        <w:keepLines/>
+        <w:spacing w:after="260" w:before="200"/>
       </w:pPr>
       <w:r>
         <w:rPr>
@@ -1572,24 +1556,150 @@
           <w:sz w:val="22"/>
           <w:szCs w:val="22"/>
         </w:rPr>
-        <w:t xml:space="preserve">7.  </w:t>
+        <w:t xml:space="preserve">4.  </w:t>
       </w:r>
       <w:r>
         <w:rPr>
           <w:sz w:val="22"/>
           <w:szCs w:val="22"/>
         </w:rPr>
-        <w:t xml:space="preserve">How spread out the data values are is the ___.</w:t>
+        <w:t xml:space="preserve">A value that divides the data into four equal parts is a </w:t>
+      </w:r>
+      <w:r>
+        <w:rPr>
+          <w:sz w:val="22"/>
+          <w:szCs w:val="22"/>
+        </w:rPr>
+        <w:t xml:space="preserve">________________</w:t>
+      </w:r>
+      <w:r>
+        <w:rPr>
+          <w:sz w:val="22"/>
+          <w:szCs w:val="22"/>
+        </w:rPr>
+        <w:t xml:space="preserve">.</w:t>
+      </w:r>
+    </w:p>
+    <w:p>
+      <w:pPr>
+        <w:keepLines/>
+        <w:spacing w:after="260" w:before="200"/>
+      </w:pPr>
+      <w:r>
+        <w:rPr>
+          <w:b/>
+          <w:bCs/>
+          <w:color w:val="12355B"/>
+          <w:sz w:val="22"/>
+          <w:szCs w:val="22"/>
+        </w:rPr>
+        <w:t xml:space="preserve">5.  </w:t>
+      </w:r>
+      <w:r>
+        <w:rPr>
+          <w:sz w:val="22"/>
+          <w:szCs w:val="22"/>
+        </w:rPr>
+        <w:t xml:space="preserve">The distance between the first and third quartiles, showing the middle 50% of data, is the </w:t>
+      </w:r>
+      <w:r>
+        <w:rPr>
+          <w:sz w:val="22"/>
+          <w:szCs w:val="22"/>
+        </w:rPr>
+        <w:t xml:space="preserve">________________</w:t>
+      </w:r>
+      <w:r>
+        <w:rPr>
+          <w:sz w:val="22"/>
+          <w:szCs w:val="22"/>
+        </w:rPr>
+        <w:t xml:space="preserve">.</w:t>
+      </w:r>
+    </w:p>
+    <w:p>
+      <w:pPr>
+        <w:keepLines/>
+        <w:spacing w:after="260" w:before="200"/>
+      </w:pPr>
+      <w:r>
+        <w:rPr>
+          <w:b/>
+          <w:bCs/>
+          <w:color w:val="12355B"/>
+          <w:sz w:val="22"/>
+          <w:szCs w:val="22"/>
+        </w:rPr>
+        <w:t xml:space="preserve">6.  </w:t>
+      </w:r>
+      <w:r>
+        <w:rPr>
+          <w:sz w:val="22"/>
+          <w:szCs w:val="22"/>
+        </w:rPr>
+        <w:t xml:space="preserve">The way data values are spread out is the </w:t>
+      </w:r>
+      <w:r>
+        <w:rPr>
+          <w:sz w:val="22"/>
+          <w:szCs w:val="22"/>
+        </w:rPr>
+        <w:t xml:space="preserve">________________</w:t>
+      </w:r>
+      <w:r>
+        <w:rPr>
+          <w:sz w:val="22"/>
+          <w:szCs w:val="22"/>
+        </w:rPr>
+        <w:t xml:space="preserve">.</w:t>
+      </w:r>
+    </w:p>
+    <w:p>
+      <w:pPr>
+        <w:keepLines/>
+        <w:spacing w:after="260" w:before="200"/>
+      </w:pPr>
+      <w:r>
+        <w:rPr>
+          <w:b/>
+          <w:bCs/>
+          <w:color w:val="12355B"/>
+          <w:sz w:val="22"/>
+          <w:szCs w:val="22"/>
+        </w:rPr>
+        <w:t xml:space="preserve">7.  </w:t>
+      </w:r>
+      <w:r>
+        <w:rPr>
+          <w:sz w:val="22"/>
+          <w:szCs w:val="22"/>
+        </w:rPr>
+        <w:t xml:space="preserve">How spread out the data values are is the </w:t>
+      </w:r>
+      <w:r>
+        <w:rPr>
+          <w:sz w:val="22"/>
+          <w:szCs w:val="22"/>
+        </w:rPr>
+        <w:t xml:space="preserve">________________</w:t>
+      </w:r>
+      <w:r>
+        <w:rPr>
+          <w:sz w:val="22"/>
+          <w:szCs w:val="22"/>
+        </w:rPr>
+        <w:t xml:space="preserve">.</w:t>
       </w:r>
     </w:p>
     <w:p>
       <w:pPr>
         <w:pStyle w:val="Heading1"/>
-        <w:pageBreakBefore/>
+        <w:keepNext/>
+        <w:keepLines/>
         <w:pBdr>
           <w:bottom w:val="single" w:color="1FA6A2" w:sz="14" w:space="6"/>
         </w:pBdr>
-        <w:spacing w:after="140" w:before="0"/>
+        <w:spacing w:after="140" w:before="300"/>
       </w:pPr>
       <w:r>
         <w:rPr>
@@ -2870,11 +2980,12 @@
     <w:p>
       <w:pPr>
         <w:pStyle w:val="Heading1"/>
-        <w:pageBreakBefore/>
+        <w:keepNext/>
+        <w:keepLines/>
         <w:pBdr>
           <w:bottom w:val="single" w:color="1FA6A2" w:sz="14" w:space="6"/>
         </w:pBdr>
-        <w:spacing w:after="140" w:before="0"/>
+        <w:spacing w:after="140" w:before="300"/>
       </w:pPr>
       <w:r>
         <w:rPr>
@@ -3207,11 +3318,12 @@
     <w:p>
       <w:pPr>
         <w:pStyle w:val="Heading1"/>
-        <w:pageBreakBefore/>
+        <w:keepNext/>
+        <w:keepLines/>
         <w:pBdr>
           <w:bottom w:val="single" w:color="1FA6A2" w:sz="14" w:space="6"/>
         </w:pBdr>
-        <w:spacing w:after="140" w:before="0"/>
+        <w:spacing w:after="140" w:before="300"/>
       </w:pPr>
       <w:r>
         <w:rPr>
@@ -4013,11 +4125,12 @@
     <w:p>
       <w:pPr>
         <w:pStyle w:val="Heading1"/>
-        <w:pageBreakBefore/>
+        <w:keepNext/>
+        <w:keepLines/>
         <w:pBdr>
           <w:bottom w:val="single" w:color="1FA6A2" w:sz="14" w:space="6"/>
         </w:pBdr>
-        <w:spacing w:after="140" w:before="0"/>
+        <w:spacing w:after="140" w:before="300"/>
       </w:pPr>
       <w:r>
         <w:rPr>
@@ -4516,11 +4629,12 @@
     <w:p>
       <w:pPr>
         <w:pStyle w:val="Heading1"/>
-        <w:pageBreakBefore/>
+        <w:keepNext/>
+        <w:keepLines/>
         <w:pBdr>
           <w:bottom w:val="single" w:color="1FA6A2" w:sz="14" w:space="6"/>
         </w:pBdr>
-        <w:spacing w:after="140" w:before="0"/>
+        <w:spacing w:after="140" w:before="300"/>
       </w:pPr>
       <w:r>
         <w:rPr>

--- a/lessons/2-4/downloads/2-4-notes.docx
+++ b/lessons/2-4/downloads/2-4-notes.docx
@@ -1712,47 +1712,6 @@
         <w:t xml:space="preserve">Write About the Math</w:t>
       </w:r>
     </w:p>
-    <w:p>
-      <w:pPr>
-        <w:spacing w:after="100"/>
-      </w:pPr>
-      <w:r>
-        <w:rPr>
-          <w:i/>
-          <w:iCs/>
-          <w:color w:val="5F6F80"/>
-          <w:sz w:val="19"/>
-          <w:szCs w:val="19"/>
-        </w:rPr>
-        <w:t xml:space="preserve">Use the support level you need. Every level answers the same math question.</w:t>
-      </w:r>
-    </w:p>
-    <w:p>
-      <w:pPr>
-        <w:pStyle w:val="Heading2"/>
-        <w:spacing w:after="80" w:before="180"/>
-      </w:pPr>
-      <w:r>
-        <w:rPr>
-          <w:b/>
-          <w:bCs/>
-          <w:color w:val="12355B"/>
-          <w:sz w:val="24"/>
-          <w:szCs w:val="24"/>
-        </w:rPr>
-        <w:t xml:space="preserve">1. Understand the Question</w:t>
-      </w:r>
-      <w:r>
-        <w:rPr>
-          <w:i/>
-          <w:iCs/>
-          <w:color w:val="B97A12"/>
-          <w:sz w:val="19"/>
-          <w:szCs w:val="19"/>
-        </w:rPr>
-        <w:t xml:space="preserve">   explain</w:t>
-      </w:r>
-    </w:p>
     <w:tbl>
       <w:tblPr>
         <w:tblW w:type="pct" w:w="100%"/>
@@ -1791,38 +1750,16 @@
               </w:rPr>
               <w:t xml:space="preserve">Which team is more consistently scoring high? Use the box plot values to support your answer?</w:t>
             </w:r>
-          </w:p>
-          <w:p>
-            <w:pPr>
-              <w:spacing w:after="0"/>
-            </w:pPr>
-            <w:r>
-              <w:rPr>
-                <w:b/>
-                <w:bCs/>
-                <w:color w:val="12355B"/>
-                <w:sz w:val="20"/>
-                <w:szCs w:val="20"/>
-              </w:rPr>
-              <w:t xml:space="preserve">Your job:  </w:t>
-            </w:r>
-            <w:r>
-              <w:rPr>
-                <w:sz w:val="20"/>
-                <w:szCs w:val="20"/>
-              </w:rPr>
-              <w:t xml:space="preserve">Answer the question. Use math evidence. Explain how the evidence proves your answer.</w:t>
-            </w:r>
             <w:r>
               <w:rPr>
                 <w:i/>
                 <w:iCs/>
                 <w:color w:val="5F6F80"/>
-                <w:sz w:val="18"/>
-                <w:szCs w:val="18"/>
+                <w:sz w:val="19"/>
+                <w:szCs w:val="19"/>
               </w:rPr>
               <w:br/>
-              <w:t xml:space="preserve">Responde la pregunta. Usa evidencia matemática. Explica cómo la evidencia demuestra tu respuesta.</w:t>
+              <w:t xml:space="preserve">¿Qué equipo anota alto de forma más consistente? Usa los valores del diagrama de caja para apoyar tu respuesta?</w:t>
             </w:r>
           </w:p>
         </w:tc>
@@ -1830,33 +1767,22 @@
     </w:tbl>
     <w:p>
       <w:pPr>
-        <w:pStyle w:val="Heading2"/>
-        <w:spacing w:after="80" w:before="180"/>
-      </w:pPr>
-      <w:r>
-        <w:rPr>
-          <w:b/>
-          <w:bCs/>
-          <w:color w:val="12355B"/>
-          <w:sz w:val="24"/>
-          <w:szCs w:val="24"/>
-        </w:rPr>
-        <w:t xml:space="preserve">2. Plan Your Math Words</w:t>
-      </w:r>
+        <w:spacing w:after="100"/>
+      </w:pPr>
       <w:r>
         <w:rPr>
           <w:i/>
           <w:iCs/>
-          <w:color w:val="1FA6A2"/>
+          <w:color w:val="5F6F80"/>
           <w:sz w:val="19"/>
           <w:szCs w:val="19"/>
         </w:rPr>
-        <w:t xml:space="preserve">   check at least two</w:t>
-      </w:r>
-    </w:p>
-    <w:p>
-      <w:pPr>
-        <w:spacing w:after="60"/>
+        <w:t xml:space="preserve">Say your answer to a partner first. Then write it, using at least two of these words:</w:t>
+      </w:r>
+    </w:p>
+    <w:p>
+      <w:pPr>
+        <w:spacing w:after="40"/>
       </w:pPr>
       <w:r>
         <w:rPr>
@@ -1876,14 +1802,7 @@
           <w:sz w:val="20"/>
           <w:szCs w:val="20"/>
         </w:rPr>
-        <w:t xml:space="preserve">Display Data with Box Plots — </w:t>
-      </w:r>
-      <w:r>
-        <w:rPr>
-          <w:sz w:val="20"/>
-          <w:szCs w:val="20"/>
-        </w:rPr>
-        <w:t xml:space="preserve">Show a data set's five-number summary in a box-and-whisker display.</w:t>
+        <w:t xml:space="preserve">Box Plot</w:t>
       </w:r>
       <w:r>
         <w:rPr>
@@ -1893,13 +1812,12 @@
           <w:sz w:val="18"/>
           <w:szCs w:val="18"/>
         </w:rPr>
-        <w:br/>
-        <w:t xml:space="preserve">Representar datos con diagramas de caja — Mostrar el resumen de cinco números de un conjunto de datos en un diagrama de caja y bigotes.</w:t>
-      </w:r>
-    </w:p>
-    <w:p>
-      <w:pPr>
-        <w:spacing w:after="60"/>
+        <w:t xml:space="preserve">  ·  Diagrama de caja</w:t>
+      </w:r>
+    </w:p>
+    <w:p>
+      <w:pPr>
+        <w:spacing w:after="40"/>
       </w:pPr>
       <w:r>
         <w:rPr>
@@ -1919,14 +1837,7 @@
           <w:sz w:val="20"/>
           <w:szCs w:val="20"/>
         </w:rPr>
-        <w:t xml:space="preserve">Box Plot — </w:t>
-      </w:r>
-      <w:r>
-        <w:rPr>
-          <w:sz w:val="20"/>
-          <w:szCs w:val="20"/>
-        </w:rPr>
-        <w:t xml:space="preserve">A graph that shows how data is spread using five key numbers.</w:t>
+        <w:t xml:space="preserve">Median</w:t>
       </w:r>
       <w:r>
         <w:rPr>
@@ -1936,13 +1847,12 @@
           <w:sz w:val="18"/>
           <w:szCs w:val="18"/>
         </w:rPr>
-        <w:br/>
-        <w:t xml:space="preserve">Diagrama de caja — Una gráfica que muestra cómo se reparten los datos con cinco números clave.</w:t>
-      </w:r>
-    </w:p>
-    <w:p>
-      <w:pPr>
-        <w:spacing w:after="60"/>
+        <w:t xml:space="preserve">  ·  Mediana</w:t>
+      </w:r>
+    </w:p>
+    <w:p>
+      <w:pPr>
+        <w:spacing w:after="40"/>
       </w:pPr>
       <w:r>
         <w:rPr>
@@ -1962,14 +1872,7 @@
           <w:sz w:val="20"/>
           <w:szCs w:val="20"/>
         </w:rPr>
-        <w:t xml:space="preserve">Median — </w:t>
-      </w:r>
-      <w:r>
-        <w:rPr>
-          <w:sz w:val="20"/>
-          <w:szCs w:val="20"/>
-        </w:rPr>
-        <w:t xml:space="preserve">The middle number when you put them in order.</w:t>
+        <w:t xml:space="preserve">Quartile</w:t>
       </w:r>
       <w:r>
         <w:rPr>
@@ -1979,13 +1882,12 @@
           <w:sz w:val="18"/>
           <w:szCs w:val="18"/>
         </w:rPr>
-        <w:br/>
-        <w:t xml:space="preserve">Mediana — El número del medio cuando los pones en orden.</w:t>
-      </w:r>
-    </w:p>
-    <w:p>
-      <w:pPr>
-        <w:spacing w:after="60"/>
+        <w:t xml:space="preserve">  ·  Cuartil</w:t>
+      </w:r>
+    </w:p>
+    <w:p>
+      <w:pPr>
+        <w:spacing w:after="40"/>
       </w:pPr>
       <w:r>
         <w:rPr>
@@ -2005,14 +1907,7 @@
           <w:sz w:val="20"/>
           <w:szCs w:val="20"/>
         </w:rPr>
-        <w:t xml:space="preserve">Quartile — </w:t>
-      </w:r>
-      <w:r>
-        <w:rPr>
-          <w:sz w:val="20"/>
-          <w:szCs w:val="20"/>
-        </w:rPr>
-        <w:t xml:space="preserve">Numbers that split the data into four equal parts.</w:t>
+        <w:t xml:space="preserve">Interquartile Range</w:t>
       </w:r>
       <w:r>
         <w:rPr>
@@ -2022,13 +1917,12 @@
           <w:sz w:val="18"/>
           <w:szCs w:val="18"/>
         </w:rPr>
-        <w:br/>
-        <w:t xml:space="preserve">Cuartil — Números que dividen los datos en cuatro partes iguales.</w:t>
-      </w:r>
-    </w:p>
-    <w:p>
-      <w:pPr>
-        <w:spacing w:after="60"/>
+        <w:t xml:space="preserve">  ·  Rango intercuartílico</w:t>
+      </w:r>
+    </w:p>
+    <w:p>
+      <w:pPr>
+        <w:spacing w:after="40"/>
       </w:pPr>
       <w:r>
         <w:rPr>
@@ -2048,14 +1942,7 @@
           <w:sz w:val="20"/>
           <w:szCs w:val="20"/>
         </w:rPr>
-        <w:t xml:space="preserve">Interquartile Range — </w:t>
-      </w:r>
-      <w:r>
-        <w:rPr>
-          <w:sz w:val="20"/>
-          <w:szCs w:val="20"/>
-        </w:rPr>
-        <w:t xml:space="preserve">The spread of the middle half of the data (Q3 − Q1).</w:t>
+        <w:t xml:space="preserve">Data distribution</w:t>
       </w:r>
       <w:r>
         <w:rPr>
@@ -2065,109 +1952,7 @@
           <w:sz w:val="18"/>
           <w:szCs w:val="18"/>
         </w:rPr>
-        <w:br/>
-        <w:t xml:space="preserve">Rango intercuartílico — La extensión de la mitad central de los datos (Q3 − Q1).</w:t>
-      </w:r>
-    </w:p>
-    <w:tbl>
-      <w:tblPr>
-        <w:tblW w:type="pct" w:w="100%"/>
-        <w:tblBorders>
-          <w:top w:val="single" w:color="1FA6A2" w:sz="8"/>
-          <w:left w:val="single" w:color="1FA6A2" w:sz="8"/>
-          <w:bottom w:val="single" w:color="1FA6A2" w:sz="8"/>
-          <w:right w:val="single" w:color="1FA6A2" w:sz="8"/>
-          <w:insideH w:val="single" w:color="auto" w:sz="4"/>
-          <w:insideV w:val="single" w:color="auto" w:sz="4"/>
-        </w:tblBorders>
-      </w:tblPr>
-      <w:tblGrid>
-        <w:gridCol w:w="100"/>
-      </w:tblGrid>
-      <w:tr>
-        <w:tc>
-          <w:tcPr>
-            <w:shd w:fill="F7FFFD" w:color="auto" w:val="clear"/>
-            <w:tcMar>
-              <w:top w:type="dxa" w:w="120"/>
-              <w:left w:type="dxa" w:w="180"/>
-              <w:bottom w:type="dxa" w:w="120"/>
-              <w:right w:type="dxa" w:w="180"/>
-            </w:tcMar>
-          </w:tcPr>
-          <w:p>
-            <w:pPr>
-              <w:spacing w:after="50"/>
-            </w:pPr>
-            <w:r>
-              <w:rPr>
-                <w:b/>
-                <w:bCs/>
-                <w:color w:val="1FA6A2"/>
-                <w:sz w:val="20"/>
-                <w:szCs w:val="20"/>
-              </w:rPr>
-              <w:t xml:space="preserve">Say it first:  </w:t>
-            </w:r>
-            <w:r>
-              <w:rPr>
-                <w:sz w:val="20"/>
-                <w:szCs w:val="20"/>
-              </w:rPr>
-              <w:t xml:space="preserve">Say your idea to a partner or quietly to yourself before you write.</w:t>
-            </w:r>
-          </w:p>
-          <w:p>
-            <w:pPr>
-              <w:spacing w:after="60"/>
-            </w:pPr>
-            <w:r>
-              <w:rPr>
-                <w:color w:val="1A2733"/>
-                <w:sz w:val="21"/>
-                <w:szCs w:val="21"/>
-              </w:rPr>
-              <w:t xml:space="preserve">Team A's IQR is ___ and Team B's IQR is ___. Team B's middle 50% scores between ___ and ___. The fan is wrong because ___. The box plot shows that Team B is more consistent because its Q1 and median are higher and its IQR (10) is smaller, while ___.</w:t>
-            </w:r>
-            <w:r>
-              <w:rPr>
-                <w:i/>
-                <w:iCs/>
-                <w:color w:val="5F6F80"/>
-                <w:sz w:val="19"/>
-                <w:szCs w:val="19"/>
-              </w:rPr>
-              <w:br/>
-              <w:t xml:space="preserve">Di tu respuesta primero: Mi respuesta es ___ porque ___.</w:t>
-            </w:r>
-          </w:p>
-        </w:tc>
-      </w:tr>
-    </w:tbl>
-    <w:p>
-      <w:pPr>
-        <w:pStyle w:val="Heading2"/>
-        <w:spacing w:after="80" w:before="180"/>
-      </w:pPr>
-      <w:r>
-        <w:rPr>
-          <w:b/>
-          <w:bCs/>
-          <w:color w:val="12355B"/>
-          <w:sz w:val="24"/>
-          <w:szCs w:val="24"/>
-        </w:rPr>
-        <w:t xml:space="preserve">3. Build Your Explanation</w:t>
-      </w:r>
-      <w:r>
-        <w:rPr>
-          <w:i/>
-          <w:iCs/>
-          <w:color w:val="B97A12"/>
-          <w:sz w:val="19"/>
-          <w:szCs w:val="19"/>
-        </w:rPr>
-        <w:t xml:space="preserve">   choose your support</w:t>
+        <w:t xml:space="preserve">  ·  Distribución de datos</w:t>
       </w:r>
     </w:p>
     <w:tbl>
@@ -2198,21 +1983,6 @@
           </w:tcPr>
           <w:p>
             <w:pPr>
-              <w:spacing w:after="50"/>
-            </w:pPr>
-            <w:r>
-              <w:rPr>
-                <w:i/>
-                <w:iCs/>
-                <w:color w:val="5F6F80"/>
-                <w:sz w:val="19"/>
-                <w:szCs w:val="19"/>
-              </w:rPr>
-              <w:t xml:space="preserve">This model shows the parts of an explanation. It does not answer your writing question.</w:t>
-            </w:r>
-          </w:p>
-          <w:p>
-            <w:pPr>
               <w:spacing w:after="80"/>
             </w:pPr>
             <w:r>
@@ -2223,58 +1993,14 @@
                 <w:sz w:val="19"/>
                 <w:szCs w:val="19"/>
               </w:rPr>
-              <w:t xml:space="preserve">Claim:  </w:t>
+              <w:t xml:space="preserve">Model:  </w:t>
             </w:r>
             <w:r>
               <w:rPr>
                 <w:sz w:val="19"/>
                 <w:szCs w:val="19"/>
               </w:rPr>
-              <w:t xml:space="preserve">A box plot is built from the minimum, Q1, median, Q3, and maximum.</w:t>
-            </w:r>
-          </w:p>
-          <w:p>
-            <w:pPr>
-              <w:spacing w:after="80"/>
-            </w:pPr>
-            <w:r>
-              <w:rPr>
-                <w:b/>
-                <w:bCs/>
-                <w:color w:val="12355B"/>
-                <w:sz w:val="19"/>
-                <w:szCs w:val="19"/>
-              </w:rPr>
-              <w:t xml:space="preserve">Evidence:  </w:t>
-            </w:r>
-            <w:r>
-              <w:rPr>
-                <w:sz w:val="19"/>
-                <w:szCs w:val="19"/>
-              </w:rPr>
-              <w:t xml:space="preserve">Students name the five-number summary (min, Q1, median, Q3, max) and find the median (14) for the 11 ordered scores.</w:t>
-            </w:r>
-          </w:p>
-          <w:p>
-            <w:pPr>
-              <w:spacing w:after="80"/>
-            </w:pPr>
-            <w:r>
-              <w:rPr>
-                <w:b/>
-                <w:bCs/>
-                <w:color w:val="12355B"/>
-                <w:sz w:val="19"/>
-                <w:szCs w:val="19"/>
-              </w:rPr>
-              <w:t xml:space="preserve">Reasoning:  </w:t>
-            </w:r>
-            <w:r>
-              <w:rPr>
-                <w:sz w:val="19"/>
-                <w:szCs w:val="19"/>
-              </w:rPr>
-              <w:t xml:space="preserve">This evidence connects the definition of box plot to the mathematical claim.</w:t>
+              <w:t xml:space="preserve">A box plot is built from the minimum, Q1, median, Q3, and maximum. — Students name the five-number summary (min, Q1, median, Q3, max) and find the median (14) for the 11 ordered scores.</w:t>
             </w:r>
           </w:p>
         </w:tc>
@@ -2353,7 +2079,7 @@
           <w:sz w:val="21"/>
           <w:szCs w:val="21"/>
         </w:rPr>
-        <w:t xml:space="preserve">My answer is ___.</w:t>
+        <w:t xml:space="preserve">My answer is ___ because ___.</w:t>
       </w:r>
       <w:r>
         <w:rPr>
@@ -2364,7 +2090,7 @@
           <w:szCs w:val="19"/>
         </w:rPr>
         <w:br/>
-        <w:t xml:space="preserve">Mi respuesta es ___.</w:t>
+        <w:t xml:space="preserve">Mi respuesta es ___ porque ___.</w:t>
       </w:r>
     </w:p>
     <w:tbl>
@@ -2504,7 +2230,7 @@
           <w:sz w:val="21"/>
           <w:szCs w:val="21"/>
         </w:rPr>
-        <w:t xml:space="preserve">I know because ___.</w:t>
+        <w:t xml:space="preserve">My evidence is ___, so ___.</w:t>
       </w:r>
       <w:r>
         <w:rPr>
@@ -2515,31 +2241,7 @@
           <w:szCs w:val="19"/>
         </w:rPr>
         <w:br/>
-        <w:t xml:space="preserve">Lo sé porque ___.</w:t>
-      </w:r>
-    </w:p>
-    <w:p>
-      <w:pPr>
-        <w:spacing w:after="60"/>
-      </w:pPr>
-      <w:r>
-        <w:rPr>
-          <w:color w:val="1A2733"/>
-          <w:sz w:val="21"/>
-          <w:szCs w:val="21"/>
-        </w:rPr>
-        <w:t xml:space="preserve">So ___.</w:t>
-      </w:r>
-      <w:r>
-        <w:rPr>
-          <w:i/>
-          <w:iCs/>
-          <w:color w:val="5F6F80"/>
-          <w:sz w:val="19"/>
-          <w:szCs w:val="19"/>
-        </w:rPr>
-        <w:br/>
-        <w:t xml:space="preserve">Entonces ___.</w:t>
+        <w:t xml:space="preserve">Mi evidencia es ___, entonces ___.</w:t>
       </w:r>
     </w:p>
     <w:tbl>
@@ -2645,78 +2347,6 @@
         <w:t xml:space="preserve">Escribe una afirmación, da evidencia matemática y explica tu razonamiento.</w:t>
       </w:r>
     </w:p>
-    <w:p>
-      <w:pPr>
-        <w:spacing w:after="60"/>
-      </w:pPr>
-      <w:r>
-        <w:rPr>
-          <w:color w:val="1A2733"/>
-          <w:sz w:val="21"/>
-          <w:szCs w:val="21"/>
-        </w:rPr>
-        <w:t xml:space="preserve">My claim is ___.</w:t>
-      </w:r>
-      <w:r>
-        <w:rPr>
-          <w:i/>
-          <w:iCs/>
-          <w:color w:val="5F6F80"/>
-          <w:sz w:val="19"/>
-          <w:szCs w:val="19"/>
-        </w:rPr>
-        <w:br/>
-        <w:t xml:space="preserve">Mi afirmación es ___.</w:t>
-      </w:r>
-    </w:p>
-    <w:p>
-      <w:pPr>
-        <w:spacing w:after="60"/>
-      </w:pPr>
-      <w:r>
-        <w:rPr>
-          <w:color w:val="1A2733"/>
-          <w:sz w:val="21"/>
-          <w:szCs w:val="21"/>
-        </w:rPr>
-        <w:t xml:space="preserve">My math evidence is ___.</w:t>
-      </w:r>
-      <w:r>
-        <w:rPr>
-          <w:i/>
-          <w:iCs/>
-          <w:color w:val="5F6F80"/>
-          <w:sz w:val="19"/>
-          <w:szCs w:val="19"/>
-        </w:rPr>
-        <w:br/>
-        <w:t xml:space="preserve">Mi evidencia matemática es ___.</w:t>
-      </w:r>
-    </w:p>
-    <w:p>
-      <w:pPr>
-        <w:spacing w:after="60"/>
-      </w:pPr>
-      <w:r>
-        <w:rPr>
-          <w:color w:val="1A2733"/>
-          <w:sz w:val="21"/>
-          <w:szCs w:val="21"/>
-        </w:rPr>
-        <w:t xml:space="preserve">This proves ___ because ___.</w:t>
-      </w:r>
-      <w:r>
-        <w:rPr>
-          <w:i/>
-          <w:iCs/>
-          <w:color w:val="5F6F80"/>
-          <w:sz w:val="19"/>
-          <w:szCs w:val="19"/>
-        </w:rPr>
-        <w:br/>
-        <w:t xml:space="preserve">Esto demuestra ___ porque ___.</w:t>
-      </w:r>
-    </w:p>
     <w:tbl>
       <w:tblPr>
         <w:tblW w:type="pct" w:w="100%"/>
@@ -2799,7 +2429,7 @@
           <w:sz w:val="24"/>
           <w:szCs w:val="24"/>
         </w:rPr>
-        <w:t xml:space="preserve">4. Check Your Explanation</w:t>
+        <w:t xml:space="preserve">Check Your Explanation</w:t>
       </w:r>
       <w:r>
         <w:rPr>
@@ -2809,7 +2439,7 @@
           <w:sz w:val="19"/>
           <w:szCs w:val="19"/>
         </w:rPr>
-        <w:t xml:space="preserve">   five quick checks</w:t>
+        <w:t xml:space="preserve">   three quick checks</w:t>
       </w:r>
     </w:p>
     <w:p>
@@ -2833,17 +2463,6 @@
         </w:rPr>
         <w:t xml:space="preserve">I answered the question.</w:t>
       </w:r>
-      <w:r>
-        <w:rPr>
-          <w:i/>
-          <w:iCs/>
-          <w:color w:val="5F6F80"/>
-          <w:sz w:val="18"/>
-          <w:szCs w:val="18"/>
-        </w:rPr>
-        <w:br/>
-        <w:t xml:space="preserve">Respondí la pregunta.</w:t>
-      </w:r>
     </w:p>
     <w:p>
       <w:pPr>
@@ -2864,18 +2483,7 @@
           <w:sz w:val="20"/>
           <w:szCs w:val="20"/>
         </w:rPr>
-        <w:t xml:space="preserve">I used math evidence: numbers, an equation, a model, or a comparison.</w:t>
-      </w:r>
-      <w:r>
-        <w:rPr>
-          <w:i/>
-          <w:iCs/>
-          <w:color w:val="5F6F80"/>
-          <w:sz w:val="18"/>
-          <w:szCs w:val="18"/>
-        </w:rPr>
-        <w:br/>
-        <w:t xml:space="preserve">Usé evidencia matemática: números, una ecuación, un modelo o una comparación.</w:t>
+        <w:t xml:space="preserve">I used math evidence: numbers, an equation, or a model.</w:t>
       </w:r>
     </w:p>
     <w:p>
@@ -2897,84 +2505,7 @@
           <w:sz w:val="20"/>
           <w:szCs w:val="20"/>
         </w:rPr>
-        <w:t xml:space="preserve">I explained how the evidence proves my answer.</w:t>
-      </w:r>
-      <w:r>
-        <w:rPr>
-          <w:i/>
-          <w:iCs/>
-          <w:color w:val="5F6F80"/>
-          <w:sz w:val="18"/>
-          <w:szCs w:val="18"/>
-        </w:rPr>
-        <w:br/>
-        <w:t xml:space="preserve">Expliqué cómo la evidencia demuestra mi respuesta.</w:t>
-      </w:r>
-    </w:p>
-    <w:p>
-      <w:pPr>
-        <w:spacing w:after="80"/>
-      </w:pPr>
-      <w:r>
-        <w:rPr>
-          <w:b/>
-          <w:bCs/>
-          <w:color w:val="1FA6A2"/>
-          <w:sz w:val="22"/>
-          <w:szCs w:val="22"/>
-        </w:rPr>
-        <w:t xml:space="preserve">☐  </w:t>
-      </w:r>
-      <w:r>
-        <w:rPr>
-          <w:sz w:val="20"/>
-          <w:szCs w:val="20"/>
-        </w:rPr>
         <w:t xml:space="preserve">I used at least two math words.</w:t>
-      </w:r>
-      <w:r>
-        <w:rPr>
-          <w:i/>
-          <w:iCs/>
-          <w:color w:val="5F6F80"/>
-          <w:sz w:val="18"/>
-          <w:szCs w:val="18"/>
-        </w:rPr>
-        <w:br/>
-        <w:t xml:space="preserve">Usé por lo menos dos palabras matemáticas.</w:t>
-      </w:r>
-    </w:p>
-    <w:p>
-      <w:pPr>
-        <w:spacing w:after="80"/>
-      </w:pPr>
-      <w:r>
-        <w:rPr>
-          <w:b/>
-          <w:bCs/>
-          <w:color w:val="1FA6A2"/>
-          <w:sz w:val="22"/>
-          <w:szCs w:val="22"/>
-        </w:rPr>
-        <w:t xml:space="preserve">☐  </w:t>
-      </w:r>
-      <w:r>
-        <w:rPr>
-          <w:sz w:val="20"/>
-          <w:szCs w:val="20"/>
-        </w:rPr>
-        <w:t xml:space="preserve">I reread complete sentences and punctuation.</w:t>
-      </w:r>
-      <w:r>
-        <w:rPr>
-          <w:i/>
-          <w:iCs/>
-          <w:color w:val="5F6F80"/>
-          <w:sz w:val="18"/>
-          <w:szCs w:val="18"/>
-        </w:rPr>
-        <w:br/>
-        <w:t xml:space="preserve">Volví a leer mis oraciones completas y la puntuación.</w:t>
       </w:r>
     </w:p>
     <w:p>
